--- a/source-documents/Lawrence Family History H1.docx
+++ b/source-documents/Lawrence Family History H1.docx
@@ -30,6 +30,16 @@
         </w:rPr>
         <w:t>H</w:t>
       </w:r>
+      <w:r>
+        <w:rPr>
+          <w:rFonts w:ascii="Times New Roman" w:eastAsia="Times New Roman" w:hAnsi="Times New Roman" w:cs="Times New Roman"/>
+          <w:b/>
+          <w:bCs/>
+          <w:kern w:val="36"/>
+          <w14:ligatures w14:val="none"/>
+        </w:rPr>
+        <w:t>1</w:t>
+      </w:r>
     </w:p>
     <w:p>
       <w:pPr>
@@ -118,43 +128,7 @@
           <w:kern w:val="0"/>
           <w14:ligatures w14:val="none"/>
         </w:rPr>
-        <w:t xml:space="preserve">. Higgins &amp; Co., a firm that became synonymous with luxury carpeting and with the refinement of American domestic interiors after the Civil War. The patriarch, Nathaniel Dyer Higgins (1823–1882), combined Yankee practicality with cosmopolitan taste, importing English weaving technology and adapting it for a new national market. His success placed the family among the city’s leading industrial dynasties, on a level with the </w:t>
-      </w:r>
-      <w:proofErr w:type="spellStart"/>
-      <w:r>
-        <w:rPr>
-          <w:rFonts w:ascii="Times New Roman" w:eastAsia="Times New Roman" w:hAnsi="Times New Roman" w:cs="Times New Roman"/>
-          <w:kern w:val="0"/>
-          <w14:ligatures w14:val="none"/>
-        </w:rPr>
-        <w:t>Lorillards</w:t>
-      </w:r>
-      <w:proofErr w:type="spellEnd"/>
-      <w:r>
-        <w:rPr>
-          <w:rFonts w:ascii="Times New Roman" w:eastAsia="Times New Roman" w:hAnsi="Times New Roman" w:cs="Times New Roman"/>
-          <w:kern w:val="0"/>
-          <w14:ligatures w14:val="none"/>
-        </w:rPr>
-        <w:t xml:space="preserve">, the Roosevelts, and the Astors in social visibility if not in landed wealth. The </w:t>
-      </w:r>
-      <w:proofErr w:type="spellStart"/>
-      <w:r>
-        <w:rPr>
-          <w:rFonts w:ascii="Times New Roman" w:eastAsia="Times New Roman" w:hAnsi="Times New Roman" w:cs="Times New Roman"/>
-          <w:kern w:val="0"/>
-          <w14:ligatures w14:val="none"/>
-        </w:rPr>
-        <w:t>Higginses</w:t>
-      </w:r>
-      <w:proofErr w:type="spellEnd"/>
-      <w:r>
-        <w:rPr>
-          <w:rFonts w:ascii="Times New Roman" w:eastAsia="Times New Roman" w:hAnsi="Times New Roman" w:cs="Times New Roman"/>
-          <w:kern w:val="0"/>
-          <w14:ligatures w14:val="none"/>
-        </w:rPr>
-        <w:t xml:space="preserve"> maintained residences in both Manhattan and Brooklyn Heights and were active in Episcopal and civic institutions, including St. Ann’s Church and the Brooklyn Orphan Asylum.</w:t>
+        <w:t>. Higgins &amp; Co., a firm that became synonymous with luxury carpeting and with the refinement of American domestic interiors after the Civil War. The patriarch, Nathaniel Dyer Higgins (1823–1882), combined Yankee practicality with cosmopolitan taste, importing English weaving technology and adapting it for a new national market. His success placed the family among the city’s leading industrial dynasties, on a level with the Lorillards, the Roosevelts, and the Astors in social visibility if not in landed wealth. The Higginses maintained residences in both Manhattan and Brooklyn Heights and were active in Episcopal and civic institutions, including St. Ann’s Church and the Brooklyn Orphan Asylum.</w:t>
       </w:r>
     </w:p>
     <w:p>
@@ -481,29 +455,7 @@
           <w:kern w:val="0"/>
           <w14:ligatures w14:val="none"/>
         </w:rPr>
-        <w:t xml:space="preserve">Eugène </w:t>
-      </w:r>
-      <w:proofErr w:type="spellStart"/>
-      <w:r>
-        <w:rPr>
-          <w:rFonts w:ascii="Times New Roman" w:eastAsia="Times New Roman" w:hAnsi="Times New Roman" w:cs="Times New Roman"/>
-          <w:b/>
-          <w:bCs/>
-          <w:kern w:val="0"/>
-          <w14:ligatures w14:val="none"/>
-        </w:rPr>
-        <w:t>Sugny</w:t>
-      </w:r>
-      <w:proofErr w:type="spellEnd"/>
-      <w:r>
-        <w:rPr>
-          <w:rFonts w:ascii="Times New Roman" w:eastAsia="Times New Roman" w:hAnsi="Times New Roman" w:cs="Times New Roman"/>
-          <w:b/>
-          <w:bCs/>
-          <w:kern w:val="0"/>
-          <w14:ligatures w14:val="none"/>
-        </w:rPr>
-        <w:t xml:space="preserve"> Reynal</w:t>
+        <w:t>Eugène Sugny Reynal</w:t>
       </w:r>
       <w:r>
         <w:rPr>
@@ -641,25 +593,7 @@
           <w14:ligatures w14:val="none"/>
         </w:rPr>
         <w:lastRenderedPageBreak/>
-        <w:t xml:space="preserve">The Higgins </w:t>
-      </w:r>
-      <w:proofErr w:type="gramStart"/>
-      <w:r>
-        <w:rPr>
-          <w:rFonts w:ascii="Times New Roman" w:eastAsia="Times New Roman" w:hAnsi="Times New Roman" w:cs="Times New Roman"/>
-          <w:kern w:val="0"/>
-          <w14:ligatures w14:val="none"/>
-        </w:rPr>
-        <w:t>concern</w:t>
-      </w:r>
-      <w:proofErr w:type="gramEnd"/>
-      <w:r>
-        <w:rPr>
-          <w:rFonts w:ascii="Times New Roman" w:eastAsia="Times New Roman" w:hAnsi="Times New Roman" w:cs="Times New Roman"/>
-          <w:kern w:val="0"/>
-          <w14:ligatures w14:val="none"/>
-        </w:rPr>
-        <w:t>, known for fine Axminster and Wilton carpets, became a cornerstone of Gilded Age domestic luxury, and Nathalie’s inheritance would later make her a social and financial force in her own right.</w:t>
+        <w:t>The Higgins concern, known for fine Axminster and Wilton carpets, became a cornerstone of Gilded Age domestic luxury, and Nathalie’s inheritance would later make her a social and financial force in her own right.</w:t>
       </w:r>
     </w:p>
     <w:p>
@@ -977,25 +911,7 @@
           <w:kern w:val="0"/>
           <w14:ligatures w14:val="none"/>
         </w:rPr>
-        <w:t xml:space="preserve"> published a scandalous story under the headline “Disturbance on Madison Avenue”. According to reports, Mrs. Reynal appeared on her balcony at midnight shouting for help, claiming her husband had threatened her and their child with a revolver. Police intervened, and Mr. Reynal soon </w:t>
-      </w:r>
-      <w:proofErr w:type="gramStart"/>
-      <w:r>
-        <w:rPr>
-          <w:rFonts w:ascii="Times New Roman" w:eastAsia="Times New Roman" w:hAnsi="Times New Roman" w:cs="Times New Roman"/>
-          <w:kern w:val="0"/>
-          <w14:ligatures w14:val="none"/>
-        </w:rPr>
-        <w:t>decamped</w:t>
-      </w:r>
-      <w:proofErr w:type="gramEnd"/>
-      <w:r>
-        <w:rPr>
-          <w:rFonts w:ascii="Times New Roman" w:eastAsia="Times New Roman" w:hAnsi="Times New Roman" w:cs="Times New Roman"/>
-          <w:kern w:val="0"/>
-          <w14:ligatures w14:val="none"/>
-        </w:rPr>
-        <w:t xml:space="preserve"> to a North Carolina hunting lodge. Though his attorney publicly denied the incident, the couple quietly separated soon after, Jules taking rooms at the Park Avenue Hotel.</w:t>
+        <w:t xml:space="preserve"> published a scandalous story under the headline “Disturbance on Madison Avenue”. According to reports, Mrs. Reynal appeared on her balcony at midnight shouting for help, claiming her husband had threatened her and their child with a revolver. Police intervened, and Mr. Reynal soon decamped to a North Carolina hunting lodge. Though his attorney publicly denied the incident, the couple quietly separated soon after, Jules taking rooms at the Park Avenue Hotel.</w:t>
       </w:r>
     </w:p>
     <w:p>
@@ -1049,25 +965,7 @@
           <w:kern w:val="0"/>
           <w14:ligatures w14:val="none"/>
         </w:rPr>
-        <w:t xml:space="preserve">Nathalie summered in Bar Harbor, Maine—first at her house Ban-y-Bryn, then at </w:t>
-      </w:r>
-      <w:proofErr w:type="spellStart"/>
-      <w:r>
-        <w:rPr>
-          <w:rFonts w:ascii="Times New Roman" w:eastAsia="Times New Roman" w:hAnsi="Times New Roman" w:cs="Times New Roman"/>
-          <w:kern w:val="0"/>
-          <w14:ligatures w14:val="none"/>
-        </w:rPr>
-        <w:t>Cornersmeet</w:t>
-      </w:r>
-      <w:proofErr w:type="spellEnd"/>
-      <w:r>
-        <w:rPr>
-          <w:rFonts w:ascii="Times New Roman" w:eastAsia="Times New Roman" w:hAnsi="Times New Roman" w:cs="Times New Roman"/>
-          <w:kern w:val="0"/>
-          <w14:ligatures w14:val="none"/>
-        </w:rPr>
-        <w:t xml:space="preserve">. Her flair for luxury occasionally ran afoul of the law. When advised by her doctor to eat a partridge a day, she served twenty-five of them out of season at a dinner party in September 1889. The State Game Warden fined her $254 after her housekeeper confessed. Outraged, </w:t>
+        <w:t xml:space="preserve">Nathalie summered in Bar Harbor, Maine—first at her house Ban-y-Bryn, then at Cornersmeet. Her flair for luxury occasionally ran afoul of the law. When advised by her doctor to eat a partridge a day, she served twenty-five of them out of season at a dinner party in September 1889. The State Game Warden fined her $254 after her housekeeper confessed. Outraged, </w:t>
       </w:r>
       <w:r>
         <w:rPr>
@@ -1668,25 +1566,7 @@
           <w:kern w:val="0"/>
           <w14:ligatures w14:val="none"/>
         </w:rPr>
-        <w:t xml:space="preserve">In 1859 Nathaniel founded E. S. Higgins &amp; Co., later known simply as Higgins Carpet Mills, with factories in Brooklyn and later Yonkers. His firm specialized in Axminster and Wilton </w:t>
-      </w:r>
-      <w:proofErr w:type="gramStart"/>
-      <w:r>
-        <w:rPr>
-          <w:rFonts w:ascii="Times New Roman" w:eastAsia="Times New Roman" w:hAnsi="Times New Roman" w:cs="Times New Roman"/>
-          <w:kern w:val="0"/>
-          <w14:ligatures w14:val="none"/>
-        </w:rPr>
-        <w:t>carpets—</w:t>
-      </w:r>
-      <w:proofErr w:type="gramEnd"/>
-      <w:r>
-        <w:rPr>
-          <w:rFonts w:ascii="Times New Roman" w:eastAsia="Times New Roman" w:hAnsi="Times New Roman" w:cs="Times New Roman"/>
-          <w:kern w:val="0"/>
-          <w14:ligatures w14:val="none"/>
-        </w:rPr>
-        <w:t>dense, richly colored floor coverings that became the symbol of urban prosperity after the Civil War. Higgins’ manufacturing model was vertically integrated: he controlled both the production and retail distribution, owning showrooms on Broadway that served as social destinations for New York’s elite homemakers.</w:t>
+        <w:t>In 1859 Nathaniel founded E. S. Higgins &amp; Co., later known simply as Higgins Carpet Mills, with factories in Brooklyn and later Yonkers. His firm specialized in Axminster and Wilton carpets—dense, richly colored floor coverings that became the symbol of urban prosperity after the Civil War. Higgins’ manufacturing model was vertically integrated: he controlled both the production and retail distribution, owning showrooms on Broadway that served as social destinations for New York’s elite homemakers.</w:t>
       </w:r>
     </w:p>
     <w:p>
@@ -1746,25 +1626,7 @@
           <w:kern w:val="0"/>
           <w14:ligatures w14:val="none"/>
         </w:rPr>
-        <w:t xml:space="preserve">Through these enterprises, he amassed a fortune estimated in the millions—comparable to the fortunes of the </w:t>
-      </w:r>
-      <w:proofErr w:type="spellStart"/>
-      <w:r>
-        <w:rPr>
-          <w:rFonts w:ascii="Times New Roman" w:eastAsia="Times New Roman" w:hAnsi="Times New Roman" w:cs="Times New Roman"/>
-          <w:kern w:val="0"/>
-          <w14:ligatures w14:val="none"/>
-        </w:rPr>
-        <w:t>Lorillards</w:t>
-      </w:r>
-      <w:proofErr w:type="spellEnd"/>
-      <w:r>
-        <w:rPr>
-          <w:rFonts w:ascii="Times New Roman" w:eastAsia="Times New Roman" w:hAnsi="Times New Roman" w:cs="Times New Roman"/>
-          <w:kern w:val="0"/>
-          <w14:ligatures w14:val="none"/>
-        </w:rPr>
-        <w:t xml:space="preserve"> and the Vanderbilts in the textile sphere.</w:t>
+        <w:t>Through these enterprises, he amassed a fortune estimated in the millions—comparable to the fortunes of the Lorillards and the Vanderbilts in the textile sphere.</w:t>
       </w:r>
     </w:p>
     <w:p>
@@ -2086,42 +1948,21 @@
           <w:szCs w:val="36"/>
         </w:rPr>
       </w:pPr>
-      <w:proofErr w:type="spellStart"/>
-      <w:r>
-        <w:rPr>
-          <w:b/>
-          <w:bCs/>
-          <w:sz w:val="36"/>
-          <w:szCs w:val="36"/>
-        </w:rPr>
-        <w:t>Hillair</w:t>
-      </w:r>
-      <w:proofErr w:type="spellEnd"/>
-    </w:p>
-    <w:p>
-      <w:pPr>
-        <w:pStyle w:val="NormalWeb"/>
-        <w:rPr>
-          <w:b/>
-          <w:bCs/>
-          <w:sz w:val="36"/>
-          <w:szCs w:val="36"/>
-        </w:rPr>
-      </w:pPr>
       <w:r>
         <w:rPr>
           <w:noProof/>
+          <w:color w:val="000000"/>
           <w:sz w:val="28"/>
           <w:szCs w:val="28"/>
         </w:rPr>
         <w:drawing>
-          <wp:anchor distT="0" distB="0" distL="114300" distR="114300" simplePos="0" relativeHeight="251682816" behindDoc="1" locked="0" layoutInCell="1" allowOverlap="1" wp14:anchorId="08178C8E" wp14:editId="02D8245E">
+          <wp:anchor distT="0" distB="0" distL="114300" distR="114300" simplePos="0" relativeHeight="251682816" behindDoc="1" locked="0" layoutInCell="1" allowOverlap="1" wp14:anchorId="08178C8E" wp14:editId="0A77E29B">
             <wp:simplePos x="0" y="0"/>
             <wp:positionH relativeFrom="column">
               <wp:posOffset>0</wp:posOffset>
             </wp:positionH>
             <wp:positionV relativeFrom="paragraph">
-              <wp:posOffset>45720</wp:posOffset>
+              <wp:posOffset>435897</wp:posOffset>
             </wp:positionV>
             <wp:extent cx="2943860" cy="2285365"/>
             <wp:effectExtent l="0" t="0" r="8890" b="635"/>
@@ -2189,6 +2030,26 @@
           </wp:anchor>
         </w:drawing>
       </w:r>
+      <w:r>
+        <w:rPr>
+          <w:b/>
+          <w:bCs/>
+          <w:sz w:val="36"/>
+          <w:szCs w:val="36"/>
+        </w:rPr>
+        <w:t>Hillair</w:t>
+      </w:r>
+    </w:p>
+    <w:p>
+      <w:pPr>
+        <w:pStyle w:val="NormalWeb"/>
+        <w:rPr>
+          <w:b/>
+          <w:bCs/>
+          <w:sz w:val="36"/>
+          <w:szCs w:val="36"/>
+        </w:rPr>
+      </w:pPr>
     </w:p>
     <w:p>
       <w:pPr>
@@ -2257,15 +2118,7 @@
         <w:t>Location:</w:t>
       </w:r>
       <w:r>
-        <w:t xml:space="preserve"> west of Mamaroneck Avenue in what is now the </w:t>
-      </w:r>
-      <w:proofErr w:type="spellStart"/>
-      <w:r>
-        <w:t>Hillair</w:t>
-      </w:r>
-      <w:proofErr w:type="spellEnd"/>
-      <w:r>
-        <w:t xml:space="preserve"> Estates, White Plains, New York.</w:t>
+        <w:t xml:space="preserve"> west of Mamaroneck Avenue in what is now the Hillair Estates, White Plains, New York.</w:t>
       </w:r>
     </w:p>
     <w:p>
@@ -2284,57 +2137,63 @@
           <w:rStyle w:val="Strong"/>
           <w:rFonts w:eastAsiaTheme="majorEastAsia"/>
         </w:rPr>
-        <w:t xml:space="preserve">Built: </w:t>
-      </w:r>
-      <w:r>
+        <w:t>Built: 1904</w:t>
+      </w:r>
+    </w:p>
+    <w:p>
+      <w:pPr>
+        <w:pStyle w:val="NormalWeb"/>
+        <w:contextualSpacing/>
         <w:rPr>
           <w:rStyle w:val="Strong"/>
           <w:rFonts w:eastAsiaTheme="majorEastAsia"/>
           <w:b w:val="0"/>
           <w:bCs w:val="0"/>
         </w:rPr>
-        <w:t>1904</w:t>
-      </w:r>
-    </w:p>
-    <w:p>
-      <w:pPr>
-        <w:pStyle w:val="NormalWeb"/>
-        <w:contextualSpacing/>
+      </w:pPr>
+      <w:r>
         <w:rPr>
           <w:rStyle w:val="Strong"/>
           <w:rFonts w:eastAsiaTheme="majorEastAsia"/>
-          <w:b w:val="0"/>
-          <w:bCs w:val="0"/>
-        </w:rPr>
-      </w:pPr>
-      <w:r>
+        </w:rPr>
+        <w:t>Architect: Snelling &amp; Potter</w:t>
+      </w:r>
+    </w:p>
+    <w:p>
+      <w:pPr>
+        <w:pStyle w:val="NormalWeb"/>
+        <w:contextualSpacing/>
         <w:rPr>
           <w:rStyle w:val="Strong"/>
           <w:rFonts w:eastAsiaTheme="majorEastAsia"/>
         </w:rPr>
-        <w:t xml:space="preserve">Architect: </w:t>
-      </w:r>
+      </w:pPr>
+    </w:p>
+    <w:p>
+      <w:pPr>
+        <w:pStyle w:val="NormalWeb"/>
+      </w:pPr>
       <w:r>
         <w:rPr>
           <w:rStyle w:val="Strong"/>
           <w:rFonts w:eastAsiaTheme="majorEastAsia"/>
-          <w:b w:val="0"/>
-          <w:bCs w:val="0"/>
-        </w:rPr>
-        <w:t>Snelling &amp; Potter</w:t>
-      </w:r>
-    </w:p>
-    <w:p>
-      <w:pPr>
-        <w:pStyle w:val="NormalWeb"/>
-        <w:contextualSpacing/>
+        </w:rPr>
+        <w:t>Architect</w:t>
+      </w:r>
+      <w:r>
+        <w:br/>
+        <w:t xml:space="preserve">Hillair was designed by the New York architectural firm </w:t>
+      </w:r>
+      <w:r>
         <w:rPr>
           <w:rStyle w:val="Strong"/>
           <w:rFonts w:eastAsiaTheme="majorEastAsia"/>
-          <w:b w:val="0"/>
-          <w:bCs w:val="0"/>
-        </w:rPr>
-      </w:pPr>
+        </w:rPr>
+        <w:t>Snelling &amp; Potter</w:t>
+      </w:r>
+      <w:r>
+        <w:t>, an office active in the late nineteenth and early twentieth centuries and known for substantial residences for wealthy clients. Their work at Hillair demonstrates a confident command of Georgian Revival principles combined with a pragmatic willingness to adapt historical forms to modern country-house requirements. In this commission, the architects accommodated the owner’s insistence on features—most notably a full surrounding veranda and a prominent porte-cochère—that departed from strict Georgian precedent while preserving the overall classical discipline of the design. Hillair was among the firm’s most ambitious residential projects and was widely published soon after its completion.</w:t>
+      </w:r>
     </w:p>
     <w:p>
       <w:pPr>
@@ -2345,54 +2204,47 @@
           <w:rStyle w:val="Strong"/>
           <w:rFonts w:eastAsiaTheme="majorEastAsia"/>
         </w:rPr>
-        <w:t>Architect</w:t>
+        <w:t>Architectural Description</w:t>
       </w:r>
       <w:r>
         <w:br/>
-      </w:r>
-      <w:proofErr w:type="spellStart"/>
-      <w:r>
-        <w:t>Hillair</w:t>
-      </w:r>
-      <w:proofErr w:type="spellEnd"/>
-      <w:r>
-        <w:t xml:space="preserve"> was designed by the New York architectural firm </w:t>
-      </w:r>
+        <w:t xml:space="preserve">Completed in 1904, Hillair was a large Georgian Revival mansion set on elevated ground in White Plains, commanding long views over the surrounding countryside and, on clear days, </w:t>
+      </w:r>
+      <w:r>
+        <w:lastRenderedPageBreak/>
+        <w:t>toward Long Island Sound. The plan was rigorously symmetrical, a defining requirement of the Georgian mode, with the principal façade oriented to the south. The entrance was placed on the north side, where a semi-hexagonal porte-cochère projected from the elevation. Although eclectic in character, this feature was judged by contemporary critics to be both practical and visually successful.</w:t>
+      </w:r>
+    </w:p>
+    <w:p>
+      <w:pPr>
+        <w:pStyle w:val="NormalWeb"/>
+      </w:pPr>
+      <w:r>
+        <w:t>The house was constructed of gray Indiana limestone laid in coursed ashlar. Early designs had specified brick with limestone trim, but the decision to execute the entire exterior in stone was widely regarded as enhancing the dignity and coherence of the composition. Classical Ionic columns and a continuous entablature articulated all sides of the building, reinforcing its formal unity. A veranda encircled the house, an element insisted upon by the owner and integrated into the overall design with considerable skill. The massing was substantial, with three principal stories and a low-pitched roof, producing a commanding but restrained silhouette appropriate to its hilltop site.</w:t>
+      </w:r>
+    </w:p>
+    <w:p>
+      <w:pPr>
+        <w:pStyle w:val="NormalWeb"/>
+      </w:pPr>
       <w:r>
         <w:rPr>
           <w:rStyle w:val="Strong"/>
           <w:rFonts w:eastAsiaTheme="majorEastAsia"/>
-          <w:b w:val="0"/>
-          <w:bCs w:val="0"/>
-        </w:rPr>
-        <w:t>Snelling &amp; Potter</w:t>
-      </w:r>
-      <w:r>
-        <w:t xml:space="preserve">, an office active in the late nineteenth and early twentieth centuries and known for substantial residences for wealthy clients. Their work at </w:t>
-      </w:r>
-      <w:proofErr w:type="spellStart"/>
-      <w:r>
-        <w:t>Hillair</w:t>
-      </w:r>
-      <w:proofErr w:type="spellEnd"/>
-      <w:r>
-        <w:t xml:space="preserve"> demonstrates a confident command of Georgian Revival principles combined with a pragmatic willingness to adapt historical forms to modern country-house requirements. In this commission, the architects accommodated the owner’s insistence on features—most notably a full surrounding veranda and a prominent </w:t>
-      </w:r>
-      <w:proofErr w:type="spellStart"/>
-      <w:r>
-        <w:t>porte-cochère</w:t>
-      </w:r>
-      <w:proofErr w:type="spellEnd"/>
-      <w:r>
-        <w:t xml:space="preserve">—that departed from strict Georgian precedent while preserving the overall classical discipline of the design. </w:t>
-      </w:r>
-      <w:proofErr w:type="spellStart"/>
-      <w:r>
-        <w:t>Hillair</w:t>
-      </w:r>
-      <w:proofErr w:type="spellEnd"/>
-      <w:r>
-        <w:t xml:space="preserve"> was among the firm’s most ambitious residential projects and was widely published soon after its completion.</w:t>
+        </w:rPr>
+        <w:t>Interior Description</w:t>
+      </w:r>
+      <w:r>
+        <w:br/>
+        <w:t>The interiors of Hillair were conceived on a scale commensurate with the exterior, reportedly comprising thirty rooms or more. Public spaces were arranged along formal axes, with generous halls and reception rooms designed for entertaining. Period photographs show large, well-proportioned rooms furnished in a restrained classical manner, with fireplaces serving as focal points in principal rooms.</w:t>
+      </w:r>
+    </w:p>
+    <w:p>
+      <w:pPr>
+        <w:pStyle w:val="NormalWeb"/>
+      </w:pPr>
+      <w:r>
+        <w:t>The entrance hall featured a sweeping staircase with a curved ascent, elaborate iron or carved balustrades, and classical detailing consistent with the Georgian Revival exterior. Drawing rooms and living rooms were arranged en suite, allowing for circulation during large gatherings, while the dining room was treated as a ceremonial space with rich finishes and carefully composed proportions. Ceilings varied between plaster with classical ornament and more subdued treatments in secondary rooms. Throughout the interior, the emphasis was on symmetry, axial planning, and a sense of ordered grandeur rather than exuberant ornament.</w:t>
       </w:r>
     </w:p>
     <w:p>
@@ -2404,79 +2256,21 @@
           <w:rStyle w:val="Strong"/>
           <w:rFonts w:eastAsiaTheme="majorEastAsia"/>
         </w:rPr>
-        <w:t>Architectural Description</w:t>
+        <w:t>History</w:t>
       </w:r>
       <w:r>
         <w:br/>
-        <w:t xml:space="preserve">Completed in 1904, </w:t>
-      </w:r>
-      <w:proofErr w:type="spellStart"/>
-      <w:r>
-        <w:t>Hillair</w:t>
-      </w:r>
-      <w:proofErr w:type="spellEnd"/>
-      <w:r>
-        <w:t xml:space="preserve"> was a large Georgian Revival mansion set on elevated ground in White Plains, commanding long views over the surrounding countryside and, on clear days, </w:t>
-      </w:r>
-      <w:r>
-        <w:lastRenderedPageBreak/>
-        <w:t xml:space="preserve">toward Long Island Sound. The plan was rigorously symmetrical, a defining requirement of the Georgian mode, with the principal façade oriented to the south. The entrance was placed on the north side, where a semi-hexagonal </w:t>
-      </w:r>
-      <w:proofErr w:type="spellStart"/>
-      <w:r>
-        <w:t>porte-cochère</w:t>
-      </w:r>
-      <w:proofErr w:type="spellEnd"/>
-      <w:r>
-        <w:t xml:space="preserve"> projected from the elevation. Although eclectic in character, this feature was judged by contemporary critics to be both practical and visually successful.</w:t>
-      </w:r>
-    </w:p>
-    <w:p>
-      <w:pPr>
-        <w:pStyle w:val="NormalWeb"/>
-      </w:pPr>
-      <w:r>
-        <w:t xml:space="preserve">The house was constructed of gray Indiana limestone laid in coursed ashlar. Early designs had specified brick with limestone trim, but the decision to execute the entire exterior in stone was widely regarded as enhancing the dignity and coherence of the composition. Classical Ionic columns and </w:t>
-      </w:r>
-      <w:proofErr w:type="gramStart"/>
-      <w:r>
-        <w:t>a continuous</w:t>
-      </w:r>
-      <w:proofErr w:type="gramEnd"/>
-      <w:r>
-        <w:t xml:space="preserve"> entablature articulated all sides of the building, reinforcing its formal unity. A veranda encircled the house, an element insisted upon by the owner and integrated into the overall design with considerable skill. The massing was substantial, with three principal stories and a low-pitched roof, producing a commanding but restrained silhouette appropriate to its hilltop site.</w:t>
-      </w:r>
-    </w:p>
-    <w:p>
-      <w:pPr>
-        <w:pStyle w:val="NormalWeb"/>
-      </w:pPr>
+        <w:t xml:space="preserve">Hillair was built as the country residence of </w:t>
+      </w:r>
       <w:r>
         <w:rPr>
           <w:rStyle w:val="Strong"/>
           <w:rFonts w:eastAsiaTheme="majorEastAsia"/>
         </w:rPr>
-        <w:t>Interior Description</w:t>
-      </w:r>
-      <w:r>
-        <w:br/>
-        <w:t xml:space="preserve">The interiors of </w:t>
-      </w:r>
-      <w:proofErr w:type="spellStart"/>
-      <w:r>
-        <w:t>Hillair</w:t>
-      </w:r>
-      <w:proofErr w:type="spellEnd"/>
-      <w:r>
-        <w:t xml:space="preserve"> were conceived on a scale commensurate with the exterior, reportedly comprising thirty rooms or more. Public spaces were arranged along formal axes, with generous halls and reception rooms designed for </w:t>
-      </w:r>
-      <w:proofErr w:type="gramStart"/>
-      <w:r>
-        <w:t>entertaining</w:t>
-      </w:r>
-      <w:proofErr w:type="gramEnd"/>
-      <w:r>
-        <w:t>. Period photographs show large, well-proportioned rooms furnished in a restrained classical manner, with fireplaces serving as focal points in principal rooms.</w:t>
+        <w:t>Paul Gilbert Thebaud</w:t>
+      </w:r>
+      <w:r>
+        <w:t>, a prominent commission merchant associated with the firm of Bouchard, Thebaud &amp; Co. Thebaud belonged to a wealthy New York family and maintained a townhouse on Madison Avenue, using Hillair as a suburban retreat during the height of White Plains’ development as an elite residential enclave in the early twentieth century. His wife, Mathilde Reynal, linked the estate to the broader Reynal family landholdings and social network in the area.</w:t>
       </w:r>
     </w:p>
     <w:p>
@@ -2484,72 +2278,7 @@
         <w:pStyle w:val="NormalWeb"/>
       </w:pPr>
       <w:r>
-        <w:t xml:space="preserve">The entrance hall featured a sweeping staircase with a curved ascent, elaborate iron or carved balustrades, and classical detailing consistent with the Georgian Revival exterior. Drawing rooms and living rooms were arranged </w:t>
-      </w:r>
-      <w:proofErr w:type="spellStart"/>
-      <w:r>
-        <w:t>en</w:t>
-      </w:r>
-      <w:proofErr w:type="spellEnd"/>
-      <w:r>
-        <w:t xml:space="preserve"> suite, allowing for circulation during large gatherings, while the dining room was treated as a ceremonial space with rich finishes and carefully composed proportions. Ceilings varied between plaster with classical ornament and more subdued treatments in secondary rooms. Throughout the interior, the emphasis was on symmetry, axial planning, and a sense of ordered grandeur rather than exuberant ornament.</w:t>
-      </w:r>
-    </w:p>
-    <w:p>
-      <w:pPr>
-        <w:pStyle w:val="NormalWeb"/>
-      </w:pPr>
-      <w:r>
-        <w:rPr>
-          <w:rStyle w:val="Strong"/>
-          <w:rFonts w:eastAsiaTheme="majorEastAsia"/>
-        </w:rPr>
-        <w:t>History</w:t>
-      </w:r>
-      <w:r>
-        <w:br/>
-      </w:r>
-      <w:proofErr w:type="spellStart"/>
-      <w:r>
-        <w:t>Hillair</w:t>
-      </w:r>
-      <w:proofErr w:type="spellEnd"/>
-      <w:r>
-        <w:t xml:space="preserve"> was built as the country residence of </w:t>
-      </w:r>
-      <w:r>
-        <w:rPr>
-          <w:rStyle w:val="Strong"/>
-          <w:rFonts w:eastAsiaTheme="majorEastAsia"/>
-        </w:rPr>
-        <w:t>Paul Gibert Thebaud</w:t>
-      </w:r>
-      <w:r>
-        <w:t xml:space="preserve">, a prominent commission merchant associated with the firm of Bouchard, Thebaud &amp; Co. Thebaud belonged to a wealthy New York family and maintained a townhouse on Madison Avenue, using </w:t>
-      </w:r>
-      <w:proofErr w:type="spellStart"/>
-      <w:r>
-        <w:t>Hillair</w:t>
-      </w:r>
-      <w:proofErr w:type="spellEnd"/>
-      <w:r>
-        <w:t xml:space="preserve"> as a suburban retreat during the height of White Plains’ development as an elite residential enclave in the early twentieth century. His wife, Mathilde Reynal, linked the estate to the broader Reynal family landholdings and social network in the area.</w:t>
-      </w:r>
-    </w:p>
-    <w:p>
-      <w:pPr>
-        <w:pStyle w:val="NormalWeb"/>
-      </w:pPr>
-      <w:r>
-        <w:t xml:space="preserve">At the time of its completion, </w:t>
-      </w:r>
-      <w:proofErr w:type="spellStart"/>
-      <w:r>
-        <w:t>Hillair</w:t>
-      </w:r>
-      <w:proofErr w:type="spellEnd"/>
-      <w:r>
-        <w:t xml:space="preserve"> was regarded as a showplace and was prominently featured in </w:t>
+        <w:t xml:space="preserve">At the time of its completion, Hillair was regarded as a showplace and was prominently featured in </w:t>
       </w:r>
       <w:r>
         <w:rPr>
@@ -2576,25 +2305,12 @@
         <w:lastRenderedPageBreak/>
         <w:t xml:space="preserve">riding facilities. The house itself did not survive intact into the later twentieth century and was eventually demolished or lost through redevelopment. Today, its memory is preserved primarily through period publications, photographs, and local toponyms such as </w:t>
       </w:r>
-      <w:proofErr w:type="spellStart"/>
       <w:r>
         <w:rPr>
           <w:rStyle w:val="Strong"/>
           <w:rFonts w:eastAsiaTheme="majorEastAsia"/>
-          <w:b w:val="0"/>
-          <w:bCs w:val="0"/>
-        </w:rPr>
-        <w:t>Hillair</w:t>
-      </w:r>
-      <w:proofErr w:type="spellEnd"/>
-      <w:r>
-        <w:rPr>
-          <w:rStyle w:val="Strong"/>
-          <w:rFonts w:eastAsiaTheme="majorEastAsia"/>
-          <w:b w:val="0"/>
-          <w:bCs w:val="0"/>
-        </w:rPr>
-        <w:t xml:space="preserve"> Circle</w:t>
+        </w:rPr>
+        <w:t>Hillair Circle</w:t>
       </w:r>
       <w:r>
         <w:t>, which recall the presence of one of White Plains’ most imposing Gilded Age estates.</w:t>
@@ -2690,15 +2406,15 @@
           <w:kern w:val="0"/>
           <w14:ligatures w14:val="none"/>
         </w:rPr>
-        <w:t xml:space="preserve"> </w:t>
-      </w:r>
-      <w:r>
-        <w:rPr>
-          <w:rFonts w:ascii="Times New Roman" w:eastAsia="Times New Roman" w:hAnsi="Times New Roman" w:cs="Times New Roman"/>
-          <w:kern w:val="0"/>
-          <w14:ligatures w14:val="none"/>
-        </w:rPr>
-        <w:t xml:space="preserve">and Beekman Place derive their names. Their son </w:t>
+        <w:t xml:space="preserve"> and </w:t>
+      </w:r>
+      <w:r>
+        <w:rPr>
+          <w:rFonts w:ascii="Times New Roman" w:eastAsia="Times New Roman" w:hAnsi="Times New Roman" w:cs="Times New Roman"/>
+          <w:kern w:val="0"/>
+          <w14:ligatures w14:val="none"/>
+        </w:rPr>
+        <w:t xml:space="preserve">Beekman Place derive their names. Their son </w:t>
       </w:r>
       <w:r>
         <w:rPr>
@@ -2916,14 +2632,6 @@
           <w:kern w:val="0"/>
           <w14:ligatures w14:val="none"/>
         </w:rPr>
-        <w:t>.</w:t>
-      </w:r>
-      <w:r>
-        <w:rPr>
-          <w:rFonts w:ascii="Times New Roman" w:eastAsia="Times New Roman" w:hAnsi="Times New Roman" w:cs="Times New Roman"/>
-          <w:kern w:val="0"/>
-          <w14:ligatures w14:val="none"/>
-        </w:rPr>
         <w:br/>
       </w:r>
       <w:r>
@@ -3044,25 +2752,7 @@
           <w:kern w:val="0"/>
           <w14:ligatures w14:val="none"/>
         </w:rPr>
-        <w:t xml:space="preserve">Bayard Cushing Hoppin descended from two distinguished New York families. Through his mother, he traced lineage to the </w:t>
-      </w:r>
-      <w:proofErr w:type="spellStart"/>
-      <w:r>
-        <w:rPr>
-          <w:rFonts w:ascii="Times New Roman" w:eastAsia="Times New Roman" w:hAnsi="Times New Roman" w:cs="Times New Roman"/>
-          <w:kern w:val="0"/>
-          <w14:ligatures w14:val="none"/>
-        </w:rPr>
-        <w:t>Beekmans</w:t>
-      </w:r>
-      <w:proofErr w:type="spellEnd"/>
-      <w:r>
-        <w:rPr>
-          <w:rFonts w:ascii="Times New Roman" w:eastAsia="Times New Roman" w:hAnsi="Times New Roman" w:cs="Times New Roman"/>
-          <w:kern w:val="0"/>
-          <w14:ligatures w14:val="none"/>
-        </w:rPr>
-        <w:t>, the old Dutch family that gave its name to Beekman Place. His paternal line reached back to William Warner Hoppin, governor of Rhode Island (1854–57).</w:t>
+        <w:t>Bayard Cushing Hoppin descended from two distinguished New York families. Through his mother, he traced lineage to the Beekmans, the old Dutch family that gave its name to Beekman Place. His paternal line reached back to William Warner Hoppin, governor of Rhode Island (1854–57).</w:t>
       </w:r>
     </w:p>
     <w:p>
@@ -3407,25 +3097,7 @@
           <w:kern w:val="0"/>
           <w14:ligatures w14:val="none"/>
         </w:rPr>
-        <w:t xml:space="preserve">He died in 1956, leaving behind a reputation for old-fashioned civility and quiet philanthropy. Though his fortunes waxed and waned with the market, his family connections linked the Hoppins to the </w:t>
-      </w:r>
-      <w:proofErr w:type="spellStart"/>
-      <w:r>
-        <w:rPr>
-          <w:rFonts w:ascii="Times New Roman" w:eastAsia="Times New Roman" w:hAnsi="Times New Roman" w:cs="Times New Roman"/>
-          <w:kern w:val="0"/>
-          <w14:ligatures w14:val="none"/>
-        </w:rPr>
-        <w:t>Beekmans</w:t>
-      </w:r>
-      <w:proofErr w:type="spellEnd"/>
-      <w:r>
-        <w:rPr>
-          <w:rFonts w:ascii="Times New Roman" w:eastAsia="Times New Roman" w:hAnsi="Times New Roman" w:cs="Times New Roman"/>
-          <w:kern w:val="0"/>
-          <w14:ligatures w14:val="none"/>
-        </w:rPr>
-        <w:t>, the Webbs, and the Alexandres—some of the oldest interwoven families of New York’s social fabric</w:t>
+        <w:t>He died in 1956, leaving behind a reputation for old-fashioned civility and quiet philanthropy. Though his fortunes waxed and waned with the market, his family connections linked the Hoppins to the Beekmans, the Webbs, and the Alexandres—some of the oldest interwoven families of New York’s social fabric</w:t>
       </w:r>
       <w:r>
         <w:rPr>
@@ -3804,15 +3476,7 @@
       </w:r>
       <w:r>
         <w:lastRenderedPageBreak/>
-        <w:t xml:space="preserve">his fourteen-year tenure. Temporary surplus military barracks were acquired in 1946 to house students; these were formally known as the </w:t>
-      </w:r>
-      <w:proofErr w:type="spellStart"/>
-      <w:r>
-        <w:t>Rendael</w:t>
-      </w:r>
-      <w:proofErr w:type="spellEnd"/>
-      <w:r>
-        <w:t xml:space="preserve"> dormitories and informally as “Tin Town.” By 1953 they were replaced by four permanent dormitories and a dining hall forming what became known as Freshman Hill.</w:t>
+        <w:t>his fourteen-year tenure. Temporary surplus military barracks were acquired in 1946 to house students; these were formally known as the Rendael dormitories and informally as “Tin Town.” By 1953 they were replaced by four permanent dormitories and a dining hall forming what became known as Freshman Hill.</w:t>
       </w:r>
     </w:p>
     <w:p>
@@ -3879,23 +3543,7 @@
       </w:r>
       <w:r>
         <w:br/>
-        <w:t xml:space="preserve">Livingston Waddell Houston died suddenly at Samaritan Hospital in Troy, New York, on November 22, 1977, at the age of eighty-six. He </w:t>
-      </w:r>
-      <w:proofErr w:type="gramStart"/>
-      <w:r>
-        <w:t>was survived</w:t>
-      </w:r>
-      <w:proofErr w:type="gramEnd"/>
-      <w:r>
-        <w:t xml:space="preserve"> by his three daughters. His wife, Margery Josephine Caldwell Houston, </w:t>
-      </w:r>
-      <w:proofErr w:type="gramStart"/>
-      <w:r>
-        <w:t>had predeceased</w:t>
-      </w:r>
-      <w:proofErr w:type="gramEnd"/>
-      <w:r>
-        <w:t xml:space="preserve"> him in 1959.</w:t>
+        <w:t>Livingston Waddell Houston died suddenly at Samaritan Hospital in Troy, New York, on November 22, 1977, at the age of eighty-six. He was survived by his three daughters. His wife, Margery Josephine Caldwell Houston, had predeceased him in 1959.</w:t>
       </w:r>
     </w:p>
     <w:p>
@@ -3948,7 +3596,25 @@
           <w:kern w:val="0"/>
           <w14:ligatures w14:val="none"/>
         </w:rPr>
-        <w:t xml:space="preserve">The Howland family descends from John Howland (c. 1592–1673), a Mayflower passenger who came to Plymouth in 1620 as a servant to Governor John Carver and later became one of the colony’s prominent freemen and landholders. His dramatic survival—he was swept overboard in a storm during the voyage and rescued by clutching a trailing halyard—entered New England legend. He married Elizabeth Tilley, another Mayflower passenger, and together they established </w:t>
+        <w:t xml:space="preserve">The </w:t>
+      </w:r>
+      <w:r>
+        <w:rPr>
+          <w:rFonts w:ascii="Times New Roman" w:eastAsia="Times New Roman" w:hAnsi="Times New Roman" w:cs="Times New Roman"/>
+          <w:b/>
+          <w:bCs/>
+          <w:kern w:val="0"/>
+          <w14:ligatures w14:val="none"/>
+        </w:rPr>
+        <w:t>Howland family</w:t>
+      </w:r>
+      <w:r>
+        <w:rPr>
+          <w:rFonts w:ascii="Times New Roman" w:eastAsia="Times New Roman" w:hAnsi="Times New Roman" w:cs="Times New Roman"/>
+          <w:kern w:val="0"/>
+          <w14:ligatures w14:val="none"/>
+        </w:rPr>
+        <w:t xml:space="preserve"> descends from John Howland (c. 1592–1673), a Mayflower passenger who came to Plymouth in 1620 as a servant to Governor John Carver and later became one of the colony’s prominent freemen and landholders. His dramatic survival—he was swept overboard in a storm during the voyage and rescued by clutching a trailing halyard—entered New England legend. He married Elizabeth Tilley, another Mayflower passenger, and together they established </w:t>
       </w:r>
       <w:r>
         <w:rPr>
@@ -4025,6 +3691,186 @@
           <w:kern w:val="0"/>
           <w:sz w:val="36"/>
           <w:szCs w:val="36"/>
+          <w14:ligatures w14:val="none"/>
+        </w:rPr>
+      </w:pPr>
+      <w:r>
+        <w:rPr>
+          <w:rFonts w:ascii="Times New Roman" w:eastAsia="Times New Roman" w:hAnsi="Times New Roman" w:cs="Times New Roman"/>
+          <w:b/>
+          <w:bCs/>
+          <w:kern w:val="0"/>
+          <w:sz w:val="36"/>
+          <w:szCs w:val="36"/>
+          <w14:ligatures w14:val="none"/>
+        </w:rPr>
+        <w:t>Howland, Elizabeth Lawrence (1885–1973)</w:t>
+      </w:r>
+    </w:p>
+    <w:p>
+      <w:pPr>
+        <w:spacing w:before="100" w:beforeAutospacing="1" w:after="100" w:afterAutospacing="1" w:line="240" w:lineRule="auto"/>
+        <w:rPr>
+          <w:rFonts w:ascii="Times New Roman" w:eastAsia="Times New Roman" w:hAnsi="Times New Roman" w:cs="Times New Roman"/>
+          <w:kern w:val="0"/>
+          <w14:ligatures w14:val="none"/>
+        </w:rPr>
+      </w:pPr>
+      <w:r>
+        <w:rPr>
+          <w:rFonts w:ascii="Times New Roman" w:eastAsia="Times New Roman" w:hAnsi="Times New Roman" w:cs="Times New Roman"/>
+          <w:b/>
+          <w:bCs/>
+          <w:kern w:val="0"/>
+          <w14:ligatures w14:val="none"/>
+        </w:rPr>
+        <w:t>Parents:</w:t>
+      </w:r>
+      <w:r>
+        <w:rPr>
+          <w:rFonts w:ascii="Times New Roman" w:eastAsia="Times New Roman" w:hAnsi="Times New Roman" w:cs="Times New Roman"/>
+          <w:kern w:val="0"/>
+          <w14:ligatures w14:val="none"/>
+        </w:rPr>
+        <w:t xml:space="preserve"> </w:t>
+      </w:r>
+      <w:r>
+        <w:rPr>
+          <w:rFonts w:ascii="Times New Roman" w:eastAsia="Times New Roman" w:hAnsi="Times New Roman" w:cs="Times New Roman"/>
+          <w:b/>
+          <w:bCs/>
+          <w:kern w:val="0"/>
+          <w14:ligatures w14:val="none"/>
+        </w:rPr>
+        <w:t>Louis Meredith Howland</w:t>
+      </w:r>
+      <w:r>
+        <w:rPr>
+          <w:rFonts w:ascii="Times New Roman" w:eastAsia="Times New Roman" w:hAnsi="Times New Roman" w:cs="Times New Roman"/>
+          <w:kern w:val="0"/>
+          <w14:ligatures w14:val="none"/>
+        </w:rPr>
+        <w:t xml:space="preserve"> (1855–1921) and </w:t>
+      </w:r>
+      <w:r>
+        <w:rPr>
+          <w:rFonts w:ascii="Times New Roman" w:eastAsia="Times New Roman" w:hAnsi="Times New Roman" w:cs="Times New Roman"/>
+          <w:b/>
+          <w:bCs/>
+          <w:kern w:val="0"/>
+          <w14:ligatures w14:val="none"/>
+        </w:rPr>
+        <w:t>Virginia Lee Lawrence</w:t>
+      </w:r>
+      <w:r>
+        <w:rPr>
+          <w:rFonts w:ascii="Times New Roman" w:eastAsia="Times New Roman" w:hAnsi="Times New Roman" w:cs="Times New Roman"/>
+          <w:kern w:val="0"/>
+          <w14:ligatures w14:val="none"/>
+        </w:rPr>
+        <w:t xml:space="preserve"> (1864–1891).</w:t>
+      </w:r>
+      <w:r>
+        <w:rPr>
+          <w:rFonts w:ascii="Times New Roman" w:eastAsia="Times New Roman" w:hAnsi="Times New Roman" w:cs="Times New Roman"/>
+          <w:kern w:val="0"/>
+          <w14:ligatures w14:val="none"/>
+        </w:rPr>
+        <w:br/>
+      </w:r>
+      <w:r>
+        <w:rPr>
+          <w:rFonts w:ascii="Times New Roman" w:eastAsia="Times New Roman" w:hAnsi="Times New Roman" w:cs="Times New Roman"/>
+          <w:b/>
+          <w:bCs/>
+          <w:kern w:val="0"/>
+          <w14:ligatures w14:val="none"/>
+        </w:rPr>
+        <w:t>Spouse:</w:t>
+      </w:r>
+      <w:r>
+        <w:rPr>
+          <w:rFonts w:ascii="Times New Roman" w:eastAsia="Times New Roman" w:hAnsi="Times New Roman" w:cs="Times New Roman"/>
+          <w:kern w:val="0"/>
+          <w14:ligatures w14:val="none"/>
+        </w:rPr>
+        <w:t xml:space="preserve"> Frederic Kernochan (1878–1937).</w:t>
+      </w:r>
+      <w:r>
+        <w:rPr>
+          <w:rFonts w:ascii="Times New Roman" w:eastAsia="Times New Roman" w:hAnsi="Times New Roman" w:cs="Times New Roman"/>
+          <w:kern w:val="0"/>
+          <w14:ligatures w14:val="none"/>
+        </w:rPr>
+        <w:br/>
+      </w:r>
+      <w:r>
+        <w:rPr>
+          <w:rFonts w:ascii="Times New Roman" w:eastAsia="Times New Roman" w:hAnsi="Times New Roman" w:cs="Times New Roman"/>
+          <w:b/>
+          <w:bCs/>
+          <w:kern w:val="0"/>
+          <w14:ligatures w14:val="none"/>
+        </w:rPr>
+        <w:t>Children:</w:t>
+      </w:r>
+      <w:r>
+        <w:rPr>
+          <w:rFonts w:ascii="Times New Roman" w:eastAsia="Times New Roman" w:hAnsi="Times New Roman" w:cs="Times New Roman"/>
+          <w:kern w:val="0"/>
+          <w14:ligatures w14:val="none"/>
+        </w:rPr>
+        <w:t xml:space="preserve"> Virginia M. Kernochan (1911–1981) and Mary Kernochan (1914–1992).</w:t>
+      </w:r>
+      <w:r>
+        <w:rPr>
+          <w:rFonts w:ascii="Times New Roman" w:eastAsia="Times New Roman" w:hAnsi="Times New Roman" w:cs="Times New Roman"/>
+          <w:kern w:val="0"/>
+          <w14:ligatures w14:val="none"/>
+        </w:rPr>
+        <w:br/>
+      </w:r>
+      <w:r>
+        <w:rPr>
+          <w:rFonts w:ascii="Times New Roman" w:eastAsia="Times New Roman" w:hAnsi="Times New Roman" w:cs="Times New Roman"/>
+          <w:b/>
+          <w:bCs/>
+          <w:kern w:val="0"/>
+          <w14:ligatures w14:val="none"/>
+        </w:rPr>
+        <w:t>Kinship:</w:t>
+      </w:r>
+      <w:r>
+        <w:rPr>
+          <w:rFonts w:ascii="Times New Roman" w:eastAsia="Times New Roman" w:hAnsi="Times New Roman" w:cs="Times New Roman"/>
+          <w:kern w:val="0"/>
+          <w14:ligatures w14:val="none"/>
+        </w:rPr>
+        <w:t xml:space="preserve"> </w:t>
+      </w:r>
+      <w:r>
+        <w:rPr>
+          <w:rFonts w:ascii="Times New Roman" w:eastAsia="Times New Roman" w:hAnsi="Times New Roman" w:cs="Times New Roman"/>
+          <w:kern w:val="0"/>
+          <w14:ligatures w14:val="none"/>
+        </w:rPr>
+        <w:t>F</w:t>
+      </w:r>
+      <w:r>
+        <w:rPr>
+          <w:rFonts w:ascii="Times New Roman" w:eastAsia="Times New Roman" w:hAnsi="Times New Roman" w:cs="Times New Roman"/>
+          <w:kern w:val="0"/>
+          <w14:ligatures w14:val="none"/>
+        </w:rPr>
+        <w:t>ourth cousin once removed of the post–World War II Smith generation.</w:t>
+      </w:r>
+    </w:p>
+    <w:p>
+      <w:pPr>
+        <w:spacing w:before="100" w:beforeAutospacing="1" w:after="100" w:afterAutospacing="1" w:line="240" w:lineRule="auto"/>
+        <w:rPr>
+          <w:rFonts w:ascii="Times New Roman" w:eastAsia="Times New Roman" w:hAnsi="Times New Roman" w:cs="Times New Roman"/>
+          <w:kern w:val="0"/>
           <w14:ligatures w14:val="none"/>
         </w:rPr>
       </w:pPr>
@@ -4038,13 +3884,13 @@
           <w:szCs w:val="36"/>
         </w:rPr>
         <w:drawing>
-          <wp:anchor distT="0" distB="0" distL="114300" distR="114300" simplePos="0" relativeHeight="251678720" behindDoc="1" locked="0" layoutInCell="1" allowOverlap="1" wp14:anchorId="4EB44632" wp14:editId="33334DB6">
+          <wp:anchor distT="0" distB="0" distL="114300" distR="114300" simplePos="0" relativeHeight="251678720" behindDoc="1" locked="0" layoutInCell="1" allowOverlap="1" wp14:anchorId="4EB44632" wp14:editId="487F15F9">
             <wp:simplePos x="0" y="0"/>
             <wp:positionH relativeFrom="column">
               <wp:posOffset>0</wp:posOffset>
             </wp:positionH>
             <wp:positionV relativeFrom="paragraph">
-              <wp:posOffset>358140</wp:posOffset>
+              <wp:posOffset>11216</wp:posOffset>
             </wp:positionV>
             <wp:extent cx="1728082" cy="2028825"/>
             <wp:effectExtent l="0" t="0" r="5715" b="0"/>
@@ -4101,378 +3947,128 @@
           </wp:anchor>
         </w:drawing>
       </w:r>
-      <w:r>
-        <w:rPr>
-          <w:rFonts w:ascii="Times New Roman" w:eastAsia="Times New Roman" w:hAnsi="Times New Roman" w:cs="Times New Roman"/>
-          <w:b/>
-          <w:bCs/>
-          <w:kern w:val="0"/>
-          <w:sz w:val="36"/>
-          <w:szCs w:val="36"/>
-          <w14:ligatures w14:val="none"/>
-        </w:rPr>
-        <w:t>Howland, Elizabeth Lawrence (1885–1973)</w:t>
-      </w:r>
-    </w:p>
-    <w:p>
-      <w:pPr>
-        <w:spacing w:before="100" w:beforeAutospacing="1" w:after="100" w:afterAutospacing="1" w:line="240" w:lineRule="auto"/>
-        <w:rPr>
-          <w:rFonts w:ascii="Times New Roman" w:eastAsia="Times New Roman" w:hAnsi="Times New Roman" w:cs="Times New Roman"/>
-          <w:b/>
-          <w:bCs/>
-          <w:kern w:val="0"/>
-          <w14:ligatures w14:val="none"/>
-        </w:rPr>
-      </w:pPr>
-    </w:p>
-    <w:p>
-      <w:pPr>
-        <w:spacing w:before="100" w:beforeAutospacing="1" w:after="100" w:afterAutospacing="1" w:line="240" w:lineRule="auto"/>
-        <w:rPr>
-          <w:rFonts w:ascii="Times New Roman" w:eastAsia="Times New Roman" w:hAnsi="Times New Roman" w:cs="Times New Roman"/>
-          <w:b/>
-          <w:bCs/>
-          <w:kern w:val="0"/>
-          <w14:ligatures w14:val="none"/>
-        </w:rPr>
-      </w:pPr>
-    </w:p>
-    <w:p>
-      <w:pPr>
-        <w:spacing w:before="100" w:beforeAutospacing="1" w:after="100" w:afterAutospacing="1" w:line="240" w:lineRule="auto"/>
-        <w:rPr>
-          <w:rFonts w:ascii="Times New Roman" w:eastAsia="Times New Roman" w:hAnsi="Times New Roman" w:cs="Times New Roman"/>
-          <w:b/>
-          <w:bCs/>
-          <w:kern w:val="0"/>
-          <w14:ligatures w14:val="none"/>
-        </w:rPr>
-      </w:pPr>
-    </w:p>
-    <w:p>
-      <w:pPr>
-        <w:spacing w:before="100" w:beforeAutospacing="1" w:after="100" w:afterAutospacing="1" w:line="240" w:lineRule="auto"/>
-        <w:rPr>
-          <w:rFonts w:ascii="Times New Roman" w:eastAsia="Times New Roman" w:hAnsi="Times New Roman" w:cs="Times New Roman"/>
-          <w:b/>
-          <w:bCs/>
-          <w:kern w:val="0"/>
-          <w14:ligatures w14:val="none"/>
-        </w:rPr>
-      </w:pPr>
-    </w:p>
-    <w:p>
-      <w:pPr>
-        <w:spacing w:before="100" w:beforeAutospacing="1" w:after="100" w:afterAutospacing="1" w:line="240" w:lineRule="auto"/>
-        <w:rPr>
-          <w:rFonts w:ascii="Times New Roman" w:eastAsia="Times New Roman" w:hAnsi="Times New Roman" w:cs="Times New Roman"/>
-          <w:b/>
-          <w:bCs/>
-          <w:kern w:val="0"/>
-          <w14:ligatures w14:val="none"/>
-        </w:rPr>
-      </w:pPr>
-    </w:p>
-    <w:p>
-      <w:pPr>
-        <w:spacing w:before="100" w:beforeAutospacing="1" w:after="100" w:afterAutospacing="1" w:line="240" w:lineRule="auto"/>
-        <w:rPr>
-          <w:rFonts w:ascii="Times New Roman" w:eastAsia="Times New Roman" w:hAnsi="Times New Roman" w:cs="Times New Roman"/>
-          <w:b/>
-          <w:bCs/>
-          <w:kern w:val="0"/>
-          <w14:ligatures w14:val="none"/>
-        </w:rPr>
-      </w:pPr>
-    </w:p>
-    <w:p>
-      <w:pPr>
-        <w:spacing w:before="100" w:beforeAutospacing="1" w:after="100" w:afterAutospacing="1" w:line="240" w:lineRule="auto"/>
-        <w:rPr>
-          <w:rFonts w:ascii="Times New Roman" w:eastAsia="Times New Roman" w:hAnsi="Times New Roman" w:cs="Times New Roman"/>
-          <w:kern w:val="0"/>
-          <w14:ligatures w14:val="none"/>
-        </w:rPr>
-      </w:pPr>
-      <w:r>
-        <w:rPr>
-          <w:rFonts w:ascii="Times New Roman" w:eastAsia="Times New Roman" w:hAnsi="Times New Roman" w:cs="Times New Roman"/>
-          <w:b/>
-          <w:bCs/>
-          <w:kern w:val="0"/>
-          <w14:ligatures w14:val="none"/>
-        </w:rPr>
-        <w:t>Parents:</w:t>
-      </w:r>
-      <w:r>
-        <w:rPr>
-          <w:rFonts w:ascii="Times New Roman" w:eastAsia="Times New Roman" w:hAnsi="Times New Roman" w:cs="Times New Roman"/>
-          <w:kern w:val="0"/>
-          <w14:ligatures w14:val="none"/>
-        </w:rPr>
-        <w:t xml:space="preserve"> </w:t>
-      </w:r>
-      <w:r>
-        <w:rPr>
-          <w:rFonts w:ascii="Times New Roman" w:eastAsia="Times New Roman" w:hAnsi="Times New Roman" w:cs="Times New Roman"/>
-          <w:b/>
-          <w:bCs/>
-          <w:kern w:val="0"/>
-          <w14:ligatures w14:val="none"/>
-        </w:rPr>
-        <w:t>Louis Meredith Howland</w:t>
-      </w:r>
-      <w:r>
-        <w:rPr>
-          <w:rFonts w:ascii="Times New Roman" w:eastAsia="Times New Roman" w:hAnsi="Times New Roman" w:cs="Times New Roman"/>
-          <w:kern w:val="0"/>
-          <w14:ligatures w14:val="none"/>
-        </w:rPr>
-        <w:t xml:space="preserve"> (1855–1921) and </w:t>
-      </w:r>
-      <w:r>
-        <w:rPr>
-          <w:rFonts w:ascii="Times New Roman" w:eastAsia="Times New Roman" w:hAnsi="Times New Roman" w:cs="Times New Roman"/>
-          <w:b/>
-          <w:bCs/>
-          <w:kern w:val="0"/>
-          <w14:ligatures w14:val="none"/>
-        </w:rPr>
-        <w:t>Virginia Lee Lawrence</w:t>
-      </w:r>
-      <w:r>
-        <w:rPr>
-          <w:rFonts w:ascii="Times New Roman" w:eastAsia="Times New Roman" w:hAnsi="Times New Roman" w:cs="Times New Roman"/>
-          <w:kern w:val="0"/>
-          <w14:ligatures w14:val="none"/>
-        </w:rPr>
-        <w:t xml:space="preserve"> (1864–1891).</w:t>
-      </w:r>
-      <w:r>
-        <w:rPr>
-          <w:rFonts w:ascii="Times New Roman" w:eastAsia="Times New Roman" w:hAnsi="Times New Roman" w:cs="Times New Roman"/>
-          <w:kern w:val="0"/>
-          <w14:ligatures w14:val="none"/>
-        </w:rPr>
-        <w:br/>
-      </w:r>
-      <w:r>
-        <w:rPr>
-          <w:rFonts w:ascii="Times New Roman" w:eastAsia="Times New Roman" w:hAnsi="Times New Roman" w:cs="Times New Roman"/>
-          <w:b/>
-          <w:bCs/>
-          <w:kern w:val="0"/>
-          <w14:ligatures w14:val="none"/>
-        </w:rPr>
-        <w:t>Spouse:</w:t>
-      </w:r>
-      <w:r>
-        <w:rPr>
-          <w:rFonts w:ascii="Times New Roman" w:eastAsia="Times New Roman" w:hAnsi="Times New Roman" w:cs="Times New Roman"/>
-          <w:kern w:val="0"/>
-          <w14:ligatures w14:val="none"/>
-        </w:rPr>
-        <w:t xml:space="preserve"> Frederic </w:t>
-      </w:r>
-      <w:proofErr w:type="spellStart"/>
-      <w:r>
-        <w:rPr>
-          <w:rFonts w:ascii="Times New Roman" w:eastAsia="Times New Roman" w:hAnsi="Times New Roman" w:cs="Times New Roman"/>
-          <w:kern w:val="0"/>
-          <w14:ligatures w14:val="none"/>
-        </w:rPr>
-        <w:t>Kernochan</w:t>
-      </w:r>
-      <w:proofErr w:type="spellEnd"/>
-      <w:r>
-        <w:rPr>
-          <w:rFonts w:ascii="Times New Roman" w:eastAsia="Times New Roman" w:hAnsi="Times New Roman" w:cs="Times New Roman"/>
-          <w:kern w:val="0"/>
-          <w14:ligatures w14:val="none"/>
-        </w:rPr>
-        <w:t xml:space="preserve"> (1878–1937).</w:t>
-      </w:r>
-      <w:r>
-        <w:rPr>
-          <w:rFonts w:ascii="Times New Roman" w:eastAsia="Times New Roman" w:hAnsi="Times New Roman" w:cs="Times New Roman"/>
-          <w:kern w:val="0"/>
-          <w14:ligatures w14:val="none"/>
-        </w:rPr>
-        <w:br/>
-      </w:r>
-      <w:r>
-        <w:rPr>
-          <w:rFonts w:ascii="Times New Roman" w:eastAsia="Times New Roman" w:hAnsi="Times New Roman" w:cs="Times New Roman"/>
-          <w:b/>
-          <w:bCs/>
-          <w:kern w:val="0"/>
-          <w14:ligatures w14:val="none"/>
-        </w:rPr>
-        <w:t>Children:</w:t>
-      </w:r>
-      <w:r>
-        <w:rPr>
-          <w:rFonts w:ascii="Times New Roman" w:eastAsia="Times New Roman" w:hAnsi="Times New Roman" w:cs="Times New Roman"/>
-          <w:kern w:val="0"/>
-          <w14:ligatures w14:val="none"/>
-        </w:rPr>
-        <w:t xml:space="preserve"> Virginia M. </w:t>
-      </w:r>
-      <w:proofErr w:type="spellStart"/>
-      <w:r>
-        <w:rPr>
-          <w:rFonts w:ascii="Times New Roman" w:eastAsia="Times New Roman" w:hAnsi="Times New Roman" w:cs="Times New Roman"/>
-          <w:kern w:val="0"/>
-          <w14:ligatures w14:val="none"/>
-        </w:rPr>
-        <w:t>Kernochan</w:t>
-      </w:r>
-      <w:proofErr w:type="spellEnd"/>
-      <w:r>
-        <w:rPr>
-          <w:rFonts w:ascii="Times New Roman" w:eastAsia="Times New Roman" w:hAnsi="Times New Roman" w:cs="Times New Roman"/>
-          <w:kern w:val="0"/>
-          <w14:ligatures w14:val="none"/>
-        </w:rPr>
-        <w:t xml:space="preserve"> (1911–1981) and Mary Kernochan (1914–1992).</w:t>
-      </w:r>
-      <w:r>
-        <w:rPr>
-          <w:rFonts w:ascii="Times New Roman" w:eastAsia="Times New Roman" w:hAnsi="Times New Roman" w:cs="Times New Roman"/>
-          <w:kern w:val="0"/>
-          <w14:ligatures w14:val="none"/>
-        </w:rPr>
-        <w:br/>
-      </w:r>
-      <w:r>
-        <w:rPr>
-          <w:rFonts w:ascii="Times New Roman" w:eastAsia="Times New Roman" w:hAnsi="Times New Roman" w:cs="Times New Roman"/>
-          <w:b/>
-          <w:bCs/>
-          <w:kern w:val="0"/>
-          <w14:ligatures w14:val="none"/>
-        </w:rPr>
-        <w:t>Kinship:</w:t>
-      </w:r>
-      <w:r>
-        <w:rPr>
-          <w:rFonts w:ascii="Times New Roman" w:eastAsia="Times New Roman" w:hAnsi="Times New Roman" w:cs="Times New Roman"/>
-          <w:kern w:val="0"/>
-          <w14:ligatures w14:val="none"/>
-        </w:rPr>
-        <w:t xml:space="preserve"> </w:t>
-      </w:r>
-      <w:r>
-        <w:rPr>
-          <w:rFonts w:ascii="Times New Roman" w:eastAsia="Times New Roman" w:hAnsi="Times New Roman" w:cs="Times New Roman"/>
-          <w:kern w:val="0"/>
-          <w14:ligatures w14:val="none"/>
-        </w:rPr>
-        <w:t>F</w:t>
-      </w:r>
-      <w:r>
-        <w:rPr>
-          <w:rFonts w:ascii="Times New Roman" w:eastAsia="Times New Roman" w:hAnsi="Times New Roman" w:cs="Times New Roman"/>
-          <w:kern w:val="0"/>
-          <w14:ligatures w14:val="none"/>
-        </w:rPr>
-        <w:t>ourth cousin once removed of the post–World War II Smith generation.</w:t>
-      </w:r>
-    </w:p>
-    <w:p>
-      <w:pPr>
-        <w:spacing w:before="100" w:beforeAutospacing="1" w:after="100" w:afterAutospacing="1" w:line="240" w:lineRule="auto"/>
-        <w:rPr>
-          <w:rFonts w:ascii="Times New Roman" w:eastAsia="Times New Roman" w:hAnsi="Times New Roman" w:cs="Times New Roman"/>
-          <w:kern w:val="0"/>
-          <w14:ligatures w14:val="none"/>
-        </w:rPr>
-      </w:pPr>
-    </w:p>
-    <w:p>
-      <w:pPr>
-        <w:spacing w:before="100" w:beforeAutospacing="1" w:after="100" w:afterAutospacing="1" w:line="240" w:lineRule="auto"/>
-        <w:rPr>
-          <w:rFonts w:ascii="Times New Roman" w:eastAsia="Times New Roman" w:hAnsi="Times New Roman" w:cs="Times New Roman"/>
-          <w:b/>
-          <w:bCs/>
-          <w:kern w:val="0"/>
-          <w14:ligatures w14:val="none"/>
-        </w:rPr>
-      </w:pPr>
-    </w:p>
-    <w:p>
-      <w:pPr>
-        <w:spacing w:before="100" w:beforeAutospacing="1" w:after="100" w:afterAutospacing="1" w:line="240" w:lineRule="auto"/>
-        <w:rPr>
-          <w:rFonts w:ascii="Times New Roman" w:eastAsia="Times New Roman" w:hAnsi="Times New Roman" w:cs="Times New Roman"/>
-          <w:b/>
-          <w:bCs/>
-          <w:kern w:val="0"/>
-          <w14:ligatures w14:val="none"/>
-        </w:rPr>
-      </w:pPr>
-    </w:p>
-    <w:p>
-      <w:pPr>
-        <w:spacing w:before="100" w:beforeAutospacing="1" w:after="100" w:afterAutospacing="1" w:line="240" w:lineRule="auto"/>
-        <w:contextualSpacing/>
-        <w:rPr>
-          <w:rFonts w:ascii="Times New Roman" w:eastAsia="Times New Roman" w:hAnsi="Times New Roman" w:cs="Times New Roman"/>
-          <w:b/>
-          <w:bCs/>
-          <w:kern w:val="0"/>
-          <w14:ligatures w14:val="none"/>
-        </w:rPr>
-      </w:pPr>
-      <w:r>
-        <w:rPr>
-          <w:rFonts w:ascii="Times New Roman" w:eastAsia="Times New Roman" w:hAnsi="Times New Roman" w:cs="Times New Roman"/>
-          <w:b/>
-          <w:bCs/>
+    </w:p>
+    <w:p>
+      <w:pPr>
+        <w:spacing w:before="100" w:beforeAutospacing="1" w:after="100" w:afterAutospacing="1" w:line="240" w:lineRule="auto"/>
+        <w:rPr>
+          <w:rFonts w:ascii="Times New Roman" w:eastAsia="Times New Roman" w:hAnsi="Times New Roman" w:cs="Times New Roman"/>
+          <w:b/>
+          <w:bCs/>
+          <w:kern w:val="0"/>
+          <w14:ligatures w14:val="none"/>
+        </w:rPr>
+      </w:pPr>
+    </w:p>
+    <w:p>
+      <w:pPr>
+        <w:spacing w:before="100" w:beforeAutospacing="1" w:after="100" w:afterAutospacing="1" w:line="240" w:lineRule="auto"/>
+        <w:rPr>
+          <w:rFonts w:ascii="Times New Roman" w:eastAsia="Times New Roman" w:hAnsi="Times New Roman" w:cs="Times New Roman"/>
+          <w:b/>
+          <w:bCs/>
+          <w:kern w:val="0"/>
+          <w14:ligatures w14:val="none"/>
+        </w:rPr>
+      </w:pPr>
+    </w:p>
+    <w:p>
+      <w:pPr>
+        <w:spacing w:before="100" w:beforeAutospacing="1" w:after="100" w:afterAutospacing="1" w:line="240" w:lineRule="auto"/>
+        <w:rPr>
+          <w:rFonts w:ascii="Times New Roman" w:eastAsia="Times New Roman" w:hAnsi="Times New Roman" w:cs="Times New Roman"/>
+          <w:b/>
+          <w:bCs/>
+          <w:kern w:val="0"/>
+          <w14:ligatures w14:val="none"/>
+        </w:rPr>
+      </w:pPr>
+    </w:p>
+    <w:p>
+      <w:pPr>
+        <w:spacing w:before="100" w:beforeAutospacing="1" w:after="100" w:afterAutospacing="1" w:line="240" w:lineRule="auto"/>
+        <w:rPr>
+          <w:rFonts w:ascii="Times New Roman" w:eastAsia="Times New Roman" w:hAnsi="Times New Roman" w:cs="Times New Roman"/>
+          <w:b/>
+          <w:bCs/>
+          <w:kern w:val="0"/>
+          <w14:ligatures w14:val="none"/>
+        </w:rPr>
+      </w:pPr>
+    </w:p>
+    <w:p>
+      <w:pPr>
+        <w:spacing w:before="100" w:beforeAutospacing="1" w:after="100" w:afterAutospacing="1" w:line="240" w:lineRule="auto"/>
+        <w:rPr>
+          <w:rFonts w:ascii="Times New Roman" w:eastAsia="Times New Roman" w:hAnsi="Times New Roman" w:cs="Times New Roman"/>
+          <w:b/>
+          <w:bCs/>
+          <w:kern w:val="0"/>
+          <w14:ligatures w14:val="none"/>
+        </w:rPr>
+      </w:pPr>
+    </w:p>
+    <w:p>
+      <w:pPr>
+        <w:spacing w:before="100" w:beforeAutospacing="1" w:after="100" w:afterAutospacing="1" w:line="240" w:lineRule="auto"/>
+        <w:rPr>
+          <w:rFonts w:ascii="Times New Roman" w:eastAsia="Times New Roman" w:hAnsi="Times New Roman" w:cs="Times New Roman"/>
+          <w:b/>
+          <w:bCs/>
+          <w:kern w:val="0"/>
+          <w14:ligatures w14:val="none"/>
+        </w:rPr>
+      </w:pPr>
+    </w:p>
+    <w:p>
+      <w:pPr>
+        <w:spacing w:before="100" w:beforeAutospacing="1" w:after="100" w:afterAutospacing="1" w:line="240" w:lineRule="auto"/>
+        <w:contextualSpacing/>
+        <w:rPr>
+          <w:rFonts w:ascii="Times New Roman" w:eastAsia="Times New Roman" w:hAnsi="Times New Roman" w:cs="Times New Roman"/>
+          <w:b/>
+          <w:bCs/>
+          <w:kern w:val="0"/>
+          <w14:ligatures w14:val="none"/>
+        </w:rPr>
+      </w:pPr>
+      <w:r>
+        <w:rPr>
+          <w:rFonts w:ascii="Times New Roman" w:eastAsia="Times New Roman" w:hAnsi="Times New Roman" w:cs="Times New Roman"/>
+          <w:b/>
+          <w:bCs/>
+          <w:kern w:val="0"/>
+          <w14:ligatures w14:val="none"/>
+        </w:rPr>
+        <w:t>Early Life</w:t>
+      </w:r>
+    </w:p>
+    <w:p>
+      <w:pPr>
+        <w:spacing w:before="100" w:beforeAutospacing="1" w:after="100" w:afterAutospacing="1" w:line="240" w:lineRule="auto"/>
+        <w:contextualSpacing/>
+        <w:rPr>
+          <w:rFonts w:ascii="Times New Roman" w:eastAsia="Times New Roman" w:hAnsi="Times New Roman" w:cs="Times New Roman"/>
+          <w:kern w:val="0"/>
+          <w14:ligatures w14:val="none"/>
+        </w:rPr>
+      </w:pPr>
+      <w:r>
+        <w:rPr>
+          <w:rFonts w:ascii="Times New Roman" w:eastAsia="Times New Roman" w:hAnsi="Times New Roman" w:cs="Times New Roman"/>
+          <w:kern w:val="0"/>
+          <w14:ligatures w14:val="none"/>
+        </w:rPr>
+        <w:t xml:space="preserve">Elizabeth Lawrence Howland was born in 1885 to Louis Meredith Howland and Virginia Lee Lawrence, uniting two distinguished New York families—the mercantile Howlands and the old Lawrence family of Long Island. She grew up largely in New York and Newport, in an </w:t>
+      </w:r>
+      <w:r>
+        <w:rPr>
+          <w:rFonts w:ascii="Times New Roman" w:eastAsia="Times New Roman" w:hAnsi="Times New Roman" w:cs="Times New Roman"/>
           <w:kern w:val="0"/>
           <w14:ligatures w14:val="none"/>
         </w:rPr>
         <w:lastRenderedPageBreak/>
-        <w:t>Early Life</w:t>
-      </w:r>
-    </w:p>
-    <w:p>
-      <w:pPr>
-        <w:spacing w:before="100" w:beforeAutospacing="1" w:after="100" w:afterAutospacing="1" w:line="240" w:lineRule="auto"/>
-        <w:contextualSpacing/>
-        <w:rPr>
-          <w:rFonts w:ascii="Times New Roman" w:eastAsia="Times New Roman" w:hAnsi="Times New Roman" w:cs="Times New Roman"/>
-          <w:kern w:val="0"/>
-          <w14:ligatures w14:val="none"/>
-        </w:rPr>
-      </w:pPr>
-      <w:r>
-        <w:rPr>
-          <w:rFonts w:ascii="Times New Roman" w:eastAsia="Times New Roman" w:hAnsi="Times New Roman" w:cs="Times New Roman"/>
-          <w:kern w:val="0"/>
-          <w14:ligatures w14:val="none"/>
-        </w:rPr>
-        <w:t xml:space="preserve">Elizabeth Lawrence Howland was born in 1885 to Louis Meredith Howland and Virginia Lee Lawrence, uniting two distinguished New York </w:t>
-      </w:r>
-      <w:proofErr w:type="gramStart"/>
-      <w:r>
-        <w:rPr>
-          <w:rFonts w:ascii="Times New Roman" w:eastAsia="Times New Roman" w:hAnsi="Times New Roman" w:cs="Times New Roman"/>
-          <w:kern w:val="0"/>
-          <w14:ligatures w14:val="none"/>
-        </w:rPr>
-        <w:t>families—</w:t>
-      </w:r>
-      <w:proofErr w:type="gramEnd"/>
-      <w:r>
-        <w:rPr>
-          <w:rFonts w:ascii="Times New Roman" w:eastAsia="Times New Roman" w:hAnsi="Times New Roman" w:cs="Times New Roman"/>
-          <w:kern w:val="0"/>
-          <w14:ligatures w14:val="none"/>
-        </w:rPr>
-        <w:t xml:space="preserve">the mercantile Howlands and the old Lawrence family of Long Island. She grew up largely in New York and Newport, in an atmosphere of transatlantic sophistication: her father was educated in France and Germany, and her </w:t>
+        <w:t xml:space="preserve">atmosphere of transatlantic sophistication: her father was educated in France and Germany, and her </w:t>
       </w:r>
       <w:r>
         <w:rPr>
@@ -4488,25 +4084,7 @@
           <w:kern w:val="0"/>
           <w14:ligatures w14:val="none"/>
         </w:rPr>
-        <w:t xml:space="preserve">grandmother, Louise-Marie Delaroche-La </w:t>
-      </w:r>
-      <w:proofErr w:type="spellStart"/>
-      <w:r>
-        <w:rPr>
-          <w:rFonts w:ascii="Times New Roman" w:eastAsia="Times New Roman" w:hAnsi="Times New Roman" w:cs="Times New Roman"/>
-          <w:kern w:val="0"/>
-          <w14:ligatures w14:val="none"/>
-        </w:rPr>
-        <w:t>Perrière</w:t>
-      </w:r>
-      <w:proofErr w:type="spellEnd"/>
-      <w:r>
-        <w:rPr>
-          <w:rFonts w:ascii="Times New Roman" w:eastAsia="Times New Roman" w:hAnsi="Times New Roman" w:cs="Times New Roman"/>
-          <w:kern w:val="0"/>
-          <w14:ligatures w14:val="none"/>
-        </w:rPr>
-        <w:t>, was of an old French family.</w:t>
+        <w:t>grandmother, Louise-Marie Delaroche-La Perrière, was of an old French family.</w:t>
       </w:r>
     </w:p>
     <w:p>
@@ -4559,43 +4137,7 @@
           <w:kern w:val="0"/>
           <w14:ligatures w14:val="none"/>
         </w:rPr>
-        <w:t xml:space="preserve">In 1910 Elizabeth married Frederic Kernochan, a lawyer and civic </w:t>
-      </w:r>
-      <w:proofErr w:type="gramStart"/>
-      <w:r>
-        <w:rPr>
-          <w:rFonts w:ascii="Times New Roman" w:eastAsia="Times New Roman" w:hAnsi="Times New Roman" w:cs="Times New Roman"/>
-          <w:kern w:val="0"/>
-          <w14:ligatures w14:val="none"/>
-        </w:rPr>
-        <w:t>leader</w:t>
-      </w:r>
-      <w:proofErr w:type="gramEnd"/>
-      <w:r>
-        <w:rPr>
-          <w:rFonts w:ascii="Times New Roman" w:eastAsia="Times New Roman" w:hAnsi="Times New Roman" w:cs="Times New Roman"/>
-          <w:kern w:val="0"/>
-          <w14:ligatures w14:val="none"/>
-        </w:rPr>
-        <w:t xml:space="preserve"> descended from an old New York legal family. The </w:t>
-      </w:r>
-      <w:proofErr w:type="spellStart"/>
-      <w:r>
-        <w:rPr>
-          <w:rFonts w:ascii="Times New Roman" w:eastAsia="Times New Roman" w:hAnsi="Times New Roman" w:cs="Times New Roman"/>
-          <w:kern w:val="0"/>
-          <w14:ligatures w14:val="none"/>
-        </w:rPr>
-        <w:t>Kernochans</w:t>
-      </w:r>
-      <w:proofErr w:type="spellEnd"/>
-      <w:r>
-        <w:rPr>
-          <w:rFonts w:ascii="Times New Roman" w:eastAsia="Times New Roman" w:hAnsi="Times New Roman" w:cs="Times New Roman"/>
-          <w:kern w:val="0"/>
-          <w14:ligatures w14:val="none"/>
-        </w:rPr>
-        <w:t xml:space="preserve"> were active in the city’s charitable and cultural circles, especially in the Episcopal Church and in the governance of Columbia University and St. Luke’s Hospital. Elizabeth shared these interests and divided her time between the city and the family’s country estate. She was remembered as a woman of refinement and dignity who maintained the cosmopolitan style of her mother’s Lawrence and Howland heritage.</w:t>
+        <w:t>In 1910 Elizabeth married Frederic Kernochan, a lawyer and civic leader descended from an old New York legal family. The Kernochans were active in the city’s charitable and cultural circles, especially in the Episcopal Church and in the governance of Columbia University and St. Luke’s Hospital. Elizabeth shared these interests and divided her time between the city and the family’s country estate. She was remembered as a woman of refinement and dignity who maintained the cosmopolitan style of her mother’s Lawrence and Howland heritage.</w:t>
       </w:r>
     </w:p>
     <w:p>
@@ -4745,25 +4287,7 @@
           <w:kern w:val="0"/>
           <w14:ligatures w14:val="none"/>
         </w:rPr>
-        <w:t xml:space="preserve"> William Edgar Howland (1813–1885) and Louise-Marie Hortense Delaroche-La </w:t>
-      </w:r>
-      <w:proofErr w:type="spellStart"/>
-      <w:r>
-        <w:rPr>
-          <w:rFonts w:ascii="Times New Roman" w:eastAsia="Times New Roman" w:hAnsi="Times New Roman" w:cs="Times New Roman"/>
-          <w:kern w:val="0"/>
-          <w14:ligatures w14:val="none"/>
-        </w:rPr>
-        <w:t>Perrière</w:t>
-      </w:r>
-      <w:proofErr w:type="spellEnd"/>
-      <w:r>
-        <w:rPr>
-          <w:rFonts w:ascii="Times New Roman" w:eastAsia="Times New Roman" w:hAnsi="Times New Roman" w:cs="Times New Roman"/>
-          <w:kern w:val="0"/>
-          <w14:ligatures w14:val="none"/>
-        </w:rPr>
-        <w:t xml:space="preserve"> (1835–1920).</w:t>
+        <w:t xml:space="preserve"> William Edgar Howland (1813–1885) and Louise-Marie Hortense Delaroche-La Perrière (1835–1920).</w:t>
       </w:r>
       <w:r>
         <w:rPr>
@@ -4823,25 +4347,7 @@
           <w:kern w:val="0"/>
           <w14:ligatures w14:val="none"/>
         </w:rPr>
-        <w:t xml:space="preserve"> (1872–1956); (3) Eugénie </w:t>
-      </w:r>
-      <w:proofErr w:type="spellStart"/>
-      <w:r>
-        <w:rPr>
-          <w:rFonts w:ascii="Times New Roman" w:eastAsia="Times New Roman" w:hAnsi="Times New Roman" w:cs="Times New Roman"/>
-          <w:kern w:val="0"/>
-          <w14:ligatures w14:val="none"/>
-        </w:rPr>
-        <w:t>d’Aumont</w:t>
-      </w:r>
-      <w:proofErr w:type="spellEnd"/>
-      <w:r>
-        <w:rPr>
-          <w:rFonts w:ascii="Times New Roman" w:eastAsia="Times New Roman" w:hAnsi="Times New Roman" w:cs="Times New Roman"/>
-          <w:kern w:val="0"/>
-          <w14:ligatures w14:val="none"/>
-        </w:rPr>
-        <w:t xml:space="preserve"> (dates unknown).</w:t>
+        <w:t xml:space="preserve"> (1872–1956); (3) Eugénie d’Aumont (dates unknown).</w:t>
       </w:r>
       <w:r>
         <w:rPr>
@@ -4979,23 +4485,7 @@
           <w:kern w:val="0"/>
           <w14:ligatures w14:val="none"/>
         </w:rPr>
-        <w:t xml:space="preserve"> Lawrence, the great</w:t>
-      </w:r>
-      <w:r>
-        <w:rPr>
-          <w:rFonts w:ascii="Times New Roman" w:eastAsia="Times New Roman" w:hAnsi="Times New Roman" w:cs="Times New Roman"/>
-          <w:kern w:val="0"/>
-          <w14:ligatures w14:val="none"/>
-        </w:rPr>
-        <w:t>-</w:t>
-      </w:r>
-      <w:r>
-        <w:rPr>
-          <w:rFonts w:ascii="Times New Roman" w:eastAsia="Times New Roman" w:hAnsi="Times New Roman" w:cs="Times New Roman"/>
-          <w:kern w:val="0"/>
-          <w14:ligatures w14:val="none"/>
-        </w:rPr>
-        <w:t>grandaunt of the post-World War II Smith generation.</w:t>
+        <w:t xml:space="preserve"> Lawrence, the great grandaunt of the post-World War II Smith generation.</w:t>
       </w:r>
       <w:r>
         <w:rPr>
@@ -5044,119 +4534,57 @@
           <w14:ligatures w14:val="none"/>
         </w:rPr>
         <w:br/>
-        <w:t xml:space="preserve">Louis Meredith Howland was born in Paris in 1855, the son of William Edgar Howland and the French-born Louise-Marie Delaroche-La </w:t>
-      </w:r>
-      <w:proofErr w:type="spellStart"/>
-      <w:r>
-        <w:rPr>
-          <w:rFonts w:ascii="Times New Roman" w:eastAsia="Times New Roman" w:hAnsi="Times New Roman" w:cs="Times New Roman"/>
-          <w:kern w:val="0"/>
-          <w14:ligatures w14:val="none"/>
-        </w:rPr>
-        <w:t>Perrière</w:t>
-      </w:r>
-      <w:proofErr w:type="spellEnd"/>
-      <w:r>
-        <w:rPr>
-          <w:rFonts w:ascii="Times New Roman" w:eastAsia="Times New Roman" w:hAnsi="Times New Roman" w:cs="Times New Roman"/>
-          <w:kern w:val="0"/>
-          <w14:ligatures w14:val="none"/>
-        </w:rPr>
-        <w:t xml:space="preserve">. </w:t>
-      </w:r>
-      <w:r>
-        <w:rPr>
-          <w:rFonts w:ascii="Times New Roman" w:eastAsia="Times New Roman" w:hAnsi="Times New Roman" w:cs="Times New Roman"/>
-          <w:kern w:val="0"/>
-          <w14:ligatures w14:val="none"/>
-        </w:rPr>
-        <w:t xml:space="preserve">Louis Meredth was  descended </w:t>
-      </w:r>
-      <w:proofErr w:type="gramStart"/>
-      <w:r>
-        <w:rPr>
-          <w:rFonts w:ascii="Times New Roman" w:eastAsia="Times New Roman" w:hAnsi="Times New Roman" w:cs="Times New Roman"/>
-          <w:kern w:val="0"/>
-          <w14:ligatures w14:val="none"/>
-        </w:rPr>
-        <w:t>from</w:t>
-      </w:r>
-      <w:proofErr w:type="gramEnd"/>
-      <w:r>
-        <w:rPr>
-          <w:rFonts w:ascii="Times New Roman" w:eastAsia="Times New Roman" w:hAnsi="Times New Roman" w:cs="Times New Roman"/>
-          <w:kern w:val="0"/>
-          <w14:ligatures w14:val="none"/>
-        </w:rPr>
-        <w:t xml:space="preserve"> John Howland, a passenger on the Mayflower. </w:t>
-      </w:r>
-      <w:r>
-        <w:rPr>
-          <w:rFonts w:ascii="Times New Roman" w:eastAsia="Times New Roman" w:hAnsi="Times New Roman" w:cs="Times New Roman"/>
-          <w:kern w:val="0"/>
-          <w14:ligatures w14:val="none"/>
-        </w:rPr>
-        <w:t xml:space="preserve">His early years were divided between France and New </w:t>
-      </w:r>
-      <w:r>
-        <w:rPr>
-          <w:rFonts w:ascii="Times New Roman" w:eastAsia="Times New Roman" w:hAnsi="Times New Roman" w:cs="Times New Roman"/>
+        <w:t xml:space="preserve">Louis Meredith Howland was born in Paris in 1855, the son of William Edgar Howland and the French-born Louise-Marie Delaroche-La Perrière. </w:t>
+      </w:r>
+      <w:r>
+        <w:rPr>
+          <w:rFonts w:ascii="Times New Roman" w:eastAsia="Times New Roman" w:hAnsi="Times New Roman" w:cs="Times New Roman"/>
+          <w:kern w:val="0"/>
+          <w14:ligatures w14:val="none"/>
+        </w:rPr>
+        <w:t xml:space="preserve">Louis Meredth was  descended from John Howland, a passenger on the Mayflower. </w:t>
+      </w:r>
+      <w:r>
+        <w:rPr>
+          <w:rFonts w:ascii="Times New Roman" w:eastAsia="Times New Roman" w:hAnsi="Times New Roman" w:cs="Times New Roman"/>
+          <w:kern w:val="0"/>
+          <w14:ligatures w14:val="none"/>
+        </w:rPr>
+        <w:t>His early years were divided between France and New York, where the Howlands had established themselves as a prominent mercantile family in the shipping firm of Howland &amp; Aspinwall, founded in 1808. Educated in France and Germany, Louis completed his studies at St. John’s Military Academy in Sing Sing, New York.</w:t>
+      </w:r>
+    </w:p>
+    <w:p>
+      <w:pPr>
+        <w:spacing w:before="100" w:beforeAutospacing="1" w:after="100" w:afterAutospacing="1" w:line="240" w:lineRule="auto"/>
+        <w:contextualSpacing/>
+        <w:rPr>
+          <w:rFonts w:ascii="Times New Roman" w:eastAsia="Times New Roman" w:hAnsi="Times New Roman" w:cs="Times New Roman"/>
+          <w:kern w:val="0"/>
+          <w14:ligatures w14:val="none"/>
+        </w:rPr>
+      </w:pPr>
+    </w:p>
+    <w:p>
+      <w:pPr>
+        <w:spacing w:before="100" w:beforeAutospacing="1" w:after="100" w:afterAutospacing="1" w:line="240" w:lineRule="auto"/>
+        <w:contextualSpacing/>
+        <w:rPr>
+          <w:rFonts w:ascii="Times New Roman" w:eastAsia="Times New Roman" w:hAnsi="Times New Roman" w:cs="Times New Roman"/>
+          <w:b/>
+          <w:bCs/>
+          <w:kern w:val="0"/>
+          <w14:ligatures w14:val="none"/>
+        </w:rPr>
+      </w:pPr>
+      <w:r>
+        <w:rPr>
+          <w:rFonts w:ascii="Times New Roman" w:eastAsia="Times New Roman" w:hAnsi="Times New Roman" w:cs="Times New Roman"/>
+          <w:b/>
+          <w:bCs/>
           <w:kern w:val="0"/>
           <w14:ligatures w14:val="none"/>
         </w:rPr>
         <w:lastRenderedPageBreak/>
-        <w:t xml:space="preserve">York, where the Howlands had established themselves as a prominent mercantile family in the shipping firm of Howland &amp; Aspinwall, founded in 1808. Educated in France and Germany, Louis completed his studies at St. John’s Military Academy in Sing </w:t>
-      </w:r>
-      <w:proofErr w:type="spellStart"/>
-      <w:r>
-        <w:rPr>
-          <w:rFonts w:ascii="Times New Roman" w:eastAsia="Times New Roman" w:hAnsi="Times New Roman" w:cs="Times New Roman"/>
-          <w:kern w:val="0"/>
-          <w14:ligatures w14:val="none"/>
-        </w:rPr>
-        <w:t>Sing</w:t>
-      </w:r>
-      <w:proofErr w:type="spellEnd"/>
-      <w:r>
-        <w:rPr>
-          <w:rFonts w:ascii="Times New Roman" w:eastAsia="Times New Roman" w:hAnsi="Times New Roman" w:cs="Times New Roman"/>
-          <w:kern w:val="0"/>
-          <w14:ligatures w14:val="none"/>
-        </w:rPr>
-        <w:t>, New York.</w:t>
-      </w:r>
-    </w:p>
-    <w:p>
-      <w:pPr>
-        <w:spacing w:before="100" w:beforeAutospacing="1" w:after="100" w:afterAutospacing="1" w:line="240" w:lineRule="auto"/>
-        <w:contextualSpacing/>
-        <w:rPr>
-          <w:rFonts w:ascii="Times New Roman" w:eastAsia="Times New Roman" w:hAnsi="Times New Roman" w:cs="Times New Roman"/>
-          <w:kern w:val="0"/>
-          <w14:ligatures w14:val="none"/>
-        </w:rPr>
-      </w:pPr>
-    </w:p>
-    <w:p>
-      <w:pPr>
-        <w:spacing w:before="100" w:beforeAutospacing="1" w:after="100" w:afterAutospacing="1" w:line="240" w:lineRule="auto"/>
-        <w:contextualSpacing/>
-        <w:rPr>
-          <w:rFonts w:ascii="Times New Roman" w:eastAsia="Times New Roman" w:hAnsi="Times New Roman" w:cs="Times New Roman"/>
-          <w:b/>
-          <w:bCs/>
-          <w:kern w:val="0"/>
-          <w14:ligatures w14:val="none"/>
-        </w:rPr>
-      </w:pPr>
-      <w:r>
-        <w:rPr>
-          <w:rFonts w:ascii="Times New Roman" w:eastAsia="Times New Roman" w:hAnsi="Times New Roman" w:cs="Times New Roman"/>
-          <w:b/>
-          <w:bCs/>
-          <w:kern w:val="0"/>
-          <w14:ligatures w14:val="none"/>
-        </w:rPr>
         <w:t>International Work</w:t>
       </w:r>
     </w:p>
@@ -5265,43 +4693,25 @@
           <w:kern w:val="0"/>
           <w14:ligatures w14:val="none"/>
         </w:rPr>
-        <w:t xml:space="preserve">, later known as Leonora Speyer, and had two more children before they separated. His final marriage was to Eugénie </w:t>
-      </w:r>
-      <w:proofErr w:type="spellStart"/>
-      <w:r>
-        <w:rPr>
-          <w:rFonts w:ascii="Times New Roman" w:eastAsia="Times New Roman" w:hAnsi="Times New Roman" w:cs="Times New Roman"/>
-          <w:kern w:val="0"/>
-          <w14:ligatures w14:val="none"/>
-        </w:rPr>
-        <w:t>d’Aumont</w:t>
-      </w:r>
-      <w:proofErr w:type="spellEnd"/>
-      <w:r>
-        <w:rPr>
-          <w:rFonts w:ascii="Times New Roman" w:eastAsia="Times New Roman" w:hAnsi="Times New Roman" w:cs="Times New Roman"/>
-          <w:kern w:val="0"/>
-          <w14:ligatures w14:val="none"/>
-        </w:rPr>
-        <w:t xml:space="preserve">, a member of the French aristocracy. Louis spent his later years mainly in France and died at La </w:t>
-      </w:r>
-      <w:proofErr w:type="spellStart"/>
-      <w:r>
-        <w:rPr>
-          <w:rFonts w:ascii="Times New Roman" w:eastAsia="Times New Roman" w:hAnsi="Times New Roman" w:cs="Times New Roman"/>
-          <w:kern w:val="0"/>
-          <w14:ligatures w14:val="none"/>
-        </w:rPr>
-        <w:t>Perrière</w:t>
-      </w:r>
-      <w:proofErr w:type="spellEnd"/>
-      <w:r>
-        <w:rPr>
-          <w:rFonts w:ascii="Times New Roman" w:eastAsia="Times New Roman" w:hAnsi="Times New Roman" w:cs="Times New Roman"/>
-          <w:kern w:val="0"/>
-          <w14:ligatures w14:val="none"/>
-        </w:rPr>
-        <w:t xml:space="preserve"> in 1921.</w:t>
+        <w:t xml:space="preserve">, later known as the novelist </w:t>
+      </w:r>
+      <w:r>
+        <w:rPr>
+          <w:rFonts w:ascii="Times New Roman" w:eastAsia="Times New Roman" w:hAnsi="Times New Roman" w:cs="Times New Roman"/>
+          <w:b/>
+          <w:bCs/>
+          <w:kern w:val="0"/>
+          <w14:ligatures w14:val="none"/>
+        </w:rPr>
+        <w:t>Leonora Speyer</w:t>
+      </w:r>
+      <w:r>
+        <w:rPr>
+          <w:rFonts w:ascii="Times New Roman" w:eastAsia="Times New Roman" w:hAnsi="Times New Roman" w:cs="Times New Roman"/>
+          <w:kern w:val="0"/>
+          <w14:ligatures w14:val="none"/>
+        </w:rPr>
+        <w:t>, and had two more children before they separated. His final marriage was to Eugénie d’Aumont, a member of the French aristocracy. Louis spent his later years mainly in France and died at La Perrière in 1921.</w:t>
       </w:r>
     </w:p>
     <w:p>
@@ -5343,7 +4753,6 @@
           <w:szCs w:val="36"/>
         </w:rPr>
       </w:pPr>
-      <w:proofErr w:type="spellStart"/>
       <w:r>
         <w:rPr>
           <w:rFonts w:ascii="Times New Roman" w:hAnsi="Times New Roman" w:cs="Times New Roman"/>
@@ -5354,7 +4763,6 @@
         </w:rPr>
         <w:t>Hurlgate</w:t>
       </w:r>
-      <w:proofErr w:type="spellEnd"/>
     </w:p>
     <w:p>
       <w:pPr>
@@ -5385,10 +4793,10 @@
         <w:rPr>
           <w:rFonts w:ascii="Times New Roman" w:eastAsia="Times New Roman" w:hAnsi="Times New Roman" w:cs="Times New Roman"/>
           <w:noProof/>
+          <w:color w:val="000066"/>
           <w:sz w:val="27"/>
           <w:szCs w:val="27"/>
         </w:rPr>
-        <w:lastRenderedPageBreak/>
         <w:drawing>
           <wp:inline distT="0" distB="0" distL="0" distR="0" wp14:anchorId="2EF394B9" wp14:editId="714E8ACC">
             <wp:extent cx="4775704" cy="4208589"/>
@@ -5449,6 +4857,7 @@
           <w:b/>
           <w:bCs/>
         </w:rPr>
+        <w:lastRenderedPageBreak/>
         <w:t>Location:</w:t>
       </w:r>
       <w:r>
@@ -5485,23 +4894,7 @@
         </w:rPr>
       </w:pPr>
       <w:r>
-        <w:t>“Hurl Gate" (or "</w:t>
-      </w:r>
-      <w:proofErr w:type="spellStart"/>
-      <w:r>
-        <w:t>Hurlgate</w:t>
-      </w:r>
-      <w:proofErr w:type="spellEnd"/>
-      <w:r>
-        <w:t>") was an old name for the nearby ferry road and east-west route (today's Woodside Avenue and parts of 58th Street), derived from the Dutch "</w:t>
-      </w:r>
-      <w:proofErr w:type="spellStart"/>
-      <w:r>
-        <w:t>Hellegat</w:t>
-      </w:r>
-      <w:proofErr w:type="spellEnd"/>
-      <w:r>
-        <w:t>," which referred to the turbulent strait in the East River known as Hell Gate. The mansion was situated along this Hurl Gate Road, giving it a prominent position in the area formerly part of Newtown (now Elmhurst and Woodside).</w:t>
+        <w:t>“Hurl Gate" (or "Hurlgate") was an old name for the nearby ferry road and east-west route (today's Woodside Avenue and parts of 58th Street), derived from the Dutch "Hellegat," which referred to the turbulent strait in the East River known as Hell Gate. The mansion was situated along this Hurl Gate Road, giving it a prominent position in the area formerly part of Newtown (now Elmhurst and Woodside).</w:t>
       </w:r>
     </w:p>
     <w:p>
@@ -5515,13 +4908,6 @@
           <w:bCs/>
         </w:rPr>
       </w:pPr>
-      <w:r>
-        <w:rPr>
-          <w:b/>
-          <w:bCs/>
-        </w:rPr>
-        <w:t>Architectural Description</w:t>
-      </w:r>
     </w:p>
     <w:p>
       <w:pPr>
@@ -5529,19 +4915,28 @@
         <w:shd w:val="clear" w:color="auto" w:fill="FFFFFF"/>
         <w:spacing w:before="0" w:beforeAutospacing="0" w:after="0" w:afterAutospacing="0"/>
         <w:contextualSpacing/>
-      </w:pPr>
-      <w:r>
-        <w:t xml:space="preserve">The mansion was </w:t>
-      </w:r>
-      <w:proofErr w:type="spellStart"/>
-      <w:proofErr w:type="gramStart"/>
-      <w:r>
-        <w:t>a</w:t>
-      </w:r>
-      <w:proofErr w:type="spellEnd"/>
-      <w:proofErr w:type="gramEnd"/>
-      <w:r>
-        <w:t xml:space="preserve"> elite colonial-style home facing south at the foot of Betts Avenue (now 58th Street) along Hurl Gate Road. Features included:</w:t>
+        <w:rPr>
+          <w:b/>
+          <w:bCs/>
+        </w:rPr>
+      </w:pPr>
+      <w:r>
+        <w:rPr>
+          <w:b/>
+          <w:bCs/>
+        </w:rPr>
+        <w:t>Architectural Description</w:t>
+      </w:r>
+    </w:p>
+    <w:p>
+      <w:pPr>
+        <w:pStyle w:val="NormalWeb"/>
+        <w:shd w:val="clear" w:color="auto" w:fill="FFFFFF"/>
+        <w:spacing w:before="0" w:beforeAutospacing="0" w:after="0" w:afterAutospacing="0"/>
+        <w:contextualSpacing/>
+      </w:pPr>
+      <w:r>
+        <w:t>The mansion was a elite colonial-style home facing south at the foot of Betts Avenue (now 58th Street) along Hurl Gate Road. Features included:</w:t>
       </w:r>
     </w:p>
     <w:p>
@@ -5649,22 +5044,7 @@
         <w:rPr>
           <w:rFonts w:ascii="Times New Roman" w:eastAsia="Times New Roman" w:hAnsi="Times New Roman" w:cs="Times New Roman"/>
         </w:rPr>
-        <w:lastRenderedPageBreak/>
-        <w:t xml:space="preserve">Exterior amenities: a well in front, barn and cider house in back, surrounding </w:t>
-      </w:r>
-      <w:proofErr w:type="spellStart"/>
-      <w:r>
-        <w:rPr>
-          <w:rFonts w:ascii="Times New Roman" w:eastAsia="Times New Roman" w:hAnsi="Times New Roman" w:cs="Times New Roman"/>
-        </w:rPr>
-        <w:t>woodlawn</w:t>
-      </w:r>
-      <w:proofErr w:type="spellEnd"/>
-      <w:r>
-        <w:rPr>
-          <w:rFonts w:ascii="Times New Roman" w:eastAsia="Times New Roman" w:hAnsi="Times New Roman" w:cs="Times New Roman"/>
-        </w:rPr>
-        <w:t>, sheep folds, and a nearby slave cemetery.</w:t>
+        <w:t>Exterior amenities: a well in front, barn and cider house in back, surrounding woodlawn, sheep folds, and a nearby slave cemetery.</w:t>
       </w:r>
     </w:p>
     <w:p>
@@ -5725,17 +5105,17 @@
           <w:kern w:val="0"/>
           <w14:ligatures w14:val="none"/>
         </w:rPr>
-        <w:t xml:space="preserve">The history of the estate begins with the </w:t>
-      </w:r>
-      <w:r>
-        <w:rPr>
-          <w:rFonts w:ascii="Times New Roman" w:eastAsia="Times New Roman" w:hAnsi="Times New Roman" w:cs="Times New Roman"/>
-          <w:b/>
-          <w:bCs/>
-          <w:kern w:val="0"/>
-          <w14:ligatures w14:val="none"/>
-        </w:rPr>
-        <w:t>Sackett family</w:t>
+        <w:t xml:space="preserve">The history of the estate begins with </w:t>
+      </w:r>
+      <w:r>
+        <w:rPr>
+          <w:rFonts w:ascii="Times New Roman" w:eastAsia="Times New Roman" w:hAnsi="Times New Roman" w:cs="Times New Roman"/>
+          <w:b/>
+          <w:bCs/>
+          <w:kern w:val="0"/>
+          <w14:ligatures w14:val="none"/>
+        </w:rPr>
+        <w:t>the Sackett family</w:t>
       </w:r>
       <w:r>
         <w:rPr>
@@ -5761,25 +5141,7 @@
           <w:kern w:val="0"/>
           <w14:ligatures w14:val="none"/>
         </w:rPr>
-        <w:t xml:space="preserve">Joseph Sackett (1656–1719) emerged as a prominent figure in Newtown, serving as a church member, road commissioner, assessor, and militia captain. Through three marriages—his first to Elizabeth Betts, daughter of Captain Richard Betts—he became closely allied with the town’s leading families and acquired substantial landholdings. In his will </w:t>
-      </w:r>
-      <w:proofErr w:type="gramStart"/>
-      <w:r>
-        <w:rPr>
-          <w:rFonts w:ascii="Times New Roman" w:eastAsia="Times New Roman" w:hAnsi="Times New Roman" w:cs="Times New Roman"/>
-          <w:kern w:val="0"/>
-          <w14:ligatures w14:val="none"/>
-        </w:rPr>
-        <w:t>of</w:t>
-      </w:r>
-      <w:proofErr w:type="gramEnd"/>
-      <w:r>
-        <w:rPr>
-          <w:rFonts w:ascii="Times New Roman" w:eastAsia="Times New Roman" w:hAnsi="Times New Roman" w:cs="Times New Roman"/>
-          <w:kern w:val="0"/>
-          <w14:ligatures w14:val="none"/>
-        </w:rPr>
-        <w:t xml:space="preserve"> 1719, Joseph divided his Newtown properties among his children. Two of his sons, William and John, inherited extensive tracts in the area that later became Woodside, including parcels bounded by roads leading toward Hell Gate.</w:t>
+        <w:t>Joseph Sackett (1656–1719) emerged as a prominent figure in Newtown, serving as a church member, road commissioner, assessor, and militia captain. Through three marriages—his first to Elizabeth Betts, daughter of Captain Richard Betts—he became closely allied with the town’s leading families and acquired substantial landholdings. In his will of 1719, Joseph divided his Newtown properties among his children. Two of his sons, William and John, inherited extensive tracts in the area that later became Woodside, including parcels bounded by roads leading toward Hell Gate.</w:t>
       </w:r>
     </w:p>
     <w:p>
@@ -5815,6 +5177,7 @@
           <w:kern w:val="0"/>
           <w14:ligatures w14:val="none"/>
         </w:rPr>
+        <w:lastRenderedPageBreak/>
         <w:t xml:space="preserve">His son William Sackett (1731–1802) married his first cousin, </w:t>
       </w:r>
       <w:r>
@@ -5833,25 +5196,7 @@
           <w:kern w:val="0"/>
           <w14:ligatures w14:val="none"/>
         </w:rPr>
-        <w:t xml:space="preserve">, their common grandfather being Joseph Sackett. The marriage linked </w:t>
-      </w:r>
-      <w:proofErr w:type="gramStart"/>
-      <w:r>
-        <w:rPr>
-          <w:rFonts w:ascii="Times New Roman" w:eastAsia="Times New Roman" w:hAnsi="Times New Roman" w:cs="Times New Roman"/>
-          <w:kern w:val="0"/>
-          <w14:ligatures w14:val="none"/>
-        </w:rPr>
-        <w:t>the Sacketts</w:t>
-      </w:r>
-      <w:proofErr w:type="gramEnd"/>
-      <w:r>
-        <w:rPr>
-          <w:rFonts w:ascii="Times New Roman" w:eastAsia="Times New Roman" w:hAnsi="Times New Roman" w:cs="Times New Roman"/>
-          <w:kern w:val="0"/>
-          <w14:ligatures w14:val="none"/>
-        </w:rPr>
-        <w:t xml:space="preserve"> to the Lawrence family, one of the most prominent families in Newtown and Hell Gate. William continued farming the estate and expanded the original farmhouse into a substantial manor house. The property became known locally for its cider press, which produced cider from Newtown pippin apples renowned throughout the region.</w:t>
+        <w:t>, their common grandfather being Joseph Sackett. The marriage linked the Sacketts to the Lawrence family, one of the most prominent families in Newtown and Hell Gate. William continued farming the estate and expanded the original farmhouse into a substantial manor house. The property became known locally for its cider press, which produced cider from Newtown pippin apples renowned throughout the region.</w:t>
       </w:r>
     </w:p>
     <w:p>
@@ -5908,7 +5253,6 @@
           <w:kern w:val="0"/>
           <w14:ligatures w14:val="none"/>
         </w:rPr>
-        <w:lastRenderedPageBreak/>
         <w:t xml:space="preserve">Beginning in the 1860s, portions of the former Sackett estate were sold to developer Benjamin Hitchcock, initiating the residential development of Woodside. The neighborhood’s name derived from John A. Kelly’s newspaper essays titled </w:t>
       </w:r>
       <w:r>
@@ -6120,6 +5464,7 @@
           <w:szCs w:val="36"/>
           <w14:ligatures w14:val="none"/>
         </w:rPr>
+        <w:lastRenderedPageBreak/>
         <w:t>Hyde, Anne Gale “Angy” (1926–2015)</w:t>
       </w:r>
     </w:p>
@@ -6530,26 +5875,7 @@
           <w:kern w:val="0"/>
           <w14:ligatures w14:val="none"/>
         </w:rPr>
-        <w:lastRenderedPageBreak/>
-        <w:t xml:space="preserve">Anne Gale Hyde, always known as “Angy,” was born in 1926 to Robert “Bobby” Hyde and Lydia Lawrence Tonetti. Her early childhood was marked by both privilege and loss. Her mother Lydia, granddaughter of the sculptor Mary Lawrence Tonetti of Snedens Landing, died while Angy was still very young. With her father increasingly drawn back to Santa Barbara to establish his bohemian enclaves, Angy and her siblings </w:t>
-      </w:r>
-      <w:proofErr w:type="gramStart"/>
-      <w:r>
-        <w:rPr>
-          <w:rFonts w:ascii="Times New Roman" w:eastAsia="Times New Roman" w:hAnsi="Times New Roman" w:cs="Times New Roman"/>
-          <w:kern w:val="0"/>
-          <w14:ligatures w14:val="none"/>
-        </w:rPr>
-        <w:t>were largely</w:t>
-      </w:r>
-      <w:proofErr w:type="gramEnd"/>
-      <w:r>
-        <w:rPr>
-          <w:rFonts w:ascii="Times New Roman" w:eastAsia="Times New Roman" w:hAnsi="Times New Roman" w:cs="Times New Roman"/>
-          <w:kern w:val="0"/>
-          <w14:ligatures w14:val="none"/>
-        </w:rPr>
-        <w:t xml:space="preserve"> raised at </w:t>
+        <w:t xml:space="preserve">Anne Gale Hyde, always known as “Angy,” was born in 1926 to Robert “Bobby” Hyde and Lydia Lawrence Tonetti. Her early childhood was marked by both privilege and loss. Her mother Lydia, granddaughter of the sculptor Mary Lawrence Tonetti of Snedens Landing, died while Angy was still very young. With her father increasingly drawn back to Santa Barbara to establish his bohemian enclaves, Angy and her siblings were largely raised at </w:t>
       </w:r>
       <w:r>
         <w:rPr>
@@ -6676,17 +6002,6 @@
       <w:pPr>
         <w:spacing w:before="100" w:beforeAutospacing="1" w:after="100" w:afterAutospacing="1" w:line="240" w:lineRule="auto"/>
         <w:contextualSpacing/>
-        <w:rPr>
-          <w:rFonts w:ascii="Times New Roman" w:eastAsia="Times New Roman" w:hAnsi="Times New Roman" w:cs="Times New Roman"/>
-          <w:kern w:val="0"/>
-          <w14:ligatures w14:val="none"/>
-        </w:rPr>
-      </w:pPr>
-    </w:p>
-    <w:p>
-      <w:pPr>
-        <w:spacing w:before="100" w:beforeAutospacing="1" w:after="100" w:afterAutospacing="1" w:line="240" w:lineRule="auto"/>
-        <w:contextualSpacing/>
         <w:outlineLvl w:val="2"/>
         <w:rPr>
           <w:rFonts w:ascii="Times New Roman" w:eastAsia="Times New Roman" w:hAnsi="Times New Roman" w:cs="Times New Roman"/>
@@ -6723,25 +6038,16 @@
           <w:kern w:val="0"/>
           <w14:ligatures w14:val="none"/>
         </w:rPr>
-        <w:t xml:space="preserve">Her search for both companionship and adventure led her across the country in her Ford truck. Along the way she worked riveting planes in San Diego during World War II, lived briefly in Venice Beach, and met Lloyd Bjorklund, a tall Swede who offered to help her move into a rental — and then to teach her fishing. The two fell in love. Together they returned to Snedens Landing to finish the stone house, christened the </w:t>
-      </w:r>
-      <w:proofErr w:type="spellStart"/>
-      <w:r>
-        <w:rPr>
-          <w:rFonts w:ascii="Times New Roman" w:eastAsia="Times New Roman" w:hAnsi="Times New Roman" w:cs="Times New Roman"/>
-          <w:kern w:val="0"/>
-          <w14:ligatures w14:val="none"/>
-        </w:rPr>
-        <w:t>LloyAnne</w:t>
-      </w:r>
-      <w:proofErr w:type="spellEnd"/>
-      <w:r>
-        <w:rPr>
-          <w:rFonts w:ascii="Times New Roman" w:eastAsia="Times New Roman" w:hAnsi="Times New Roman" w:cs="Times New Roman"/>
-          <w:kern w:val="0"/>
-          <w14:ligatures w14:val="none"/>
-        </w:rPr>
-        <w:t xml:space="preserve"> House.</w:t>
+        <w:t xml:space="preserve">Her search for both companionship and adventure led her across the country in her Ford truck. Along the way she worked riveting planes in San Diego during World War II, lived briefly in Venice Beach, and met Lloyd Bjorklund, a tall Swede who offered to help her move into a rental </w:t>
+      </w:r>
+      <w:r>
+        <w:rPr>
+          <w:rFonts w:ascii="Times New Roman" w:eastAsia="Times New Roman" w:hAnsi="Times New Roman" w:cs="Times New Roman"/>
+          <w:kern w:val="0"/>
+          <w14:ligatures w14:val="none"/>
+        </w:rPr>
+        <w:lastRenderedPageBreak/>
+        <w:t>— and then to teach her fishing. The two fell in love. Together they returned to Snedens Landing to finish the stone house, christened the LloyAnne House.</w:t>
       </w:r>
     </w:p>
     <w:p>
@@ -6825,25 +6131,7 @@
           <w:kern w:val="0"/>
           <w14:ligatures w14:val="none"/>
         </w:rPr>
-        <w:t xml:space="preserve">Angy thrived in the Mountain Drive community, where her father had envisioned a utopia of creative, free-spirited families. She participated in the famous Wine Stomp festivals of the 1950s, </w:t>
-      </w:r>
-      <w:proofErr w:type="spellStart"/>
-      <w:r>
-        <w:rPr>
-          <w:rFonts w:ascii="Times New Roman" w:eastAsia="Times New Roman" w:hAnsi="Times New Roman" w:cs="Times New Roman"/>
-          <w:kern w:val="0"/>
-          <w14:ligatures w14:val="none"/>
-        </w:rPr>
-        <w:t>revelled</w:t>
-      </w:r>
-      <w:proofErr w:type="spellEnd"/>
-      <w:r>
-        <w:rPr>
-          <w:rFonts w:ascii="Times New Roman" w:eastAsia="Times New Roman" w:hAnsi="Times New Roman" w:cs="Times New Roman"/>
-          <w:kern w:val="0"/>
-          <w14:ligatures w14:val="none"/>
-        </w:rPr>
-        <w:t xml:space="preserve"> in the Pot Wars crafts fairs of the 1960s, and taught hand-spinning and weaving workshops at UC Santa Barbara and in the local hills. Her home was filled with looms, burlap sacks of raw wool, and pots of natural dye simmering on the stove. She carded, spun, and dyed wool into her signature </w:t>
+        <w:t xml:space="preserve">Angy thrived in the Mountain Drive community, where her father had envisioned a utopia of creative, free-spirited families. She participated in the famous Wine Stomp festivals of the 1950s, revelled in the Pot Wars crafts fairs of the 1960s, and taught hand-spinning and weaving workshops at UC Santa Barbara and in the local hills. Her home was filled with looms, burlap sacks of raw wool, and pots of natural dye simmering on the stove. She carded, spun, and dyed wool into her signature </w:t>
       </w:r>
       <w:r>
         <w:rPr>
@@ -6891,7 +6179,6 @@
           <w:kern w:val="0"/>
           <w14:ligatures w14:val="none"/>
         </w:rPr>
-        <w:lastRenderedPageBreak/>
         <w:t>Her creativity extended to music — she drummed, played concertina, and sang old folk songs, carrying forward the Lawrence–Tonetti musical traditions.</w:t>
       </w:r>
     </w:p>
@@ -7030,25 +6317,7 @@
           <w:kern w:val="0"/>
           <w14:ligatures w14:val="none"/>
         </w:rPr>
-        <w:t xml:space="preserve">Angy died in 2015, surrounded by family, with folk songs sung at her bedside. Her legacy </w:t>
-      </w:r>
-      <w:proofErr w:type="gramStart"/>
-      <w:r>
-        <w:rPr>
-          <w:rFonts w:ascii="Times New Roman" w:eastAsia="Times New Roman" w:hAnsi="Times New Roman" w:cs="Times New Roman"/>
-          <w:kern w:val="0"/>
-          <w14:ligatures w14:val="none"/>
-        </w:rPr>
-        <w:t>lives on</w:t>
-      </w:r>
-      <w:proofErr w:type="gramEnd"/>
-      <w:r>
-        <w:rPr>
-          <w:rFonts w:ascii="Times New Roman" w:eastAsia="Times New Roman" w:hAnsi="Times New Roman" w:cs="Times New Roman"/>
-          <w:kern w:val="0"/>
-          <w14:ligatures w14:val="none"/>
-        </w:rPr>
-        <w:t xml:space="preserve"> in the White Tipi home she created with Lloyd, in her textiles and teaching, and in the stories told by her children and grandchildren. She embodied the merging of Lawrence stability with Hyde experimentation, rooted in Snedens Landing but flourishing in Santa Barbara’s bohemian hills.</w:t>
+        <w:t>Angy died in 2015, surrounded by family, with folk songs sung at her bedside. Her legacy lives on in the White Tipi home she created with Lloyd, in her textiles and teaching, and in the stories told by her children and grandchildren. She embodied the merging of Lawrence stability with Hyde experimentation, rooted in Snedens Landing but flourishing in Santa Barbara’s bohemian hills.</w:t>
       </w:r>
     </w:p>
     <w:p>
@@ -7124,6 +6393,7 @@
           <w:szCs w:val="36"/>
           <w14:ligatures w14:val="none"/>
         </w:rPr>
+        <w:lastRenderedPageBreak/>
         <w:drawing>
           <wp:inline distT="0" distB="0" distL="0" distR="0" wp14:anchorId="29256D4D" wp14:editId="634F8D87">
             <wp:extent cx="2762250" cy="2047875"/>
@@ -7275,15 +6545,7 @@
           <w:kern w:val="0"/>
           <w14:ligatures w14:val="none"/>
         </w:rPr>
-        <w:t xml:space="preserve"> </w:t>
-      </w:r>
-      <w:r>
-        <w:rPr>
-          <w:rFonts w:ascii="Times New Roman" w:eastAsia="Times New Roman" w:hAnsi="Times New Roman" w:cs="Times New Roman"/>
-          <w:kern w:val="0"/>
-          <w14:ligatures w14:val="none"/>
-        </w:rPr>
-        <w:t>(1)</w:t>
+        <w:t xml:space="preserve"> (1)</w:t>
       </w:r>
       <w:r>
         <w:rPr>
@@ -7465,16 +6727,7 @@
           <w:kern w:val="0"/>
           <w14:ligatures w14:val="none"/>
         </w:rPr>
-        <w:t xml:space="preserve">Born in New York City in 1932, François (“Francy”) was the youngest child of Bobby Hyde and Lydia Lawrence Tonetti. With his mother’s death and his father’s departure to California, Francy </w:t>
-      </w:r>
-      <w:r>
-        <w:rPr>
-          <w:rFonts w:ascii="Times New Roman" w:eastAsia="Times New Roman" w:hAnsi="Times New Roman" w:cs="Times New Roman"/>
-          <w:kern w:val="0"/>
-          <w14:ligatures w14:val="none"/>
-        </w:rPr>
-        <w:lastRenderedPageBreak/>
-        <w:t>grew up under Mary Lawrence Tonetti’s roof at Snedens Landing, nurtured by the same combination of Tonetti artistry and Lawrence tradition as his siblings.</w:t>
+        <w:t>Born in New York City in 1932, François (“Francy”) was the youngest child of Bobby Hyde and Lydia Lawrence Tonetti. With his mother’s death and his father’s departure to California, Francy grew up under Mary Lawrence Tonetti’s roof at Snedens Landing, nurtured by the same combination of Tonetti artistry and Lawrence tradition as his siblings.</w:t>
       </w:r>
     </w:p>
     <w:p>
@@ -7528,25 +6781,7 @@
           <w:kern w:val="0"/>
           <w14:ligatures w14:val="none"/>
         </w:rPr>
-        <w:t xml:space="preserve">Francy worked in shipping with Farrell Lines, traveling </w:t>
-      </w:r>
-      <w:proofErr w:type="gramStart"/>
-      <w:r>
-        <w:rPr>
-          <w:rFonts w:ascii="Times New Roman" w:eastAsia="Times New Roman" w:hAnsi="Times New Roman" w:cs="Times New Roman"/>
-          <w:kern w:val="0"/>
-          <w14:ligatures w14:val="none"/>
-        </w:rPr>
-        <w:t>widely—including</w:t>
-      </w:r>
-      <w:proofErr w:type="gramEnd"/>
-      <w:r>
-        <w:rPr>
-          <w:rFonts w:ascii="Times New Roman" w:eastAsia="Times New Roman" w:hAnsi="Times New Roman" w:cs="Times New Roman"/>
-          <w:kern w:val="0"/>
-          <w14:ligatures w14:val="none"/>
-        </w:rPr>
-        <w:t xml:space="preserve"> years in Kenya. His children remember his homecomings as magical, filled with photos, stories, and exotic gifts. Later he volunteered at the Saint-Gaudens Memorial in New Hampshire, reconnecting with his grandparents’ artistic world.</w:t>
+        <w:t>Francy worked in shipping with Farrell Lines, traveling widely—including years in Kenya. His children remember his homecomings as magical, filled with photos, stories, and exotic gifts. Later he volunteered at the Saint-Gaudens Memorial in New Hampshire, reconnecting with his grandparents’ artistic world.</w:t>
       </w:r>
     </w:p>
     <w:p>
@@ -7767,6 +7002,7 @@
           <w:szCs w:val="36"/>
           <w14:ligatures w14:val="none"/>
         </w:rPr>
+        <w:lastRenderedPageBreak/>
         <w:drawing>
           <wp:inline distT="0" distB="0" distL="0" distR="0" wp14:anchorId="41345994" wp14:editId="19957B00">
             <wp:extent cx="2018805" cy="1952494"/>
@@ -7857,7 +7093,6 @@
         </w:rPr>
         <w:br/>
       </w:r>
-      <w:proofErr w:type="spellStart"/>
       <w:r>
         <w:rPr>
           <w:rFonts w:ascii="Times New Roman" w:eastAsia="Times New Roman" w:hAnsi="Times New Roman" w:cs="Times New Roman"/>
@@ -7867,19 +7102,16 @@
           <w:lang w:val="es-ES"/>
           <w14:ligatures w14:val="none"/>
         </w:rPr>
-        <w:t>Married</w:t>
-      </w:r>
-      <w:proofErr w:type="spellEnd"/>
-      <w:r>
-        <w:rPr>
-          <w:rFonts w:ascii="Times New Roman" w:eastAsia="Times New Roman" w:hAnsi="Times New Roman" w:cs="Times New Roman"/>
-          <w:b/>
-          <w:bCs/>
+        <w:t>Married:</w:t>
+      </w:r>
+      <w:r>
+        <w:rPr>
+          <w:rFonts w:ascii="Times New Roman" w:eastAsia="Times New Roman" w:hAnsi="Times New Roman" w:cs="Times New Roman"/>
           <w:kern w:val="0"/>
           <w:lang w:val="es-ES"/>
           <w14:ligatures w14:val="none"/>
         </w:rPr>
-        <w:t>:</w:t>
+        <w:t xml:space="preserve"> Maria del Pilar Alvarez y Ruiz (known as Pilar Alvarez VonDracek)</w:t>
       </w:r>
       <w:r>
         <w:rPr>
@@ -7888,232 +7120,124 @@
           <w:lang w:val="es-ES"/>
           <w14:ligatures w14:val="none"/>
         </w:rPr>
+        <w:t>.</w:t>
+      </w:r>
+      <w:r>
+        <w:rPr>
+          <w:rFonts w:ascii="Times New Roman" w:eastAsia="Times New Roman" w:hAnsi="Times New Roman" w:cs="Times New Roman"/>
+          <w:kern w:val="0"/>
+          <w:lang w:val="es-ES"/>
+          <w14:ligatures w14:val="none"/>
+        </w:rPr>
+        <w:br/>
+      </w:r>
+      <w:r>
+        <w:rPr>
+          <w:rFonts w:ascii="Times New Roman" w:eastAsia="Times New Roman" w:hAnsi="Times New Roman" w:cs="Times New Roman"/>
+          <w:b/>
+          <w:bCs/>
+          <w:kern w:val="0"/>
+          <w14:ligatures w14:val="none"/>
+        </w:rPr>
+        <w:t>Children:</w:t>
+      </w:r>
+      <w:r>
+        <w:rPr>
+          <w:rFonts w:ascii="Times New Roman" w:eastAsia="Times New Roman" w:hAnsi="Times New Roman" w:cs="Times New Roman"/>
+          <w:kern w:val="0"/>
+          <w14:ligatures w14:val="none"/>
+        </w:rPr>
+        <w:t xml:space="preserve"> Richard Alvarez Hyde (1960–2018).</w:t>
+      </w:r>
+      <w:r>
+        <w:rPr>
+          <w:rFonts w:ascii="Times New Roman" w:eastAsia="Times New Roman" w:hAnsi="Times New Roman" w:cs="Times New Roman"/>
+          <w:kern w:val="0"/>
+          <w14:ligatures w14:val="none"/>
+        </w:rPr>
+        <w:br/>
+      </w:r>
+      <w:r>
+        <w:rPr>
+          <w:rFonts w:ascii="Times New Roman" w:eastAsia="Times New Roman" w:hAnsi="Times New Roman" w:cs="Times New Roman"/>
+          <w:b/>
+          <w:bCs/>
+          <w:kern w:val="0"/>
+          <w14:ligatures w14:val="none"/>
+        </w:rPr>
+        <w:t>Kinship:</w:t>
+      </w:r>
+      <w:r>
+        <w:rPr>
+          <w:rFonts w:ascii="Times New Roman" w:eastAsia="Times New Roman" w:hAnsi="Times New Roman" w:cs="Times New Roman"/>
+          <w:kern w:val="0"/>
+          <w14:ligatures w14:val="none"/>
+        </w:rPr>
         <w:t xml:space="preserve"> </w:t>
       </w:r>
-      <w:proofErr w:type="spellStart"/>
-      <w:r>
-        <w:rPr>
-          <w:rFonts w:ascii="Times New Roman" w:eastAsia="Times New Roman" w:hAnsi="Times New Roman" w:cs="Times New Roman"/>
-          <w:kern w:val="0"/>
-          <w:lang w:val="es-ES"/>
-          <w14:ligatures w14:val="none"/>
-        </w:rPr>
-        <w:t>Maria</w:t>
-      </w:r>
-      <w:proofErr w:type="spellEnd"/>
-      <w:r>
-        <w:rPr>
-          <w:rFonts w:ascii="Times New Roman" w:eastAsia="Times New Roman" w:hAnsi="Times New Roman" w:cs="Times New Roman"/>
-          <w:kern w:val="0"/>
-          <w:lang w:val="es-ES"/>
-          <w14:ligatures w14:val="none"/>
-        </w:rPr>
-        <w:t xml:space="preserve"> del Pilar </w:t>
-      </w:r>
-      <w:proofErr w:type="spellStart"/>
-      <w:r>
-        <w:rPr>
-          <w:rFonts w:ascii="Times New Roman" w:eastAsia="Times New Roman" w:hAnsi="Times New Roman" w:cs="Times New Roman"/>
-          <w:kern w:val="0"/>
-          <w:lang w:val="es-ES"/>
-          <w14:ligatures w14:val="none"/>
-        </w:rPr>
-        <w:t>Alvarez</w:t>
-      </w:r>
-      <w:proofErr w:type="spellEnd"/>
-      <w:r>
-        <w:rPr>
-          <w:rFonts w:ascii="Times New Roman" w:eastAsia="Times New Roman" w:hAnsi="Times New Roman" w:cs="Times New Roman"/>
-          <w:kern w:val="0"/>
-          <w:lang w:val="es-ES"/>
-          <w14:ligatures w14:val="none"/>
-        </w:rPr>
-        <w:t xml:space="preserve"> y Ruiz (</w:t>
-      </w:r>
-      <w:proofErr w:type="spellStart"/>
-      <w:r>
-        <w:rPr>
-          <w:rFonts w:ascii="Times New Roman" w:eastAsia="Times New Roman" w:hAnsi="Times New Roman" w:cs="Times New Roman"/>
-          <w:kern w:val="0"/>
-          <w:lang w:val="es-ES"/>
-          <w14:ligatures w14:val="none"/>
-        </w:rPr>
-        <w:t>known</w:t>
-      </w:r>
-      <w:proofErr w:type="spellEnd"/>
-      <w:r>
-        <w:rPr>
-          <w:rFonts w:ascii="Times New Roman" w:eastAsia="Times New Roman" w:hAnsi="Times New Roman" w:cs="Times New Roman"/>
-          <w:kern w:val="0"/>
-          <w:lang w:val="es-ES"/>
-          <w14:ligatures w14:val="none"/>
-        </w:rPr>
-        <w:t xml:space="preserve"> as Pilar </w:t>
-      </w:r>
-      <w:proofErr w:type="spellStart"/>
-      <w:r>
-        <w:rPr>
-          <w:rFonts w:ascii="Times New Roman" w:eastAsia="Times New Roman" w:hAnsi="Times New Roman" w:cs="Times New Roman"/>
-          <w:kern w:val="0"/>
-          <w:lang w:val="es-ES"/>
-          <w14:ligatures w14:val="none"/>
-        </w:rPr>
-        <w:t>Alvarez</w:t>
-      </w:r>
-      <w:proofErr w:type="spellEnd"/>
-      <w:r>
-        <w:rPr>
-          <w:rFonts w:ascii="Times New Roman" w:eastAsia="Times New Roman" w:hAnsi="Times New Roman" w:cs="Times New Roman"/>
-          <w:kern w:val="0"/>
-          <w:lang w:val="es-ES"/>
-          <w14:ligatures w14:val="none"/>
-        </w:rPr>
-        <w:t xml:space="preserve"> VonDracek)</w:t>
-      </w:r>
-      <w:r>
-        <w:rPr>
-          <w:rFonts w:ascii="Times New Roman" w:eastAsia="Times New Roman" w:hAnsi="Times New Roman" w:cs="Times New Roman"/>
-          <w:kern w:val="0"/>
-          <w:lang w:val="es-ES"/>
-          <w14:ligatures w14:val="none"/>
-        </w:rPr>
-        <w:t>.</w:t>
-      </w:r>
-      <w:r>
-        <w:rPr>
-          <w:rFonts w:ascii="Times New Roman" w:eastAsia="Times New Roman" w:hAnsi="Times New Roman" w:cs="Times New Roman"/>
-          <w:kern w:val="0"/>
-          <w:lang w:val="es-ES"/>
+      <w:r>
+        <w:rPr>
+          <w:rFonts w:ascii="Times New Roman" w:eastAsia="Times New Roman" w:hAnsi="Times New Roman" w:cs="Times New Roman"/>
+          <w:kern w:val="0"/>
+          <w14:ligatures w14:val="none"/>
+        </w:rPr>
+        <w:t>F</w:t>
+      </w:r>
+      <w:r>
+        <w:rPr>
+          <w:rFonts w:ascii="Times New Roman" w:eastAsia="Times New Roman" w:hAnsi="Times New Roman" w:cs="Times New Roman"/>
+          <w:kern w:val="0"/>
+          <w14:ligatures w14:val="none"/>
+        </w:rPr>
+        <w:t>ourth cousin once removed of the post–World War II Smith generation.</w:t>
+      </w:r>
+    </w:p>
+    <w:p>
+      <w:pPr>
+        <w:spacing w:before="100" w:beforeAutospacing="1" w:after="100" w:afterAutospacing="1" w:line="240" w:lineRule="auto"/>
+        <w:rPr>
+          <w:rFonts w:ascii="Times New Roman" w:eastAsia="Times New Roman" w:hAnsi="Times New Roman" w:cs="Times New Roman"/>
+          <w:kern w:val="0"/>
+          <w14:ligatures w14:val="none"/>
+        </w:rPr>
+      </w:pPr>
+      <w:r>
+        <w:rPr>
+          <w:rFonts w:ascii="Times New Roman" w:eastAsia="Times New Roman" w:hAnsi="Times New Roman" w:cs="Times New Roman"/>
+          <w:b/>
+          <w:bCs/>
+          <w:kern w:val="0"/>
+          <w14:ligatures w14:val="none"/>
+        </w:rPr>
+        <w:t>Early Life</w:t>
+      </w:r>
+      <w:r>
+        <w:rPr>
+          <w:rFonts w:ascii="Times New Roman" w:eastAsia="Times New Roman" w:hAnsi="Times New Roman" w:cs="Times New Roman"/>
+          <w:kern w:val="0"/>
           <w14:ligatures w14:val="none"/>
         </w:rPr>
         <w:br/>
-      </w:r>
-      <w:r>
-        <w:rPr>
-          <w:rFonts w:ascii="Times New Roman" w:eastAsia="Times New Roman" w:hAnsi="Times New Roman" w:cs="Times New Roman"/>
-          <w:b/>
-          <w:bCs/>
-          <w:kern w:val="0"/>
-          <w14:ligatures w14:val="none"/>
-        </w:rPr>
-        <w:t>Children:</w:t>
-      </w:r>
-      <w:r>
-        <w:rPr>
-          <w:rFonts w:ascii="Times New Roman" w:eastAsia="Times New Roman" w:hAnsi="Times New Roman" w:cs="Times New Roman"/>
-          <w:kern w:val="0"/>
-          <w14:ligatures w14:val="none"/>
-        </w:rPr>
-        <w:t xml:space="preserve"> Richard Alvarez Hyde (1960–2018).</w:t>
-      </w:r>
-      <w:r>
-        <w:rPr>
-          <w:rFonts w:ascii="Times New Roman" w:eastAsia="Times New Roman" w:hAnsi="Times New Roman" w:cs="Times New Roman"/>
-          <w:kern w:val="0"/>
-          <w14:ligatures w14:val="none"/>
-        </w:rPr>
-        <w:br/>
-      </w:r>
-      <w:r>
-        <w:rPr>
-          <w:rFonts w:ascii="Times New Roman" w:eastAsia="Times New Roman" w:hAnsi="Times New Roman" w:cs="Times New Roman"/>
-          <w:b/>
-          <w:bCs/>
-          <w:kern w:val="0"/>
-          <w14:ligatures w14:val="none"/>
-        </w:rPr>
-        <w:t>Kinship:</w:t>
-      </w:r>
-      <w:r>
-        <w:rPr>
-          <w:rFonts w:ascii="Times New Roman" w:eastAsia="Times New Roman" w:hAnsi="Times New Roman" w:cs="Times New Roman"/>
-          <w:kern w:val="0"/>
-          <w14:ligatures w14:val="none"/>
-        </w:rPr>
-        <w:t xml:space="preserve"> </w:t>
-      </w:r>
-      <w:r>
-        <w:rPr>
-          <w:rFonts w:ascii="Times New Roman" w:eastAsia="Times New Roman" w:hAnsi="Times New Roman" w:cs="Times New Roman"/>
-          <w:kern w:val="0"/>
-          <w14:ligatures w14:val="none"/>
-        </w:rPr>
-        <w:t>F</w:t>
-      </w:r>
-      <w:r>
-        <w:rPr>
-          <w:rFonts w:ascii="Times New Roman" w:eastAsia="Times New Roman" w:hAnsi="Times New Roman" w:cs="Times New Roman"/>
-          <w:kern w:val="0"/>
-          <w14:ligatures w14:val="none"/>
-        </w:rPr>
-        <w:t>ourth cousin once removed of the post–World War II Smith generation.</w:t>
-      </w:r>
-    </w:p>
-    <w:p>
-      <w:pPr>
-        <w:spacing w:before="100" w:beforeAutospacing="1" w:after="100" w:afterAutospacing="1" w:line="240" w:lineRule="auto"/>
-        <w:rPr>
-          <w:rFonts w:ascii="Times New Roman" w:eastAsia="Times New Roman" w:hAnsi="Times New Roman" w:cs="Times New Roman"/>
-          <w:kern w:val="0"/>
-          <w14:ligatures w14:val="none"/>
-        </w:rPr>
-      </w:pPr>
-      <w:r>
-        <w:rPr>
-          <w:rFonts w:ascii="Times New Roman" w:eastAsia="Times New Roman" w:hAnsi="Times New Roman" w:cs="Times New Roman"/>
-          <w:b/>
-          <w:bCs/>
-          <w:kern w:val="0"/>
-          <w14:ligatures w14:val="none"/>
-        </w:rPr>
-        <w:t>Early Life</w:t>
-      </w:r>
-      <w:r>
-        <w:rPr>
-          <w:rFonts w:ascii="Times New Roman" w:eastAsia="Times New Roman" w:hAnsi="Times New Roman" w:cs="Times New Roman"/>
-          <w:kern w:val="0"/>
-          <w14:ligatures w14:val="none"/>
-        </w:rPr>
-        <w:br/>
-        <w:t xml:space="preserve">Gavin was the son of Bobby Hyde’s third marriage to Florence </w:t>
-      </w:r>
-      <w:proofErr w:type="gramStart"/>
-      <w:r>
-        <w:rPr>
-          <w:rFonts w:ascii="Times New Roman" w:eastAsia="Times New Roman" w:hAnsi="Times New Roman" w:cs="Times New Roman"/>
-          <w:kern w:val="0"/>
-          <w14:ligatures w14:val="none"/>
-        </w:rPr>
-        <w:t>Tuckerman,</w:t>
-      </w:r>
-      <w:proofErr w:type="gramEnd"/>
-      <w:r>
-        <w:rPr>
-          <w:rFonts w:ascii="Times New Roman" w:eastAsia="Times New Roman" w:hAnsi="Times New Roman" w:cs="Times New Roman"/>
-          <w:kern w:val="0"/>
-          <w14:ligatures w14:val="none"/>
-        </w:rPr>
-        <w:t xml:space="preserve"> the woman Bobby had loved since his youth and finally married after leaving Snedens Landing. He grew up in Santa Barbara, California, within the Mountain Drive community his father helped to found—a colony of artists, builders, and free spirits whose handmade houses and shared ideals defined postwar bohemian life on the California coast.</w:t>
-      </w:r>
-    </w:p>
-    <w:p>
-      <w:pPr>
-        <w:spacing w:before="100" w:beforeAutospacing="1" w:after="100" w:afterAutospacing="1" w:line="240" w:lineRule="auto"/>
-        <w:rPr>
-          <w:rFonts w:ascii="Times New Roman" w:eastAsia="Times New Roman" w:hAnsi="Times New Roman" w:cs="Times New Roman"/>
-          <w:kern w:val="0"/>
-          <w14:ligatures w14:val="none"/>
-        </w:rPr>
-      </w:pPr>
-      <w:r>
-        <w:rPr>
-          <w:rFonts w:ascii="Times New Roman" w:eastAsia="Times New Roman" w:hAnsi="Times New Roman" w:cs="Times New Roman"/>
-          <w:b/>
-          <w:bCs/>
-          <w:kern w:val="0"/>
-          <w14:ligatures w14:val="none"/>
-        </w:rPr>
-        <w:lastRenderedPageBreak/>
+        <w:t>Gavin was the son of Bobby Hyde’s third marriage to Florence Tuckerman, the woman Bobby had loved since his youth and finally married after leaving Snedens Landing. He grew up in Santa Barbara, California, within the Mountain Drive community his father helped to found—a colony of artists, builders, and free spirits whose handmade houses and shared ideals defined postwar bohemian life on the California coast.</w:t>
+      </w:r>
+    </w:p>
+    <w:p>
+      <w:pPr>
+        <w:spacing w:before="100" w:beforeAutospacing="1" w:after="100" w:afterAutospacing="1" w:line="240" w:lineRule="auto"/>
+        <w:rPr>
+          <w:rFonts w:ascii="Times New Roman" w:eastAsia="Times New Roman" w:hAnsi="Times New Roman" w:cs="Times New Roman"/>
+          <w:kern w:val="0"/>
+          <w14:ligatures w14:val="none"/>
+        </w:rPr>
+      </w:pPr>
+      <w:r>
+        <w:rPr>
+          <w:rFonts w:ascii="Times New Roman" w:eastAsia="Times New Roman" w:hAnsi="Times New Roman" w:cs="Times New Roman"/>
+          <w:b/>
+          <w:bCs/>
+          <w:kern w:val="0"/>
+          <w14:ligatures w14:val="none"/>
+        </w:rPr>
         <w:t>Education and Naval Service</w:t>
       </w:r>
       <w:r>
@@ -8224,25 +7348,7 @@
           <w14:ligatures w14:val="none"/>
         </w:rPr>
         <w:br/>
-        <w:t xml:space="preserve">While attached to the American Embassy in Madrid, Hyde married María del Pilar Alvarez y Ruiz, daughter of Mr. and Mrs. </w:t>
-      </w:r>
-      <w:proofErr w:type="spellStart"/>
-      <w:r>
-        <w:rPr>
-          <w:rFonts w:ascii="Times New Roman" w:eastAsia="Times New Roman" w:hAnsi="Times New Roman" w:cs="Times New Roman"/>
-          <w:kern w:val="0"/>
-          <w14:ligatures w14:val="none"/>
-        </w:rPr>
-        <w:t>Custo</w:t>
-      </w:r>
-      <w:proofErr w:type="spellEnd"/>
-      <w:r>
-        <w:rPr>
-          <w:rFonts w:ascii="Times New Roman" w:eastAsia="Times New Roman" w:hAnsi="Times New Roman" w:cs="Times New Roman"/>
-          <w:kern w:val="0"/>
-          <w14:ligatures w14:val="none"/>
-        </w:rPr>
-        <w:t xml:space="preserve"> Ricardo Alvarez of Madrid. Their wedding, at </w:t>
+        <w:t xml:space="preserve">While attached to the American Embassy in Madrid, Hyde married María del Pilar Alvarez y Ruiz, daughter of Mr. and Mrs. Custo Ricardo Alvarez of Madrid. Their wedding, at </w:t>
       </w:r>
       <w:r>
         <w:rPr>
@@ -8252,9 +7358,99 @@
           <w:kern w:val="0"/>
           <w14:ligatures w14:val="none"/>
         </w:rPr>
-        <w:t xml:space="preserve">La Iglesia </w:t>
-      </w:r>
-      <w:proofErr w:type="spellStart"/>
+        <w:t>La Iglesia Parroquial del Salvador de San Nicolás</w:t>
+      </w:r>
+      <w:r>
+        <w:rPr>
+          <w:rFonts w:ascii="Times New Roman" w:eastAsia="Times New Roman" w:hAnsi="Times New Roman" w:cs="Times New Roman"/>
+          <w:kern w:val="0"/>
+          <w14:ligatures w14:val="none"/>
+        </w:rPr>
+        <w:t xml:space="preserve"> with reception at Mograda, was reported for its floral display and international guest list. The couple lived in the suburb of Avenida de las Acacias before returning to California; they divorced in 1968.</w:t>
+      </w:r>
+    </w:p>
+    <w:p>
+      <w:pPr>
+        <w:spacing w:before="100" w:beforeAutospacing="1" w:after="100" w:afterAutospacing="1" w:line="240" w:lineRule="auto"/>
+        <w:rPr>
+          <w:rFonts w:ascii="Times New Roman" w:eastAsia="Times New Roman" w:hAnsi="Times New Roman" w:cs="Times New Roman"/>
+          <w:kern w:val="0"/>
+          <w14:ligatures w14:val="none"/>
+        </w:rPr>
+      </w:pPr>
+      <w:r>
+        <w:rPr>
+          <w:rFonts w:ascii="Times New Roman" w:eastAsia="Times New Roman" w:hAnsi="Times New Roman" w:cs="Times New Roman"/>
+          <w:b/>
+          <w:bCs/>
+          <w:kern w:val="0"/>
+          <w14:ligatures w14:val="none"/>
+        </w:rPr>
+        <w:t>Academic and Literary Career</w:t>
+      </w:r>
+      <w:r>
+        <w:rPr>
+          <w:rFonts w:ascii="Times New Roman" w:eastAsia="Times New Roman" w:hAnsi="Times New Roman" w:cs="Times New Roman"/>
+          <w:kern w:val="0"/>
+          <w14:ligatures w14:val="none"/>
+        </w:rPr>
+        <w:br/>
+        <w:t>After his naval service, Hyde joined the faculty of the University of California, Santa Barbara, where he taught English and creative writing. He published essays and stories exploring the intersections of modernism, imagination, and landscape. “Science fiction,” he said in a 1950s interview, “is the only kind of fiction that can absorb our chang</w:t>
+      </w:r>
+      <w:r>
+        <w:rPr>
+          <w:rFonts w:ascii="Times New Roman" w:eastAsia="Times New Roman" w:hAnsi="Times New Roman" w:cs="Times New Roman"/>
+          <w:kern w:val="0"/>
+          <w14:ligatures w14:val="none"/>
+        </w:rPr>
+        <w:t>0</w:t>
+      </w:r>
+      <w:r>
+        <w:rPr>
+          <w:rFonts w:ascii="Times New Roman" w:eastAsia="Times New Roman" w:hAnsi="Times New Roman" w:cs="Times New Roman"/>
+          <w:kern w:val="0"/>
+          <w14:ligatures w14:val="none"/>
+        </w:rPr>
+        <w:t xml:space="preserve">ing world and stay relevant.” </w:t>
+      </w:r>
+      <w:r>
+        <w:rPr>
+          <w:rFonts w:ascii="Times New Roman" w:eastAsia="Times New Roman" w:hAnsi="Times New Roman" w:cs="Times New Roman"/>
+          <w:kern w:val="0"/>
+          <w14:ligatures w14:val="none"/>
+        </w:rPr>
+        <w:lastRenderedPageBreak/>
+        <w:t>Later he shifted toward teaching literature, language, and philosophy, and remained a participant in Santa Barbara’s literary scene.</w:t>
+      </w:r>
+    </w:p>
+    <w:p>
+      <w:pPr>
+        <w:spacing w:before="100" w:beforeAutospacing="1" w:after="100" w:afterAutospacing="1" w:line="240" w:lineRule="auto"/>
+        <w:rPr>
+          <w:rFonts w:ascii="Times New Roman" w:eastAsia="Times New Roman" w:hAnsi="Times New Roman" w:cs="Times New Roman"/>
+          <w:kern w:val="0"/>
+          <w14:ligatures w14:val="none"/>
+        </w:rPr>
+      </w:pPr>
+      <w:r>
+        <w:rPr>
+          <w:rFonts w:ascii="Times New Roman" w:eastAsia="Times New Roman" w:hAnsi="Times New Roman" w:cs="Times New Roman"/>
+          <w:b/>
+          <w:bCs/>
+          <w:kern w:val="0"/>
+          <w14:ligatures w14:val="none"/>
+        </w:rPr>
+        <w:t>Later Years and Mountain Drive Legacy</w:t>
+      </w:r>
+      <w:r>
+        <w:rPr>
+          <w:rFonts w:ascii="Times New Roman" w:eastAsia="Times New Roman" w:hAnsi="Times New Roman" w:cs="Times New Roman"/>
+          <w:kern w:val="0"/>
+          <w14:ligatures w14:val="none"/>
+        </w:rPr>
+        <w:br/>
+        <w:t xml:space="preserve">Hyde spent the remainder of his life in the hills of Montecito, living amid the sandstone and chaparral of Mountain Drive. Even into his eighties, he continued maintaining the terraces and paths he had built by hand. In 2013, at age 83, he was trapped under a dislodged boulder while hiking near his home; neighbor Paul Dahl heard his faint cries, dug him free, and called for help. Hyde survived with only minor injuries and told the </w:t>
+      </w:r>
       <w:r>
         <w:rPr>
           <w:rFonts w:ascii="Times New Roman" w:eastAsia="Times New Roman" w:hAnsi="Times New Roman" w:cs="Times New Roman"/>
@@ -8263,145 +7459,6 @@
           <w:kern w:val="0"/>
           <w14:ligatures w14:val="none"/>
         </w:rPr>
-        <w:t>Parroquial</w:t>
-      </w:r>
-      <w:proofErr w:type="spellEnd"/>
-      <w:r>
-        <w:rPr>
-          <w:rFonts w:ascii="Times New Roman" w:eastAsia="Times New Roman" w:hAnsi="Times New Roman" w:cs="Times New Roman"/>
-          <w:i/>
-          <w:iCs/>
-          <w:kern w:val="0"/>
-          <w14:ligatures w14:val="none"/>
-        </w:rPr>
-        <w:t xml:space="preserve"> del Salvador de San Nicolás</w:t>
-      </w:r>
-      <w:r>
-        <w:rPr>
-          <w:rFonts w:ascii="Times New Roman" w:eastAsia="Times New Roman" w:hAnsi="Times New Roman" w:cs="Times New Roman"/>
-          <w:kern w:val="0"/>
-          <w14:ligatures w14:val="none"/>
-        </w:rPr>
-        <w:t xml:space="preserve"> with reception at </w:t>
-      </w:r>
-      <w:proofErr w:type="spellStart"/>
-      <w:r>
-        <w:rPr>
-          <w:rFonts w:ascii="Times New Roman" w:eastAsia="Times New Roman" w:hAnsi="Times New Roman" w:cs="Times New Roman"/>
-          <w:kern w:val="0"/>
-          <w14:ligatures w14:val="none"/>
-        </w:rPr>
-        <w:t>Mograda</w:t>
-      </w:r>
-      <w:proofErr w:type="spellEnd"/>
-      <w:r>
-        <w:rPr>
-          <w:rFonts w:ascii="Times New Roman" w:eastAsia="Times New Roman" w:hAnsi="Times New Roman" w:cs="Times New Roman"/>
-          <w:kern w:val="0"/>
-          <w14:ligatures w14:val="none"/>
-        </w:rPr>
-        <w:t xml:space="preserve">, was reported for its floral display and international guest list. The couple lived in the </w:t>
-      </w:r>
-      <w:proofErr w:type="gramStart"/>
-      <w:r>
-        <w:rPr>
-          <w:rFonts w:ascii="Times New Roman" w:eastAsia="Times New Roman" w:hAnsi="Times New Roman" w:cs="Times New Roman"/>
-          <w:kern w:val="0"/>
-          <w14:ligatures w14:val="none"/>
-        </w:rPr>
-        <w:t>suburb</w:t>
-      </w:r>
-      <w:proofErr w:type="gramEnd"/>
-      <w:r>
-        <w:rPr>
-          <w:rFonts w:ascii="Times New Roman" w:eastAsia="Times New Roman" w:hAnsi="Times New Roman" w:cs="Times New Roman"/>
-          <w:kern w:val="0"/>
-          <w14:ligatures w14:val="none"/>
-        </w:rPr>
-        <w:t xml:space="preserve"> of Avenida de las Acacias before returning to California; they divorced in 1968.</w:t>
-      </w:r>
-    </w:p>
-    <w:p>
-      <w:pPr>
-        <w:spacing w:before="100" w:beforeAutospacing="1" w:after="100" w:afterAutospacing="1" w:line="240" w:lineRule="auto"/>
-        <w:rPr>
-          <w:rFonts w:ascii="Times New Roman" w:eastAsia="Times New Roman" w:hAnsi="Times New Roman" w:cs="Times New Roman"/>
-          <w:kern w:val="0"/>
-          <w14:ligatures w14:val="none"/>
-        </w:rPr>
-      </w:pPr>
-      <w:r>
-        <w:rPr>
-          <w:rFonts w:ascii="Times New Roman" w:eastAsia="Times New Roman" w:hAnsi="Times New Roman" w:cs="Times New Roman"/>
-          <w:b/>
-          <w:bCs/>
-          <w:kern w:val="0"/>
-          <w14:ligatures w14:val="none"/>
-        </w:rPr>
-        <w:t>Academic and Literary Career</w:t>
-      </w:r>
-      <w:r>
-        <w:rPr>
-          <w:rFonts w:ascii="Times New Roman" w:eastAsia="Times New Roman" w:hAnsi="Times New Roman" w:cs="Times New Roman"/>
-          <w:kern w:val="0"/>
-          <w14:ligatures w14:val="none"/>
-        </w:rPr>
-        <w:br/>
-        <w:t>After his naval service, Hyde joined the faculty of the University of California, Santa Barbara, where he taught English and creative writing. He published essays and stories exploring the intersections of modernism, imagination, and landscape. “Science fiction,” he said in a 1950s interview, “is the only kind of fiction that can absorb our chang</w:t>
-      </w:r>
-      <w:r>
-        <w:rPr>
-          <w:rFonts w:ascii="Times New Roman" w:eastAsia="Times New Roman" w:hAnsi="Times New Roman" w:cs="Times New Roman"/>
-          <w:kern w:val="0"/>
-          <w14:ligatures w14:val="none"/>
-        </w:rPr>
-        <w:t>0</w:t>
-      </w:r>
-      <w:r>
-        <w:rPr>
-          <w:rFonts w:ascii="Times New Roman" w:eastAsia="Times New Roman" w:hAnsi="Times New Roman" w:cs="Times New Roman"/>
-          <w:kern w:val="0"/>
-          <w14:ligatures w14:val="none"/>
-        </w:rPr>
-        <w:t>ing world and stay relevant.” Later he shifted toward teaching literature, language, and philosophy, and remained a participant in Santa Barbara’s literary scene.</w:t>
-      </w:r>
-    </w:p>
-    <w:p>
-      <w:pPr>
-        <w:spacing w:before="100" w:beforeAutospacing="1" w:after="100" w:afterAutospacing="1" w:line="240" w:lineRule="auto"/>
-        <w:rPr>
-          <w:rFonts w:ascii="Times New Roman" w:eastAsia="Times New Roman" w:hAnsi="Times New Roman" w:cs="Times New Roman"/>
-          <w:kern w:val="0"/>
-          <w14:ligatures w14:val="none"/>
-        </w:rPr>
-      </w:pPr>
-      <w:r>
-        <w:rPr>
-          <w:rFonts w:ascii="Times New Roman" w:eastAsia="Times New Roman" w:hAnsi="Times New Roman" w:cs="Times New Roman"/>
-          <w:b/>
-          <w:bCs/>
-          <w:kern w:val="0"/>
-          <w14:ligatures w14:val="none"/>
-        </w:rPr>
-        <w:t>Later Years and Mountain Drive Legacy</w:t>
-      </w:r>
-      <w:r>
-        <w:rPr>
-          <w:rFonts w:ascii="Times New Roman" w:eastAsia="Times New Roman" w:hAnsi="Times New Roman" w:cs="Times New Roman"/>
-          <w:kern w:val="0"/>
-          <w14:ligatures w14:val="none"/>
-        </w:rPr>
-        <w:br/>
-        <w:t xml:space="preserve">Hyde spent the remainder of his life in the hills of Montecito, living amid the sandstone and chaparral of Mountain Drive. Even into his eighties, he continued maintaining the terraces and paths he had built by hand. In 2013, at age 83, he was trapped under a dislodged boulder while hiking near his home; neighbor Paul Dahl heard his faint cries, dug him free, and called for help. Hyde survived with only minor injuries and told the </w:t>
-      </w:r>
-      <w:r>
-        <w:rPr>
-          <w:rFonts w:ascii="Times New Roman" w:eastAsia="Times New Roman" w:hAnsi="Times New Roman" w:cs="Times New Roman"/>
-          <w:i/>
-          <w:iCs/>
-          <w:kern w:val="0"/>
-          <w14:ligatures w14:val="none"/>
-        </w:rPr>
         <w:t>Santa Barbara News-Press</w:t>
       </w:r>
       <w:r>
@@ -8519,16 +7576,7 @@
           <w:kern w:val="0"/>
           <w14:ligatures w14:val="none"/>
         </w:rPr>
-        <w:t xml:space="preserve">His essays and fiction preserved the ethos of postwar California’s bohemian enclaves at a time when their handmade, quasi-rural culture was vanishing under suburban development. To younger Santa Barbara writers and artists, Hyde embodied the “last of the Mountain Drivers”: a </w:t>
-      </w:r>
-      <w:r>
-        <w:rPr>
-          <w:rFonts w:ascii="Times New Roman" w:eastAsia="Times New Roman" w:hAnsi="Times New Roman" w:cs="Times New Roman"/>
-          <w:kern w:val="0"/>
-          <w14:ligatures w14:val="none"/>
-        </w:rPr>
-        <w:lastRenderedPageBreak/>
-        <w:t>man who lived simply, worked with stone and words, and saw literature as an act of landscape stewardship. Former students at UCSB recalled his gentle, Socratic classroom manner and his insistence that creative writing required “listening to the hills.”</w:t>
+        <w:t>His essays and fiction preserved the ethos of postwar California’s bohemian enclaves at a time when their handmade, quasi-rural culture was vanishing under suburban development. To younger Santa Barbara writers and artists, Hyde embodied the “last of the Mountain Drivers”: a man who lived simply, worked with stone and words, and saw literature as an act of landscape stewardship. Former students at UCSB recalled his gentle, Socratic classroom manner and his insistence that creative writing required “listening to the hills.”</w:t>
       </w:r>
     </w:p>
     <w:p>
@@ -8686,6 +7734,7 @@
           <w:kern w:val="0"/>
           <w14:ligatures w14:val="none"/>
         </w:rPr>
+        <w:lastRenderedPageBreak/>
         <w:t>“</w:t>
       </w:r>
       <w:r>
@@ -8721,25 +7770,7 @@
           <w14:ligatures w14:val="none"/>
         </w:rPr>
         <w:br/>
-        <w:t xml:space="preserve">Hyde’s first published work, written while stationed </w:t>
-      </w:r>
-      <w:proofErr w:type="gramStart"/>
-      <w:r>
-        <w:rPr>
-          <w:rFonts w:ascii="Times New Roman" w:eastAsia="Times New Roman" w:hAnsi="Times New Roman" w:cs="Times New Roman"/>
-          <w:kern w:val="0"/>
-          <w14:ligatures w14:val="none"/>
-        </w:rPr>
-        <w:t>on</w:t>
-      </w:r>
-      <w:proofErr w:type="gramEnd"/>
-      <w:r>
-        <w:rPr>
-          <w:rFonts w:ascii="Times New Roman" w:eastAsia="Times New Roman" w:hAnsi="Times New Roman" w:cs="Times New Roman"/>
-          <w:kern w:val="0"/>
-          <w14:ligatures w14:val="none"/>
-        </w:rPr>
-        <w:t xml:space="preserve"> Guam. A surreal and unsettling story of mistaken identity and existential isolation, it earned him $125 and began his correspondence with editor James L. Quinn.</w:t>
+        <w:t>Hyde’s first published work, written while stationed on Guam. A surreal and unsettling story of mistaken identity and existential isolation, it earned him $125 and began his correspondence with editor James L. Quinn.</w:t>
       </w:r>
     </w:p>
     <w:p>
@@ -8956,7 +7987,6 @@
           <w:rFonts w:ascii="Times New Roman" w:hAnsi="Times New Roman" w:cs="Times New Roman"/>
           <w:noProof/>
         </w:rPr>
-        <w:lastRenderedPageBreak/>
         <w:drawing>
           <wp:anchor distT="0" distB="0" distL="114300" distR="114300" simplePos="0" relativeHeight="251680768" behindDoc="1" locked="0" layoutInCell="1" allowOverlap="1" wp14:anchorId="0DF6B49F" wp14:editId="091D5335">
             <wp:simplePos x="0" y="0"/>
@@ -9212,20 +8242,10 @@
       <w:r>
         <w:rPr>
           <w:rFonts w:ascii="Times New Roman" w:eastAsia="Times New Roman" w:hAnsi="Times New Roman" w:cs="Times New Roman"/>
-          <w:b/>
-          <w:bCs/>
-          <w:kern w:val="0"/>
-          <w14:ligatures w14:val="none"/>
-        </w:rPr>
-        <w:t>Children</w:t>
-      </w:r>
-      <w:r>
-        <w:rPr>
-          <w:rFonts w:ascii="Times New Roman" w:eastAsia="Times New Roman" w:hAnsi="Times New Roman" w:cs="Times New Roman"/>
-          <w:kern w:val="0"/>
-          <w14:ligatures w14:val="none"/>
-        </w:rPr>
-        <w:t>: None recorded.</w:t>
+          <w:kern w:val="0"/>
+          <w14:ligatures w14:val="none"/>
+        </w:rPr>
+        <w:t>Children: None recorded.</w:t>
       </w:r>
       <w:r>
         <w:rPr>
@@ -9318,7 +8338,16 @@
           <w:kern w:val="0"/>
           <w14:ligatures w14:val="none"/>
         </w:rPr>
-        <w:t>Howard Talbot Walden Hyde was born in Halifax in 1962, the younger child of François Tonetti Hyde and Elizabeth Joyce Walden, and the younger brother of Joanna Gilman Hyde. He grew up musically gifted, playing clarinet and saxophone, and is remembered by family as a gentle, affectionate, and imaginative child. His sister later noted that he was born during the Cuban Missile Crisis and believed that the atmosphere of tension and fear at that time somehow marked him from the beginning.</w:t>
+        <w:t xml:space="preserve">Howard Talbot Walden Hyde was born in Halifax in 1962, the younger child of François Tonetti Hyde and Elizabeth Joyce Walden, and the younger brother of Joanna Gilman Hyde. He grew up musically gifted, playing clarinet and saxophone, and is remembered by family as a gentle, affectionate, and imaginative child. His sister later noted that he was born during the Cuban </w:t>
+      </w:r>
+      <w:r>
+        <w:rPr>
+          <w:rFonts w:ascii="Times New Roman" w:eastAsia="Times New Roman" w:hAnsi="Times New Roman" w:cs="Times New Roman"/>
+          <w:kern w:val="0"/>
+          <w14:ligatures w14:val="none"/>
+        </w:rPr>
+        <w:lastRenderedPageBreak/>
+        <w:t>Missile Crisis and believed that the atmosphere of tension and fear at that time somehow marked him from the beginning.</w:t>
       </w:r>
     </w:p>
     <w:p>
@@ -9464,25 +8493,7 @@
           <w:kern w:val="0"/>
           <w14:ligatures w14:val="none"/>
         </w:rPr>
-        <w:t xml:space="preserve">On 21 November 2007, Howard was arrested in Dartmouth, Nova Scotia, following a domestic incident in which he assaulted his wife, Karen Ellet, during a period of severe psychiatric instability. During booking at police headquarters he panicked, </w:t>
-      </w:r>
-      <w:proofErr w:type="gramStart"/>
-      <w:r>
-        <w:rPr>
-          <w:rFonts w:ascii="Times New Roman" w:eastAsia="Times New Roman" w:hAnsi="Times New Roman" w:cs="Times New Roman"/>
-          <w:kern w:val="0"/>
-          <w14:ligatures w14:val="none"/>
-        </w:rPr>
-        <w:t>jumped</w:t>
-      </w:r>
-      <w:proofErr w:type="gramEnd"/>
-      <w:r>
-        <w:rPr>
-          <w:rFonts w:ascii="Times New Roman" w:eastAsia="Times New Roman" w:hAnsi="Times New Roman" w:cs="Times New Roman"/>
-          <w:kern w:val="0"/>
-          <w14:ligatures w14:val="none"/>
-        </w:rPr>
-        <w:t xml:space="preserve"> the counter, and attempted to flee. Several officers tried to restrain him; one officer discharged a Taser, delivering approximately 5,000 volts.</w:t>
+        <w:t>On 21 November 2007, Howard was arrested in Dartmouth, Nova Scotia, following a domestic incident in which he assaulted his wife, Karen Ellet, during a period of severe psychiatric instability. During booking at police headquarters he panicked, jumped the counter, and attempted to flee. Several officers tried to restrain him; one officer discharged a Taser, delivering approximately 5,000 volts.</w:t>
       </w:r>
     </w:p>
     <w:p>
@@ -9542,8 +8553,165 @@
           <w:kern w:val="0"/>
           <w14:ligatures w14:val="none"/>
         </w:rPr>
+        <w:t>He died approximately 30 hours later, on 22 November, after collapsing in the jail’s medical unit.</w:t>
+      </w:r>
+    </w:p>
+    <w:p>
+      <w:pPr>
+        <w:spacing w:before="100" w:beforeAutospacing="1" w:after="100" w:afterAutospacing="1" w:line="240" w:lineRule="auto"/>
+        <w:contextualSpacing/>
+        <w:rPr>
+          <w:rFonts w:ascii="Times New Roman" w:eastAsia="Times New Roman" w:hAnsi="Times New Roman" w:cs="Times New Roman"/>
+          <w:kern w:val="0"/>
+          <w14:ligatures w14:val="none"/>
+        </w:rPr>
+      </w:pPr>
+    </w:p>
+    <w:p>
+      <w:pPr>
+        <w:spacing w:before="100" w:beforeAutospacing="1" w:after="100" w:afterAutospacing="1" w:line="240" w:lineRule="auto"/>
+        <w:contextualSpacing/>
+        <w:outlineLvl w:val="2"/>
+        <w:rPr>
+          <w:rFonts w:ascii="Times New Roman" w:eastAsia="Times New Roman" w:hAnsi="Times New Roman" w:cs="Times New Roman"/>
+          <w:b/>
+          <w:bCs/>
+          <w:kern w:val="0"/>
+          <w14:ligatures w14:val="none"/>
+        </w:rPr>
+      </w:pPr>
+      <w:r>
+        <w:rPr>
+          <w:rFonts w:ascii="Times New Roman" w:eastAsia="Times New Roman" w:hAnsi="Times New Roman" w:cs="Times New Roman"/>
+          <w:b/>
+          <w:bCs/>
+          <w:kern w:val="0"/>
+          <w14:ligatures w14:val="none"/>
+        </w:rPr>
+        <w:t>Public Reaction and Reviews</w:t>
+      </w:r>
+    </w:p>
+    <w:p>
+      <w:pPr>
+        <w:spacing w:before="100" w:beforeAutospacing="1" w:after="100" w:afterAutospacing="1" w:line="240" w:lineRule="auto"/>
+        <w:contextualSpacing/>
+        <w:rPr>
+          <w:rFonts w:ascii="Times New Roman" w:eastAsia="Times New Roman" w:hAnsi="Times New Roman" w:cs="Times New Roman"/>
+          <w:kern w:val="0"/>
+          <w14:ligatures w14:val="none"/>
+        </w:rPr>
+      </w:pPr>
+      <w:r>
+        <w:rPr>
+          <w:rFonts w:ascii="Times New Roman" w:eastAsia="Times New Roman" w:hAnsi="Times New Roman" w:cs="Times New Roman"/>
+          <w:kern w:val="0"/>
+          <w14:ligatures w14:val="none"/>
+        </w:rPr>
+        <w:t>Howard Hyde’s death occurred at a moment of national scrutiny over the use of conducted-energy weapons by Canadian police, following the widely reported death of Robert Dziekański in Vancouver just one month earlier. Nova Scotia’s Minister of Justice ordered a review into Taser use across the province, while the House of Commons public safety committee simultaneously launched an inquiry into national standards.</w:t>
+      </w:r>
+    </w:p>
+    <w:p>
+      <w:pPr>
+        <w:spacing w:before="100" w:beforeAutospacing="1" w:after="100" w:afterAutospacing="1" w:line="240" w:lineRule="auto"/>
+        <w:contextualSpacing/>
+        <w:rPr>
+          <w:rFonts w:ascii="Times New Roman" w:eastAsia="Times New Roman" w:hAnsi="Times New Roman" w:cs="Times New Roman"/>
+          <w:kern w:val="0"/>
+          <w14:ligatures w14:val="none"/>
+        </w:rPr>
+      </w:pPr>
+    </w:p>
+    <w:p>
+      <w:pPr>
+        <w:spacing w:before="100" w:beforeAutospacing="1" w:after="100" w:afterAutospacing="1" w:line="240" w:lineRule="auto"/>
+        <w:contextualSpacing/>
+        <w:rPr>
+          <w:rFonts w:ascii="Times New Roman" w:eastAsia="Times New Roman" w:hAnsi="Times New Roman" w:cs="Times New Roman"/>
+          <w:kern w:val="0"/>
+          <w14:ligatures w14:val="none"/>
+        </w:rPr>
+      </w:pPr>
+      <w:r>
+        <w:rPr>
+          <w:rFonts w:ascii="Times New Roman" w:eastAsia="Times New Roman" w:hAnsi="Times New Roman" w:cs="Times New Roman"/>
+          <w:kern w:val="0"/>
+          <w14:ligatures w14:val="none"/>
+        </w:rPr>
+        <w:t>Police officials emphasized that the officers involved believed Howard’s attempt to escape posed a danger. Critics questioned whether officers had recognized or adequately responded to a psychiatric crisis rather than a criminal threat.</w:t>
+      </w:r>
+    </w:p>
+    <w:p>
+      <w:pPr>
+        <w:spacing w:before="100" w:beforeAutospacing="1" w:after="100" w:afterAutospacing="1" w:line="240" w:lineRule="auto"/>
+        <w:contextualSpacing/>
+        <w:rPr>
+          <w:rFonts w:ascii="Times New Roman" w:eastAsia="Times New Roman" w:hAnsi="Times New Roman" w:cs="Times New Roman"/>
+          <w:kern w:val="0"/>
+          <w14:ligatures w14:val="none"/>
+        </w:rPr>
+      </w:pPr>
+    </w:p>
+    <w:p>
+      <w:pPr>
+        <w:spacing w:before="100" w:beforeAutospacing="1" w:after="100" w:afterAutospacing="1" w:line="240" w:lineRule="auto"/>
+        <w:contextualSpacing/>
+        <w:outlineLvl w:val="2"/>
+        <w:rPr>
+          <w:rFonts w:ascii="Times New Roman" w:eastAsia="Times New Roman" w:hAnsi="Times New Roman" w:cs="Times New Roman"/>
+          <w:b/>
+          <w:bCs/>
+          <w:kern w:val="0"/>
+          <w14:ligatures w14:val="none"/>
+        </w:rPr>
+      </w:pPr>
+      <w:r>
+        <w:rPr>
+          <w:rFonts w:ascii="Times New Roman" w:eastAsia="Times New Roman" w:hAnsi="Times New Roman" w:cs="Times New Roman"/>
+          <w:b/>
+          <w:bCs/>
+          <w:kern w:val="0"/>
+          <w14:ligatures w14:val="none"/>
+        </w:rPr>
+        <w:t>The Debate: Police and the Mentally Ill</w:t>
+      </w:r>
+    </w:p>
+    <w:p>
+      <w:pPr>
+        <w:spacing w:before="100" w:beforeAutospacing="1" w:after="100" w:afterAutospacing="1" w:line="240" w:lineRule="auto"/>
+        <w:contextualSpacing/>
+        <w:rPr>
+          <w:rFonts w:ascii="Times New Roman" w:eastAsia="Times New Roman" w:hAnsi="Times New Roman" w:cs="Times New Roman"/>
+          <w:kern w:val="0"/>
+          <w14:ligatures w14:val="none"/>
+        </w:rPr>
+      </w:pPr>
+      <w:r>
+        <w:rPr>
+          <w:rFonts w:ascii="Times New Roman" w:eastAsia="Times New Roman" w:hAnsi="Times New Roman" w:cs="Times New Roman"/>
+          <w:kern w:val="0"/>
+          <w14:ligatures w14:val="none"/>
+        </w:rPr>
+        <w:t>The case became emblematic of systemic failures in the handling of mentally ill detainees. Mental-health experts argued that jails and police booking rooms were structurally unsuited for psychiatric emergencies and that officers generally lacked sufficient training to de-escalate situations involving severe mental illness.</w:t>
+      </w:r>
+    </w:p>
+    <w:p>
+      <w:pPr>
+        <w:spacing w:before="100" w:beforeAutospacing="1" w:after="100" w:afterAutospacing="1" w:line="240" w:lineRule="auto"/>
+        <w:contextualSpacing/>
+        <w:rPr>
+          <w:rFonts w:ascii="Times New Roman" w:eastAsia="Times New Roman" w:hAnsi="Times New Roman" w:cs="Times New Roman"/>
+          <w:kern w:val="0"/>
+          <w14:ligatures w14:val="none"/>
+        </w:rPr>
+      </w:pPr>
+      <w:r>
+        <w:rPr>
+          <w:rFonts w:ascii="Times New Roman" w:eastAsia="Times New Roman" w:hAnsi="Times New Roman" w:cs="Times New Roman"/>
+          <w:kern w:val="0"/>
+          <w14:ligatures w14:val="none"/>
+        </w:rPr>
         <w:lastRenderedPageBreak/>
-        <w:t>He died approximately 30 hours later, on 22 November, after collapsing in the jail’s medical unit.</w:t>
+        <w:t>Dr. Zian Tseng, an associate professor at the University of California–San Francisco, noted in coverage that stress and shock could dangerously affect the heart of someone who had been struggling with untreated mental illness, as Howard had before his death.</w:t>
       </w:r>
     </w:p>
     <w:p>
@@ -9578,163 +8746,6 @@
           <w:kern w:val="0"/>
           <w14:ligatures w14:val="none"/>
         </w:rPr>
-        <w:t>Public Reaction and Reviews</w:t>
-      </w:r>
-    </w:p>
-    <w:p>
-      <w:pPr>
-        <w:spacing w:before="100" w:beforeAutospacing="1" w:after="100" w:afterAutospacing="1" w:line="240" w:lineRule="auto"/>
-        <w:contextualSpacing/>
-        <w:rPr>
-          <w:rFonts w:ascii="Times New Roman" w:eastAsia="Times New Roman" w:hAnsi="Times New Roman" w:cs="Times New Roman"/>
-          <w:kern w:val="0"/>
-          <w14:ligatures w14:val="none"/>
-        </w:rPr>
-      </w:pPr>
-      <w:r>
-        <w:rPr>
-          <w:rFonts w:ascii="Times New Roman" w:eastAsia="Times New Roman" w:hAnsi="Times New Roman" w:cs="Times New Roman"/>
-          <w:kern w:val="0"/>
-          <w14:ligatures w14:val="none"/>
-        </w:rPr>
-        <w:t>Howard Hyde’s death occurred at a moment of national scrutiny over the use of conducted-energy weapons by Canadian police, following the widely reported death of Robert Dziekański in Vancouver just one month earlier. Nova Scotia’s Minister of Justice ordered a review into Taser use across the province, while the House of Commons public safety committee simultaneously launched an inquiry into national standards.</w:t>
-      </w:r>
-    </w:p>
-    <w:p>
-      <w:pPr>
-        <w:spacing w:before="100" w:beforeAutospacing="1" w:after="100" w:afterAutospacing="1" w:line="240" w:lineRule="auto"/>
-        <w:contextualSpacing/>
-        <w:rPr>
-          <w:rFonts w:ascii="Times New Roman" w:eastAsia="Times New Roman" w:hAnsi="Times New Roman" w:cs="Times New Roman"/>
-          <w:kern w:val="0"/>
-          <w14:ligatures w14:val="none"/>
-        </w:rPr>
-      </w:pPr>
-    </w:p>
-    <w:p>
-      <w:pPr>
-        <w:spacing w:before="100" w:beforeAutospacing="1" w:after="100" w:afterAutospacing="1" w:line="240" w:lineRule="auto"/>
-        <w:contextualSpacing/>
-        <w:rPr>
-          <w:rFonts w:ascii="Times New Roman" w:eastAsia="Times New Roman" w:hAnsi="Times New Roman" w:cs="Times New Roman"/>
-          <w:kern w:val="0"/>
-          <w14:ligatures w14:val="none"/>
-        </w:rPr>
-      </w:pPr>
-      <w:r>
-        <w:rPr>
-          <w:rFonts w:ascii="Times New Roman" w:eastAsia="Times New Roman" w:hAnsi="Times New Roman" w:cs="Times New Roman"/>
-          <w:kern w:val="0"/>
-          <w14:ligatures w14:val="none"/>
-        </w:rPr>
-        <w:t>Police officials emphasized that the officers involved believed Howard’s attempt to escape posed a danger. Critics questioned whether officers had recognized or adequately responded to a psychiatric crisis rather than a criminal threat.</w:t>
-      </w:r>
-    </w:p>
-    <w:p>
-      <w:pPr>
-        <w:spacing w:before="100" w:beforeAutospacing="1" w:after="100" w:afterAutospacing="1" w:line="240" w:lineRule="auto"/>
-        <w:contextualSpacing/>
-        <w:rPr>
-          <w:rFonts w:ascii="Times New Roman" w:eastAsia="Times New Roman" w:hAnsi="Times New Roman" w:cs="Times New Roman"/>
-          <w:kern w:val="0"/>
-          <w14:ligatures w14:val="none"/>
-        </w:rPr>
-      </w:pPr>
-    </w:p>
-    <w:p>
-      <w:pPr>
-        <w:spacing w:before="100" w:beforeAutospacing="1" w:after="100" w:afterAutospacing="1" w:line="240" w:lineRule="auto"/>
-        <w:contextualSpacing/>
-        <w:outlineLvl w:val="2"/>
-        <w:rPr>
-          <w:rFonts w:ascii="Times New Roman" w:eastAsia="Times New Roman" w:hAnsi="Times New Roman" w:cs="Times New Roman"/>
-          <w:b/>
-          <w:bCs/>
-          <w:kern w:val="0"/>
-          <w14:ligatures w14:val="none"/>
-        </w:rPr>
-      </w:pPr>
-      <w:r>
-        <w:rPr>
-          <w:rFonts w:ascii="Times New Roman" w:eastAsia="Times New Roman" w:hAnsi="Times New Roman" w:cs="Times New Roman"/>
-          <w:b/>
-          <w:bCs/>
-          <w:kern w:val="0"/>
-          <w14:ligatures w14:val="none"/>
-        </w:rPr>
-        <w:t>The Debate: Police and the Mentally Ill</w:t>
-      </w:r>
-    </w:p>
-    <w:p>
-      <w:pPr>
-        <w:spacing w:before="100" w:beforeAutospacing="1" w:after="100" w:afterAutospacing="1" w:line="240" w:lineRule="auto"/>
-        <w:contextualSpacing/>
-        <w:rPr>
-          <w:rFonts w:ascii="Times New Roman" w:eastAsia="Times New Roman" w:hAnsi="Times New Roman" w:cs="Times New Roman"/>
-          <w:kern w:val="0"/>
-          <w14:ligatures w14:val="none"/>
-        </w:rPr>
-      </w:pPr>
-      <w:r>
-        <w:rPr>
-          <w:rFonts w:ascii="Times New Roman" w:eastAsia="Times New Roman" w:hAnsi="Times New Roman" w:cs="Times New Roman"/>
-          <w:kern w:val="0"/>
-          <w14:ligatures w14:val="none"/>
-        </w:rPr>
-        <w:t>The case became emblematic of systemic failures in the handling of mentally ill detainees. Mental-health experts argued that jails and police booking rooms were structurally unsuited for psychiatric emergencies and that officers generally lacked sufficient training to de-escalate situations involving severe mental illness.</w:t>
-      </w:r>
-    </w:p>
-    <w:p>
-      <w:pPr>
-        <w:spacing w:before="100" w:beforeAutospacing="1" w:after="100" w:afterAutospacing="1" w:line="240" w:lineRule="auto"/>
-        <w:contextualSpacing/>
-        <w:rPr>
-          <w:rFonts w:ascii="Times New Roman" w:eastAsia="Times New Roman" w:hAnsi="Times New Roman" w:cs="Times New Roman"/>
-          <w:kern w:val="0"/>
-          <w14:ligatures w14:val="none"/>
-        </w:rPr>
-      </w:pPr>
-      <w:r>
-        <w:rPr>
-          <w:rFonts w:ascii="Times New Roman" w:eastAsia="Times New Roman" w:hAnsi="Times New Roman" w:cs="Times New Roman"/>
-          <w:kern w:val="0"/>
-          <w14:ligatures w14:val="none"/>
-        </w:rPr>
-        <w:t>Dr. Zian Tseng, an associate professor at the University of California–San Francisco, noted in coverage that stress and shock could dangerously affect the heart of someone who had been struggling with untreated mental illness, as Howard had before his death.</w:t>
-      </w:r>
-    </w:p>
-    <w:p>
-      <w:pPr>
-        <w:spacing w:before="100" w:beforeAutospacing="1" w:after="100" w:afterAutospacing="1" w:line="240" w:lineRule="auto"/>
-        <w:contextualSpacing/>
-        <w:rPr>
-          <w:rFonts w:ascii="Times New Roman" w:eastAsia="Times New Roman" w:hAnsi="Times New Roman" w:cs="Times New Roman"/>
-          <w:kern w:val="0"/>
-          <w14:ligatures w14:val="none"/>
-        </w:rPr>
-      </w:pPr>
-    </w:p>
-    <w:p>
-      <w:pPr>
-        <w:spacing w:before="100" w:beforeAutospacing="1" w:after="100" w:afterAutospacing="1" w:line="240" w:lineRule="auto"/>
-        <w:contextualSpacing/>
-        <w:outlineLvl w:val="2"/>
-        <w:rPr>
-          <w:rFonts w:ascii="Times New Roman" w:eastAsia="Times New Roman" w:hAnsi="Times New Roman" w:cs="Times New Roman"/>
-          <w:b/>
-          <w:bCs/>
-          <w:kern w:val="0"/>
-          <w14:ligatures w14:val="none"/>
-        </w:rPr>
-      </w:pPr>
-      <w:r>
-        <w:rPr>
-          <w:rFonts w:ascii="Times New Roman" w:eastAsia="Times New Roman" w:hAnsi="Times New Roman" w:cs="Times New Roman"/>
-          <w:b/>
-          <w:bCs/>
-          <w:kern w:val="0"/>
-          <w14:ligatures w14:val="none"/>
-        </w:rPr>
         <w:t>The Debate: Taser Use</w:t>
       </w:r>
     </w:p>
@@ -9754,25 +8765,7 @@
           <w:kern w:val="0"/>
           <w14:ligatures w14:val="none"/>
         </w:rPr>
-        <w:t>The broader Canadian debate centered on when Tasers were appropriate and whether they were being used as compliance devices rather than as alternatives to lethal force. In the wake of two high-profile deaths—</w:t>
-      </w:r>
-      <w:proofErr w:type="spellStart"/>
-      <w:r>
-        <w:rPr>
-          <w:rFonts w:ascii="Times New Roman" w:eastAsia="Times New Roman" w:hAnsi="Times New Roman" w:cs="Times New Roman"/>
-          <w:kern w:val="0"/>
-          <w14:ligatures w14:val="none"/>
-        </w:rPr>
-        <w:t>Dziekański</w:t>
-      </w:r>
-      <w:proofErr w:type="spellEnd"/>
-      <w:r>
-        <w:rPr>
-          <w:rFonts w:ascii="Times New Roman" w:eastAsia="Times New Roman" w:hAnsi="Times New Roman" w:cs="Times New Roman"/>
-          <w:kern w:val="0"/>
-          <w14:ligatures w14:val="none"/>
-        </w:rPr>
-        <w:t xml:space="preserve"> and Hyde—critics argued that the devices could be lethal when used on individuals in states of psychiatric or metabolic distress.</w:t>
+        <w:t>The broader Canadian debate centered on when Tasers were appropriate and whether they were being used as compliance devices rather than as alternatives to lethal force. In the wake of two high-profile deaths—Dziekański and Hyde—critics argued that the devices could be lethal when used on individuals in states of psychiatric or metabolic distress.</w:t>
       </w:r>
     </w:p>
     <w:p>
@@ -9941,8 +8934,14 @@
         <w:contextualSpacing/>
         <w:jc w:val="center"/>
         <w:textAlignment w:val="baseline"/>
-      </w:pPr>
-      <w:r>
+        <w:rPr>
+          <w:color w:val="333333"/>
+        </w:rPr>
+      </w:pPr>
+      <w:r>
+        <w:rPr>
+          <w:color w:val="333333"/>
+        </w:rPr>
         <w:t>Today would have been</w:t>
       </w:r>
     </w:p>
@@ -9954,8 +8953,14 @@
         <w:contextualSpacing/>
         <w:jc w:val="center"/>
         <w:textAlignment w:val="baseline"/>
-      </w:pPr>
-      <w:r>
+        <w:rPr>
+          <w:color w:val="333333"/>
+        </w:rPr>
+      </w:pPr>
+      <w:r>
+        <w:rPr>
+          <w:color w:val="333333"/>
+        </w:rPr>
         <w:t>My Brother’s 56th birthday —</w:t>
       </w:r>
     </w:p>
@@ -9967,8 +8972,14 @@
         <w:contextualSpacing/>
         <w:jc w:val="center"/>
         <w:textAlignment w:val="baseline"/>
-      </w:pPr>
-      <w:r>
+        <w:rPr>
+          <w:color w:val="333333"/>
+        </w:rPr>
+      </w:pPr>
+      <w:r>
+        <w:rPr>
+          <w:color w:val="333333"/>
+        </w:rPr>
         <w:t>he died at 45</w:t>
       </w:r>
     </w:p>
@@ -9980,9 +8991,14 @@
         <w:contextualSpacing/>
         <w:jc w:val="center"/>
         <w:textAlignment w:val="baseline"/>
-      </w:pPr>
-      <w:r>
-        <w:lastRenderedPageBreak/>
+        <w:rPr>
+          <w:color w:val="333333"/>
+        </w:rPr>
+      </w:pPr>
+      <w:r>
+        <w:rPr>
+          <w:color w:val="333333"/>
+        </w:rPr>
         <w:t>innocent on a jail house floor —</w:t>
       </w:r>
     </w:p>
@@ -9994,8 +9010,14 @@
         <w:contextualSpacing/>
         <w:jc w:val="center"/>
         <w:textAlignment w:val="baseline"/>
-      </w:pPr>
-      <w:r>
+        <w:rPr>
+          <w:color w:val="333333"/>
+        </w:rPr>
+      </w:pPr>
+      <w:r>
+        <w:rPr>
+          <w:color w:val="333333"/>
+        </w:rPr>
         <w:t>My Beautiful Brother</w:t>
       </w:r>
     </w:p>
@@ -10007,8 +9029,14 @@
         <w:contextualSpacing/>
         <w:jc w:val="center"/>
         <w:textAlignment w:val="baseline"/>
-      </w:pPr>
-      <w:r>
+        <w:rPr>
+          <w:color w:val="333333"/>
+        </w:rPr>
+      </w:pPr>
+      <w:r>
+        <w:rPr>
+          <w:color w:val="333333"/>
+        </w:rPr>
         <w:t>conceived in Gabon</w:t>
       </w:r>
     </w:p>
@@ -10020,14 +9048,15 @@
         <w:contextualSpacing/>
         <w:jc w:val="center"/>
         <w:textAlignment w:val="baseline"/>
-      </w:pPr>
-      <w:proofErr w:type="gramStart"/>
-      <w:r>
-        <w:t>when</w:t>
-      </w:r>
-      <w:proofErr w:type="gramEnd"/>
-      <w:r>
-        <w:t xml:space="preserve"> Our Mother was ill</w:t>
+        <w:rPr>
+          <w:color w:val="333333"/>
+        </w:rPr>
+      </w:pPr>
+      <w:r>
+        <w:rPr>
+          <w:color w:val="333333"/>
+        </w:rPr>
+        <w:t>when Our Mother was ill</w:t>
       </w:r>
     </w:p>
     <w:p>
@@ -10038,8 +9067,14 @@
         <w:contextualSpacing/>
         <w:jc w:val="center"/>
         <w:textAlignment w:val="baseline"/>
-      </w:pPr>
-      <w:r>
+        <w:rPr>
+          <w:color w:val="333333"/>
+        </w:rPr>
+      </w:pPr>
+      <w:r>
+        <w:rPr>
+          <w:color w:val="333333"/>
+        </w:rPr>
         <w:t>He was born during The Cuban Missile Crisis</w:t>
       </w:r>
     </w:p>
@@ -10051,8 +9086,14 @@
         <w:contextualSpacing/>
         <w:jc w:val="center"/>
         <w:textAlignment w:val="baseline"/>
-      </w:pPr>
-      <w:r>
+        <w:rPr>
+          <w:color w:val="333333"/>
+        </w:rPr>
+      </w:pPr>
+      <w:r>
+        <w:rPr>
+          <w:color w:val="333333"/>
+        </w:rPr>
         <w:t>and took that to Heart —</w:t>
       </w:r>
     </w:p>
@@ -10064,17 +9105,15 @@
         <w:contextualSpacing/>
         <w:jc w:val="center"/>
         <w:textAlignment w:val="baseline"/>
-      </w:pPr>
-      <w:r>
-        <w:t xml:space="preserve">It </w:t>
-      </w:r>
-      <w:proofErr w:type="spellStart"/>
-      <w:r>
-        <w:t>coloured</w:t>
-      </w:r>
-      <w:proofErr w:type="spellEnd"/>
-      <w:r>
-        <w:t xml:space="preserve"> His outlook</w:t>
+        <w:rPr>
+          <w:color w:val="333333"/>
+        </w:rPr>
+      </w:pPr>
+      <w:r>
+        <w:rPr>
+          <w:color w:val="333333"/>
+        </w:rPr>
+        <w:t>It coloured His outlook</w:t>
       </w:r>
     </w:p>
     <w:p>
@@ -10085,8 +9124,14 @@
         <w:contextualSpacing/>
         <w:jc w:val="center"/>
         <w:textAlignment w:val="baseline"/>
-      </w:pPr>
-      <w:r>
+        <w:rPr>
+          <w:color w:val="333333"/>
+        </w:rPr>
+      </w:pPr>
+      <w:r>
+        <w:rPr>
+          <w:color w:val="333333"/>
+        </w:rPr>
         <w:t>of fear</w:t>
       </w:r>
     </w:p>
@@ -10098,8 +9143,14 @@
         <w:contextualSpacing/>
         <w:jc w:val="center"/>
         <w:textAlignment w:val="baseline"/>
-      </w:pPr>
-      <w:r>
+        <w:rPr>
+          <w:color w:val="333333"/>
+        </w:rPr>
+      </w:pPr>
+      <w:r>
+        <w:rPr>
+          <w:color w:val="333333"/>
+        </w:rPr>
         <w:t>though He was brave at six</w:t>
       </w:r>
     </w:p>
@@ -10111,8 +9162,14 @@
         <w:contextualSpacing/>
         <w:jc w:val="center"/>
         <w:textAlignment w:val="baseline"/>
-      </w:pPr>
-      <w:r>
+        <w:rPr>
+          <w:color w:val="333333"/>
+        </w:rPr>
+      </w:pPr>
+      <w:r>
+        <w:rPr>
+          <w:color w:val="333333"/>
+        </w:rPr>
         <w:t>when I threw His shiny red fire truck</w:t>
       </w:r>
     </w:p>
@@ -10124,8 +9181,14 @@
         <w:contextualSpacing/>
         <w:jc w:val="center"/>
         <w:textAlignment w:val="baseline"/>
-      </w:pPr>
-      <w:r>
+        <w:rPr>
+          <w:color w:val="333333"/>
+        </w:rPr>
+      </w:pPr>
+      <w:r>
+        <w:rPr>
+          <w:color w:val="333333"/>
+        </w:rPr>
         <w:t>down the cellar stairs —</w:t>
       </w:r>
     </w:p>
@@ -10137,8 +9200,14 @@
         <w:contextualSpacing/>
         <w:jc w:val="center"/>
         <w:textAlignment w:val="baseline"/>
-      </w:pPr>
-      <w:r>
+        <w:rPr>
+          <w:color w:val="333333"/>
+        </w:rPr>
+      </w:pPr>
+      <w:r>
+        <w:rPr>
+          <w:color w:val="333333"/>
+        </w:rPr>
         <w:t>He was brave at eleven</w:t>
       </w:r>
     </w:p>
@@ -10150,8 +9219,14 @@
         <w:contextualSpacing/>
         <w:jc w:val="center"/>
         <w:textAlignment w:val="baseline"/>
-      </w:pPr>
-      <w:r>
+        <w:rPr>
+          <w:color w:val="333333"/>
+        </w:rPr>
+      </w:pPr>
+      <w:r>
+        <w:rPr>
+          <w:color w:val="333333"/>
+        </w:rPr>
         <w:t>when I pushed Him off</w:t>
       </w:r>
     </w:p>
@@ -10163,19 +9238,21 @@
         <w:contextualSpacing/>
         <w:jc w:val="center"/>
         <w:textAlignment w:val="baseline"/>
-      </w:pPr>
-      <w:proofErr w:type="gramStart"/>
-      <w:r>
-        <w:t>the bow</w:t>
-      </w:r>
-      <w:proofErr w:type="gramEnd"/>
-      <w:r>
-        <w:t xml:space="preserve"> of Our Mother’s </w:t>
+        <w:rPr>
+          <w:color w:val="333333"/>
+        </w:rPr>
+      </w:pPr>
+      <w:r>
+        <w:rPr>
+          <w:color w:val="333333"/>
+        </w:rPr>
+        <w:t>the bow of Our Mother’s </w:t>
       </w:r>
       <w:r>
         <w:rPr>
           <w:rStyle w:val="Emphasis"/>
           <w:rFonts w:eastAsiaTheme="majorEastAsia"/>
+          <w:color w:val="333333"/>
           <w:bdr w:val="none" w:sz="0" w:space="0" w:color="auto" w:frame="1"/>
         </w:rPr>
         <w:t>Molly</w:t>
@@ -10189,8 +9266,14 @@
         <w:contextualSpacing/>
         <w:jc w:val="center"/>
         <w:textAlignment w:val="baseline"/>
-      </w:pPr>
-      <w:r>
+        <w:rPr>
+          <w:color w:val="333333"/>
+        </w:rPr>
+      </w:pPr>
+      <w:r>
+        <w:rPr>
+          <w:color w:val="333333"/>
+        </w:rPr>
         <w:t>and He was brave at seventeen</w:t>
       </w:r>
     </w:p>
@@ -10202,8 +9285,14 @@
         <w:contextualSpacing/>
         <w:jc w:val="center"/>
         <w:textAlignment w:val="baseline"/>
-      </w:pPr>
-      <w:r>
+        <w:rPr>
+          <w:color w:val="333333"/>
+        </w:rPr>
+      </w:pPr>
+      <w:r>
+        <w:rPr>
+          <w:color w:val="333333"/>
+        </w:rPr>
         <w:t>when I told Him “No”</w:t>
       </w:r>
     </w:p>
@@ -10215,8 +9304,14 @@
         <w:contextualSpacing/>
         <w:jc w:val="center"/>
         <w:textAlignment w:val="baseline"/>
-      </w:pPr>
-      <w:r>
+        <w:rPr>
+          <w:color w:val="333333"/>
+        </w:rPr>
+      </w:pPr>
+      <w:r>
+        <w:rPr>
+          <w:color w:val="333333"/>
+        </w:rPr>
         <w:t>after he asked, “Don’t you love Me?”</w:t>
       </w:r>
     </w:p>
@@ -10228,6 +9323,9 @@
         <w:contextualSpacing/>
         <w:jc w:val="center"/>
         <w:textAlignment w:val="baseline"/>
+        <w:rPr>
+          <w:color w:val="333333"/>
+        </w:rPr>
       </w:pPr>
     </w:p>
     <w:p>
@@ -10238,8 +9336,14 @@
         <w:contextualSpacing/>
         <w:jc w:val="center"/>
         <w:textAlignment w:val="baseline"/>
-      </w:pPr>
-      <w:r>
+        <w:rPr>
+          <w:color w:val="333333"/>
+        </w:rPr>
+      </w:pPr>
+      <w:r>
+        <w:rPr>
+          <w:color w:val="333333"/>
+        </w:rPr>
         <w:t>He played the clarinet &amp; saxophone</w:t>
       </w:r>
     </w:p>
@@ -10251,17 +9355,16 @@
         <w:contextualSpacing/>
         <w:jc w:val="center"/>
         <w:textAlignment w:val="baseline"/>
-      </w:pPr>
-      <w:r>
-        <w:t xml:space="preserve">and </w:t>
-      </w:r>
-      <w:proofErr w:type="gramStart"/>
-      <w:r>
-        <w:t>made up</w:t>
-      </w:r>
-      <w:proofErr w:type="gramEnd"/>
-      <w:r>
-        <w:t xml:space="preserve"> stories about two clowns</w:t>
+        <w:rPr>
+          <w:color w:val="333333"/>
+        </w:rPr>
+      </w:pPr>
+      <w:r>
+        <w:rPr>
+          <w:color w:val="333333"/>
+        </w:rPr>
+        <w:lastRenderedPageBreak/>
+        <w:t>and made up stories about two clowns</w:t>
       </w:r>
     </w:p>
     <w:p>
@@ -10272,15 +9375,16 @@
         <w:contextualSpacing/>
         <w:jc w:val="center"/>
         <w:textAlignment w:val="baseline"/>
-      </w:pPr>
-      <w:r>
-        <w:t xml:space="preserve">named Jane Rane and Rank </w:t>
-      </w:r>
-      <w:proofErr w:type="spellStart"/>
-      <w:r>
-        <w:t>Raunk</w:t>
-      </w:r>
-      <w:proofErr w:type="spellEnd"/>
+        <w:rPr>
+          <w:color w:val="333333"/>
+        </w:rPr>
+      </w:pPr>
+      <w:r>
+        <w:rPr>
+          <w:color w:val="333333"/>
+        </w:rPr>
+        <w:t>named Jane Rane and Rank Raunk</w:t>
+      </w:r>
     </w:p>
     <w:p>
       <w:pPr>
@@ -10290,8 +9394,14 @@
         <w:contextualSpacing/>
         <w:jc w:val="center"/>
         <w:textAlignment w:val="baseline"/>
-      </w:pPr>
-      <w:r>
+        <w:rPr>
+          <w:color w:val="333333"/>
+        </w:rPr>
+      </w:pPr>
+      <w:r>
+        <w:rPr>
+          <w:color w:val="333333"/>
+        </w:rPr>
         <w:t>while I pretended in a baby voice</w:t>
       </w:r>
     </w:p>
@@ -10303,8 +9413,14 @@
         <w:contextualSpacing/>
         <w:jc w:val="center"/>
         <w:textAlignment w:val="baseline"/>
-      </w:pPr>
-      <w:r>
+        <w:rPr>
+          <w:color w:val="333333"/>
+        </w:rPr>
+      </w:pPr>
+      <w:r>
+        <w:rPr>
+          <w:color w:val="333333"/>
+        </w:rPr>
         <w:t>He was “Uncle Howie”</w:t>
       </w:r>
     </w:p>
@@ -10316,8 +9432,14 @@
         <w:contextualSpacing/>
         <w:jc w:val="center"/>
         <w:textAlignment w:val="baseline"/>
-      </w:pPr>
-      <w:r>
+        <w:rPr>
+          <w:color w:val="333333"/>
+        </w:rPr>
+      </w:pPr>
+      <w:r>
+        <w:rPr>
+          <w:color w:val="333333"/>
+        </w:rPr>
         <w:t>and We played “Mail”</w:t>
       </w:r>
     </w:p>
@@ -10329,8 +9451,14 @@
         <w:contextualSpacing/>
         <w:jc w:val="center"/>
         <w:textAlignment w:val="baseline"/>
-      </w:pPr>
-      <w:r>
+        <w:rPr>
+          <w:color w:val="333333"/>
+        </w:rPr>
+      </w:pPr>
+      <w:r>
+        <w:rPr>
+          <w:color w:val="333333"/>
+        </w:rPr>
         <w:t>under the bathroom door</w:t>
       </w:r>
     </w:p>
@@ -10342,6 +9470,9 @@
         <w:contextualSpacing/>
         <w:jc w:val="center"/>
         <w:textAlignment w:val="baseline"/>
+        <w:rPr>
+          <w:color w:val="333333"/>
+        </w:rPr>
       </w:pPr>
     </w:p>
     <w:p>
@@ -10352,8 +9483,14 @@
         <w:contextualSpacing/>
         <w:jc w:val="center"/>
         <w:textAlignment w:val="baseline"/>
-      </w:pPr>
-      <w:r>
+        <w:rPr>
+          <w:color w:val="333333"/>
+        </w:rPr>
+      </w:pPr>
+      <w:r>
+        <w:rPr>
+          <w:color w:val="333333"/>
+        </w:rPr>
         <w:t>He followed Me like a shadow</w:t>
       </w:r>
     </w:p>
@@ -10365,8 +9502,14 @@
         <w:contextualSpacing/>
         <w:jc w:val="center"/>
         <w:textAlignment w:val="baseline"/>
-      </w:pPr>
-      <w:r>
+        <w:rPr>
+          <w:color w:val="333333"/>
+        </w:rPr>
+      </w:pPr>
+      <w:r>
+        <w:rPr>
+          <w:color w:val="333333"/>
+        </w:rPr>
         <w:t>jealous when I first married —</w:t>
       </w:r>
     </w:p>
@@ -10378,8 +9521,14 @@
         <w:contextualSpacing/>
         <w:jc w:val="center"/>
         <w:textAlignment w:val="baseline"/>
-      </w:pPr>
-      <w:r>
+        <w:rPr>
+          <w:color w:val="333333"/>
+        </w:rPr>
+      </w:pPr>
+      <w:r>
+        <w:rPr>
+          <w:color w:val="333333"/>
+        </w:rPr>
         <w:t>Our Mother had Howard give Me away</w:t>
       </w:r>
     </w:p>
@@ -10391,6 +9540,9 @@
         <w:contextualSpacing/>
         <w:jc w:val="center"/>
         <w:textAlignment w:val="baseline"/>
+        <w:rPr>
+          <w:color w:val="333333"/>
+        </w:rPr>
       </w:pPr>
     </w:p>
     <w:p>
@@ -10401,8 +9553,14 @@
         <w:contextualSpacing/>
         <w:jc w:val="center"/>
         <w:textAlignment w:val="baseline"/>
-      </w:pPr>
-      <w:r>
+        <w:rPr>
+          <w:color w:val="333333"/>
+        </w:rPr>
+      </w:pPr>
+      <w:r>
+        <w:rPr>
+          <w:color w:val="333333"/>
+        </w:rPr>
         <w:t>He built Me up with His Devotion</w:t>
       </w:r>
     </w:p>
@@ -10414,8 +9572,14 @@
         <w:contextualSpacing/>
         <w:jc w:val="center"/>
         <w:textAlignment w:val="baseline"/>
-      </w:pPr>
-      <w:r>
+        <w:rPr>
+          <w:color w:val="333333"/>
+        </w:rPr>
+      </w:pPr>
+      <w:r>
+        <w:rPr>
+          <w:color w:val="333333"/>
+        </w:rPr>
         <w:t>all the times I was ill after Our Mother died</w:t>
       </w:r>
     </w:p>
@@ -10427,8 +9591,14 @@
         <w:contextualSpacing/>
         <w:jc w:val="center"/>
         <w:textAlignment w:val="baseline"/>
-      </w:pPr>
-      <w:r>
+        <w:rPr>
+          <w:color w:val="333333"/>
+        </w:rPr>
+      </w:pPr>
+      <w:r>
+        <w:rPr>
+          <w:color w:val="333333"/>
+        </w:rPr>
         <w:t>and I slammed Him down</w:t>
       </w:r>
     </w:p>
@@ -10440,11 +9610,20 @@
         <w:contextualSpacing/>
         <w:jc w:val="center"/>
         <w:textAlignment w:val="baseline"/>
-      </w:pPr>
-      <w:r>
+        <w:rPr>
+          <w:color w:val="333333"/>
+        </w:rPr>
+      </w:pPr>
+      <w:r>
+        <w:rPr>
+          <w:color w:val="333333"/>
+        </w:rPr>
         <w:t xml:space="preserve">into the ground of Pine Grove </w:t>
       </w:r>
       <w:r>
+        <w:rPr>
+          <w:color w:val="333333"/>
+        </w:rPr>
         <w:t>Cemetery</w:t>
       </w:r>
     </w:p>
@@ -10456,8 +9635,14 @@
         <w:contextualSpacing/>
         <w:jc w:val="center"/>
         <w:textAlignment w:val="baseline"/>
-      </w:pPr>
-      <w:r>
+        <w:rPr>
+          <w:color w:val="333333"/>
+        </w:rPr>
+      </w:pPr>
+      <w:r>
+        <w:rPr>
+          <w:color w:val="333333"/>
+        </w:rPr>
         <w:t>in Shelburne, Nova Scotia</w:t>
       </w:r>
     </w:p>
@@ -10469,8 +9654,14 @@
         <w:contextualSpacing/>
         <w:jc w:val="center"/>
         <w:textAlignment w:val="baseline"/>
-      </w:pPr>
-      <w:r>
+        <w:rPr>
+          <w:color w:val="333333"/>
+        </w:rPr>
+      </w:pPr>
+      <w:r>
+        <w:rPr>
+          <w:color w:val="333333"/>
+        </w:rPr>
         <w:t>wailing on Our Father’s Shoulder</w:t>
       </w:r>
     </w:p>
@@ -10482,6 +9673,9 @@
         <w:contextualSpacing/>
         <w:jc w:val="both"/>
         <w:textAlignment w:val="baseline"/>
+        <w:rPr>
+          <w:color w:val="333333"/>
+        </w:rPr>
       </w:pPr>
     </w:p>
     <w:p>
@@ -10492,41 +9686,21 @@
         <w:contextualSpacing/>
         <w:jc w:val="both"/>
         <w:textAlignment w:val="baseline"/>
+        <w:rPr>
+          <w:color w:val="333333"/>
+        </w:rPr>
       </w:pPr>
       <w:r>
         <w:rPr>
           <w:rStyle w:val="Emphasis"/>
           <w:rFonts w:eastAsiaTheme="majorEastAsia"/>
+          <w:color w:val="333333"/>
           <w:sz w:val="21"/>
           <w:szCs w:val="21"/>
           <w:bdr w:val="none" w:sz="0" w:space="0" w:color="auto" w:frame="1"/>
           <w:shd w:val="clear" w:color="auto" w:fill="FFFFFF"/>
         </w:rPr>
-        <w:t xml:space="preserve">Note:  The ghost of My Dear Brother haunts a part of My House — My Second Husband’s former Library where I installed a memorial to Howard with a painting of </w:t>
-      </w:r>
-      <w:proofErr w:type="gramStart"/>
-      <w:r>
-        <w:rPr>
-          <w:rStyle w:val="Emphasis"/>
-          <w:rFonts w:eastAsiaTheme="majorEastAsia"/>
-          <w:sz w:val="21"/>
-          <w:szCs w:val="21"/>
-          <w:bdr w:val="none" w:sz="0" w:space="0" w:color="auto" w:frame="1"/>
-          <w:shd w:val="clear" w:color="auto" w:fill="FFFFFF"/>
-        </w:rPr>
-        <w:t>poppies</w:t>
-      </w:r>
-      <w:proofErr w:type="gramEnd"/>
-      <w:r>
-        <w:rPr>
-          <w:rStyle w:val="Emphasis"/>
-          <w:rFonts w:eastAsiaTheme="majorEastAsia"/>
-          <w:sz w:val="21"/>
-          <w:szCs w:val="21"/>
-          <w:bdr w:val="none" w:sz="0" w:space="0" w:color="auto" w:frame="1"/>
-          <w:shd w:val="clear" w:color="auto" w:fill="FFFFFF"/>
-        </w:rPr>
-        <w:t xml:space="preserve"> the heavy frame of which warped the day I hung it there.</w:t>
+        <w:t>Note:  The ghost of My Dear Brother haunts a part of My House — My Second Husband’s former Library where I installed a memorial to Howard with a painting of poppies the heavy frame of which warped the day I hung it there.</w:t>
       </w:r>
     </w:p>
     <w:p>
@@ -10559,7 +9733,6 @@
           <w:rFonts w:ascii="Times New Roman" w:hAnsi="Times New Roman" w:cs="Times New Roman"/>
           <w:noProof/>
         </w:rPr>
-        <w:lastRenderedPageBreak/>
         <w:drawing>
           <wp:anchor distT="0" distB="0" distL="114300" distR="114300" simplePos="0" relativeHeight="251669504" behindDoc="1" locked="0" layoutInCell="1" allowOverlap="1" wp14:anchorId="51126AED" wp14:editId="4A9CE1CF">
             <wp:simplePos x="0" y="0"/>
@@ -10725,25 +9898,7 @@
           <w:kern w:val="0"/>
           <w14:ligatures w14:val="none"/>
         </w:rPr>
-        <w:t xml:space="preserve">: </w:t>
-      </w:r>
-      <w:r>
-        <w:rPr>
-          <w:rFonts w:ascii="Times New Roman" w:eastAsia="Times New Roman" w:hAnsi="Times New Roman" w:cs="Times New Roman"/>
-          <w:b/>
-          <w:bCs/>
-          <w:kern w:val="0"/>
-          <w14:ligatures w14:val="none"/>
-        </w:rPr>
-        <w:t>François Tonetti Hyde</w:t>
-      </w:r>
-      <w:r>
-        <w:rPr>
-          <w:rFonts w:ascii="Times New Roman" w:eastAsia="Times New Roman" w:hAnsi="Times New Roman" w:cs="Times New Roman"/>
-          <w:kern w:val="0"/>
-          <w14:ligatures w14:val="none"/>
-        </w:rPr>
-        <w:t xml:space="preserve"> (1932–2012) and Elizabeth Joyce Walden (1934–1992).</w:t>
+        <w:t>: François Tonetti Hyde (1932–2012) and Elizabeth Joyce Walden (1934–1992).</w:t>
       </w:r>
       <w:r>
         <w:rPr>
@@ -10870,6 +10025,7 @@
           <w:rFonts w:ascii="Times New Roman" w:hAnsi="Times New Roman" w:cs="Times New Roman"/>
           <w:noProof/>
         </w:rPr>
+        <w:lastRenderedPageBreak/>
         <w:drawing>
           <wp:anchor distT="0" distB="0" distL="114300" distR="114300" simplePos="0" relativeHeight="251670528" behindDoc="1" locked="0" layoutInCell="1" allowOverlap="1" wp14:anchorId="7F8FA89F" wp14:editId="4544E794">
             <wp:simplePos x="0" y="0"/>
@@ -10999,9 +10155,8 @@
           <w:kern w:val="0"/>
           <w14:ligatures w14:val="none"/>
         </w:rPr>
-        <w:t>) (</w:t>
-      </w:r>
-      <w:proofErr w:type="gramStart"/>
+        <w:t>) (left)</w:t>
+      </w:r>
       <w:r>
         <w:rPr>
           <w:rFonts w:ascii="Times New Roman" w:eastAsia="Times New Roman" w:hAnsi="Times New Roman" w:cs="Times New Roman"/>
@@ -11010,28 +10165,7 @@
           <w:kern w:val="0"/>
           <w14:ligatures w14:val="none"/>
         </w:rPr>
-        <w:t>left)</w:t>
-      </w:r>
-      <w:r>
-        <w:rPr>
-          <w:rFonts w:ascii="Times New Roman" w:eastAsia="Times New Roman" w:hAnsi="Times New Roman" w:cs="Times New Roman"/>
-          <w:i/>
-          <w:iCs/>
-          <w:kern w:val="0"/>
-          <w14:ligatures w14:val="none"/>
-        </w:rPr>
-        <w:t>)</w:t>
-      </w:r>
-      <w:proofErr w:type="gramEnd"/>
-      <w:r>
-        <w:rPr>
-          <w:rFonts w:ascii="Times New Roman" w:eastAsia="Times New Roman" w:hAnsi="Times New Roman" w:cs="Times New Roman"/>
-          <w:i/>
-          <w:iCs/>
-          <w:kern w:val="0"/>
-          <w14:ligatures w14:val="none"/>
-        </w:rPr>
-        <w:t xml:space="preserve"> on the roof of World Trade Center No. 5</w:t>
+        <w:t>) on the roof of World Trade Center No. 5</w:t>
       </w:r>
     </w:p>
     <w:p>
@@ -11040,6 +10174,7 @@
         <w:contextualSpacing/>
         <w:rPr>
           <w:rFonts w:ascii="Times New Roman" w:hAnsi="Times New Roman" w:cs="Times New Roman"/>
+          <w:color w:val="222222"/>
         </w:rPr>
       </w:pPr>
       <w:r>
@@ -11053,22 +10188,9 @@
       <w:r>
         <w:rPr>
           <w:rFonts w:ascii="Times New Roman" w:hAnsi="Times New Roman" w:cs="Times New Roman"/>
-        </w:rPr>
-        <w:t xml:space="preserve">She was involved in a controversial affair with her former </w:t>
-      </w:r>
-      <w:proofErr w:type="gramStart"/>
-      <w:r>
-        <w:rPr>
-          <w:rFonts w:ascii="Times New Roman" w:hAnsi="Times New Roman" w:cs="Times New Roman"/>
-        </w:rPr>
-        <w:t>doctor,</w:t>
-      </w:r>
-      <w:proofErr w:type="gramEnd"/>
-      <w:r>
-        <w:rPr>
-          <w:rFonts w:ascii="Times New Roman" w:hAnsi="Times New Roman" w:cs="Times New Roman"/>
-        </w:rPr>
-        <w:t xml:space="preserve"> says she’s outraged at how they have been treated. Dr. Hunter Blair of Barrington was suspended from practice for a year for having a romantic relationship with a former patient. Hyde says the authorities involved made the wrong decision because the two weren’t involved while she was seeing Blair for psychotherapy, only afterwards. “As soon as it was apparent that this attraction would go anywhere, we immediately dismantled the doctor-patient relationship.” The College of Physicians and Surgeons argued that Blair abused his power by taking advantage of a patient. Hyde insists she and the doctor both knew what they were doing and she says she doesn’t understand why the college had to get involved. Blair is one of only three doctors in the small community.</w:t>
+          <w:color w:val="222222"/>
+        </w:rPr>
+        <w:t>She was involved in a controversial affair with her former doctor, says she’s outraged at how they have been treated. Dr. Hunter Blair of Barrington was suspended from practice for a year for having a romantic relationship with a former patient. Hyde says the authorities involved made the wrong decision because the two weren’t involved while she was seeing Blair for psychotherapy, only afterwards. “As soon as it was apparent that this attraction would go anywhere, we immediately dismantled the doctor-patient relationship.” The College of Physicians and Surgeons argued that Blair abused his power by taking advantage of a patient. Hyde insists she and the doctor both knew what they were doing and she says she doesn’t understand why the college had to get involved. Blair is one of only three doctors in the small community.</w:t>
       </w:r>
     </w:p>
     <w:p>
@@ -11082,6 +10204,7 @@
           <w:rFonts w:ascii="Times New Roman" w:eastAsia="Times New Roman" w:hAnsi="Times New Roman" w:cs="Times New Roman"/>
           <w:i/>
           <w:iCs/>
+          <w:color w:val="333333"/>
         </w:rPr>
       </w:pPr>
       <w:r>
@@ -11089,6 +10212,7 @@
           <w:rFonts w:ascii="Times New Roman" w:eastAsia="Times New Roman" w:hAnsi="Times New Roman" w:cs="Times New Roman"/>
           <w:i/>
           <w:iCs/>
+          <w:color w:val="333333"/>
         </w:rPr>
         <w:t>The Corruption of Dr. W. Hunter Blair</w:t>
       </w:r>
@@ -11158,13 +10282,14 @@
         <w:textAlignment w:val="baseline"/>
         <w:rPr>
           <w:rFonts w:ascii="Times New Roman" w:eastAsia="Times New Roman" w:hAnsi="Times New Roman" w:cs="Times New Roman"/>
-        </w:rPr>
-      </w:pPr>
-      <w:r>
-        <w:rPr>
-          <w:rFonts w:ascii="Times New Roman" w:eastAsia="Times New Roman" w:hAnsi="Times New Roman" w:cs="Times New Roman"/>
-        </w:rPr>
-        <w:lastRenderedPageBreak/>
+          <w:color w:val="333333"/>
+        </w:rPr>
+      </w:pPr>
+      <w:r>
+        <w:rPr>
+          <w:rFonts w:ascii="Times New Roman" w:eastAsia="Times New Roman" w:hAnsi="Times New Roman" w:cs="Times New Roman"/>
+          <w:color w:val="333333"/>
+        </w:rPr>
         <w:t>with The Nova Scotia College</w:t>
       </w:r>
     </w:p>
@@ -11177,11 +10302,13 @@
         <w:textAlignment w:val="baseline"/>
         <w:rPr>
           <w:rFonts w:ascii="Times New Roman" w:eastAsia="Times New Roman" w:hAnsi="Times New Roman" w:cs="Times New Roman"/>
-        </w:rPr>
-      </w:pPr>
-      <w:r>
-        <w:rPr>
-          <w:rFonts w:ascii="Times New Roman" w:eastAsia="Times New Roman" w:hAnsi="Times New Roman" w:cs="Times New Roman"/>
+          <w:color w:val="333333"/>
+        </w:rPr>
+      </w:pPr>
+      <w:r>
+        <w:rPr>
+          <w:rFonts w:ascii="Times New Roman" w:eastAsia="Times New Roman" w:hAnsi="Times New Roman" w:cs="Times New Roman"/>
+          <w:color w:val="333333"/>
         </w:rPr>
         <w:t>of Physicians and Surgeons</w:t>
       </w:r>
@@ -11195,11 +10322,13 @@
         <w:textAlignment w:val="baseline"/>
         <w:rPr>
           <w:rFonts w:ascii="Times New Roman" w:eastAsia="Times New Roman" w:hAnsi="Times New Roman" w:cs="Times New Roman"/>
-        </w:rPr>
-      </w:pPr>
-      <w:r>
-        <w:rPr>
-          <w:rFonts w:ascii="Times New Roman" w:eastAsia="Times New Roman" w:hAnsi="Times New Roman" w:cs="Times New Roman"/>
+          <w:color w:val="333333"/>
+        </w:rPr>
+      </w:pPr>
+      <w:r>
+        <w:rPr>
+          <w:rFonts w:ascii="Times New Roman" w:eastAsia="Times New Roman" w:hAnsi="Times New Roman" w:cs="Times New Roman"/>
+          <w:color w:val="333333"/>
         </w:rPr>
         <w:t>indicating My Husband</w:t>
       </w:r>
@@ -11213,11 +10342,13 @@
         <w:textAlignment w:val="baseline"/>
         <w:rPr>
           <w:rFonts w:ascii="Times New Roman" w:eastAsia="Times New Roman" w:hAnsi="Times New Roman" w:cs="Times New Roman"/>
-        </w:rPr>
-      </w:pPr>
-      <w:r>
-        <w:rPr>
-          <w:rFonts w:ascii="Times New Roman" w:eastAsia="Times New Roman" w:hAnsi="Times New Roman" w:cs="Times New Roman"/>
+          <w:color w:val="333333"/>
+        </w:rPr>
+      </w:pPr>
+      <w:r>
+        <w:rPr>
+          <w:rFonts w:ascii="Times New Roman" w:eastAsia="Times New Roman" w:hAnsi="Times New Roman" w:cs="Times New Roman"/>
+          <w:color w:val="333333"/>
         </w:rPr>
         <w:t>was having An Affair</w:t>
       </w:r>
@@ -11231,27 +10362,15 @@
         <w:textAlignment w:val="baseline"/>
         <w:rPr>
           <w:rFonts w:ascii="Times New Roman" w:eastAsia="Times New Roman" w:hAnsi="Times New Roman" w:cs="Times New Roman"/>
-        </w:rPr>
-      </w:pPr>
-      <w:r>
-        <w:rPr>
-          <w:rFonts w:ascii="Times New Roman" w:eastAsia="Times New Roman" w:hAnsi="Times New Roman" w:cs="Times New Roman"/>
-        </w:rPr>
-        <w:t xml:space="preserve">with a </w:t>
-      </w:r>
-      <w:proofErr w:type="gramStart"/>
-      <w:r>
-        <w:rPr>
-          <w:rFonts w:ascii="Times New Roman" w:eastAsia="Times New Roman" w:hAnsi="Times New Roman" w:cs="Times New Roman"/>
-        </w:rPr>
-        <w:t>43 year old</w:t>
-      </w:r>
-      <w:proofErr w:type="gramEnd"/>
-      <w:r>
-        <w:rPr>
-          <w:rFonts w:ascii="Times New Roman" w:eastAsia="Times New Roman" w:hAnsi="Times New Roman" w:cs="Times New Roman"/>
-        </w:rPr>
-        <w:t xml:space="preserve"> patient</w:t>
+          <w:color w:val="333333"/>
+        </w:rPr>
+      </w:pPr>
+      <w:r>
+        <w:rPr>
+          <w:rFonts w:ascii="Times New Roman" w:eastAsia="Times New Roman" w:hAnsi="Times New Roman" w:cs="Times New Roman"/>
+          <w:color w:val="333333"/>
+        </w:rPr>
+        <w:t>with a 43 year old patient</w:t>
       </w:r>
     </w:p>
     <w:p>
@@ -11263,27 +10382,15 @@
         <w:textAlignment w:val="baseline"/>
         <w:rPr>
           <w:rFonts w:ascii="Times New Roman" w:eastAsia="Times New Roman" w:hAnsi="Times New Roman" w:cs="Times New Roman"/>
-        </w:rPr>
-      </w:pPr>
-      <w:r>
-        <w:rPr>
-          <w:rFonts w:ascii="Times New Roman" w:eastAsia="Times New Roman" w:hAnsi="Times New Roman" w:cs="Times New Roman"/>
-        </w:rPr>
-        <w:t xml:space="preserve">and </w:t>
-      </w:r>
-      <w:proofErr w:type="gramStart"/>
-      <w:r>
-        <w:rPr>
-          <w:rFonts w:ascii="Times New Roman" w:eastAsia="Times New Roman" w:hAnsi="Times New Roman" w:cs="Times New Roman"/>
-        </w:rPr>
-        <w:t>so</w:t>
-      </w:r>
-      <w:proofErr w:type="gramEnd"/>
-      <w:r>
-        <w:rPr>
-          <w:rFonts w:ascii="Times New Roman" w:eastAsia="Times New Roman" w:hAnsi="Times New Roman" w:cs="Times New Roman"/>
-        </w:rPr>
-        <w:t xml:space="preserve"> to get out of It</w:t>
+          <w:color w:val="333333"/>
+        </w:rPr>
+      </w:pPr>
+      <w:r>
+        <w:rPr>
+          <w:rFonts w:ascii="Times New Roman" w:eastAsia="Times New Roman" w:hAnsi="Times New Roman" w:cs="Times New Roman"/>
+          <w:color w:val="333333"/>
+        </w:rPr>
+        <w:t>and so to get out of It</w:t>
       </w:r>
     </w:p>
     <w:p>
@@ -11295,11 +10402,13 @@
         <w:textAlignment w:val="baseline"/>
         <w:rPr>
           <w:rFonts w:ascii="Times New Roman" w:eastAsia="Times New Roman" w:hAnsi="Times New Roman" w:cs="Times New Roman"/>
-        </w:rPr>
-      </w:pPr>
-      <w:r>
-        <w:rPr>
-          <w:rFonts w:ascii="Times New Roman" w:eastAsia="Times New Roman" w:hAnsi="Times New Roman" w:cs="Times New Roman"/>
+          <w:color w:val="333333"/>
+        </w:rPr>
+      </w:pPr>
+      <w:r>
+        <w:rPr>
+          <w:rFonts w:ascii="Times New Roman" w:eastAsia="Times New Roman" w:hAnsi="Times New Roman" w:cs="Times New Roman"/>
+          <w:color w:val="333333"/>
         </w:rPr>
         <w:t>Dr. Blair bribed Me</w:t>
       </w:r>
@@ -11313,11 +10422,13 @@
         <w:textAlignment w:val="baseline"/>
         <w:rPr>
           <w:rFonts w:ascii="Times New Roman" w:eastAsia="Times New Roman" w:hAnsi="Times New Roman" w:cs="Times New Roman"/>
-        </w:rPr>
-      </w:pPr>
-      <w:r>
-        <w:rPr>
-          <w:rFonts w:ascii="Times New Roman" w:eastAsia="Times New Roman" w:hAnsi="Times New Roman" w:cs="Times New Roman"/>
+          <w:color w:val="333333"/>
+        </w:rPr>
+      </w:pPr>
+      <w:r>
+        <w:rPr>
+          <w:rFonts w:ascii="Times New Roman" w:eastAsia="Times New Roman" w:hAnsi="Times New Roman" w:cs="Times New Roman"/>
+          <w:color w:val="333333"/>
         </w:rPr>
         <w:t>to withdraw the complaint</w:t>
       </w:r>
@@ -11331,11 +10442,13 @@
         <w:textAlignment w:val="baseline"/>
         <w:rPr>
           <w:rFonts w:ascii="Times New Roman" w:eastAsia="Times New Roman" w:hAnsi="Times New Roman" w:cs="Times New Roman"/>
-        </w:rPr>
-      </w:pPr>
-      <w:r>
-        <w:rPr>
-          <w:rFonts w:ascii="Times New Roman" w:eastAsia="Times New Roman" w:hAnsi="Times New Roman" w:cs="Times New Roman"/>
+          <w:color w:val="333333"/>
+        </w:rPr>
+      </w:pPr>
+      <w:r>
+        <w:rPr>
+          <w:rFonts w:ascii="Times New Roman" w:eastAsia="Times New Roman" w:hAnsi="Times New Roman" w:cs="Times New Roman"/>
+          <w:color w:val="333333"/>
         </w:rPr>
         <w:t>— which Eye did with a lie —</w:t>
       </w:r>
@@ -11349,11 +10462,13 @@
         <w:textAlignment w:val="baseline"/>
         <w:rPr>
           <w:rFonts w:ascii="Times New Roman" w:eastAsia="Times New Roman" w:hAnsi="Times New Roman" w:cs="Times New Roman"/>
-        </w:rPr>
-      </w:pPr>
-      <w:r>
-        <w:rPr>
-          <w:rFonts w:ascii="Times New Roman" w:eastAsia="Times New Roman" w:hAnsi="Times New Roman" w:cs="Times New Roman"/>
+          <w:color w:val="333333"/>
+        </w:rPr>
+      </w:pPr>
+      <w:r>
+        <w:rPr>
+          <w:rFonts w:ascii="Times New Roman" w:eastAsia="Times New Roman" w:hAnsi="Times New Roman" w:cs="Times New Roman"/>
+          <w:color w:val="333333"/>
         </w:rPr>
         <w:t>and rewarded Me One Night</w:t>
       </w:r>
@@ -11367,11 +10482,13 @@
         <w:textAlignment w:val="baseline"/>
         <w:rPr>
           <w:rFonts w:ascii="Times New Roman" w:eastAsia="Times New Roman" w:hAnsi="Times New Roman" w:cs="Times New Roman"/>
-        </w:rPr>
-      </w:pPr>
-      <w:r>
-        <w:rPr>
-          <w:rFonts w:ascii="Times New Roman" w:eastAsia="Times New Roman" w:hAnsi="Times New Roman" w:cs="Times New Roman"/>
+          <w:color w:val="333333"/>
+        </w:rPr>
+      </w:pPr>
+      <w:r>
+        <w:rPr>
+          <w:rFonts w:ascii="Times New Roman" w:eastAsia="Times New Roman" w:hAnsi="Times New Roman" w:cs="Times New Roman"/>
+          <w:color w:val="333333"/>
         </w:rPr>
         <w:t>at Digby Pines</w:t>
       </w:r>
@@ -11385,27 +10502,15 @@
         <w:textAlignment w:val="baseline"/>
         <w:rPr>
           <w:rFonts w:ascii="Times New Roman" w:eastAsia="Times New Roman" w:hAnsi="Times New Roman" w:cs="Times New Roman"/>
-        </w:rPr>
-      </w:pPr>
-      <w:r>
-        <w:rPr>
-          <w:rFonts w:ascii="Times New Roman" w:eastAsia="Times New Roman" w:hAnsi="Times New Roman" w:cs="Times New Roman"/>
-        </w:rPr>
-        <w:t xml:space="preserve">— and </w:t>
-      </w:r>
-      <w:proofErr w:type="gramStart"/>
-      <w:r>
-        <w:rPr>
-          <w:rFonts w:ascii="Times New Roman" w:eastAsia="Times New Roman" w:hAnsi="Times New Roman" w:cs="Times New Roman"/>
-        </w:rPr>
-        <w:t>Oh</w:t>
-      </w:r>
-      <w:proofErr w:type="gramEnd"/>
-      <w:r>
-        <w:rPr>
-          <w:rFonts w:ascii="Times New Roman" w:eastAsia="Times New Roman" w:hAnsi="Times New Roman" w:cs="Times New Roman"/>
-        </w:rPr>
-        <w:t xml:space="preserve"> What A Night It Was —</w:t>
+          <w:color w:val="333333"/>
+        </w:rPr>
+      </w:pPr>
+      <w:r>
+        <w:rPr>
+          <w:rFonts w:ascii="Times New Roman" w:eastAsia="Times New Roman" w:hAnsi="Times New Roman" w:cs="Times New Roman"/>
+          <w:color w:val="333333"/>
+        </w:rPr>
+        <w:t>— and Oh What A Night It Was —</w:t>
       </w:r>
     </w:p>
     <w:p>
@@ -11417,11 +10522,13 @@
         <w:textAlignment w:val="baseline"/>
         <w:rPr>
           <w:rFonts w:ascii="Times New Roman" w:eastAsia="Times New Roman" w:hAnsi="Times New Roman" w:cs="Times New Roman"/>
-        </w:rPr>
-      </w:pPr>
-      <w:r>
-        <w:rPr>
-          <w:rFonts w:ascii="Times New Roman" w:eastAsia="Times New Roman" w:hAnsi="Times New Roman" w:cs="Times New Roman"/>
+          <w:color w:val="333333"/>
+        </w:rPr>
+      </w:pPr>
+      <w:r>
+        <w:rPr>
+          <w:rFonts w:ascii="Times New Roman" w:eastAsia="Times New Roman" w:hAnsi="Times New Roman" w:cs="Times New Roman"/>
+          <w:color w:val="333333"/>
         </w:rPr>
         <w:t>In August</w:t>
       </w:r>
@@ -11435,16 +10542,16 @@
         <w:textAlignment w:val="baseline"/>
         <w:rPr>
           <w:rFonts w:ascii="Times New Roman" w:eastAsia="Times New Roman" w:hAnsi="Times New Roman" w:cs="Times New Roman"/>
-        </w:rPr>
-      </w:pPr>
-      <w:proofErr w:type="gramStart"/>
-      <w:r>
-        <w:rPr>
-          <w:rFonts w:ascii="Times New Roman" w:eastAsia="Times New Roman" w:hAnsi="Times New Roman" w:cs="Times New Roman"/>
+          <w:color w:val="333333"/>
+        </w:rPr>
+      </w:pPr>
+      <w:r>
+        <w:rPr>
+          <w:rFonts w:ascii="Times New Roman" w:eastAsia="Times New Roman" w:hAnsi="Times New Roman" w:cs="Times New Roman"/>
+          <w:color w:val="333333"/>
         </w:rPr>
         <w:t>Eye removed Her Hair</w:t>
       </w:r>
-      <w:proofErr w:type="gramEnd"/>
     </w:p>
     <w:p>
       <w:pPr>
@@ -11455,11 +10562,13 @@
         <w:textAlignment w:val="baseline"/>
         <w:rPr>
           <w:rFonts w:ascii="Times New Roman" w:eastAsia="Times New Roman" w:hAnsi="Times New Roman" w:cs="Times New Roman"/>
-        </w:rPr>
-      </w:pPr>
-      <w:r>
-        <w:rPr>
-          <w:rFonts w:ascii="Times New Roman" w:eastAsia="Times New Roman" w:hAnsi="Times New Roman" w:cs="Times New Roman"/>
+          <w:color w:val="333333"/>
+        </w:rPr>
+      </w:pPr>
+      <w:r>
+        <w:rPr>
+          <w:rFonts w:ascii="Times New Roman" w:eastAsia="Times New Roman" w:hAnsi="Times New Roman" w:cs="Times New Roman"/>
+          <w:color w:val="333333"/>
         </w:rPr>
         <w:t xml:space="preserve">from His Cottage  </w:t>
       </w:r>
@@ -11473,11 +10582,13 @@
         <w:textAlignment w:val="baseline"/>
         <w:rPr>
           <w:rFonts w:ascii="Times New Roman" w:eastAsia="Times New Roman" w:hAnsi="Times New Roman" w:cs="Times New Roman"/>
-        </w:rPr>
-      </w:pPr>
-      <w:r>
-        <w:rPr>
-          <w:rFonts w:ascii="Times New Roman" w:eastAsia="Times New Roman" w:hAnsi="Times New Roman" w:cs="Times New Roman"/>
+          <w:color w:val="333333"/>
+        </w:rPr>
+      </w:pPr>
+      <w:r>
+        <w:rPr>
+          <w:rFonts w:ascii="Times New Roman" w:eastAsia="Times New Roman" w:hAnsi="Times New Roman" w:cs="Times New Roman"/>
+          <w:color w:val="333333"/>
         </w:rPr>
         <w:t>demanding The Affair be over</w:t>
       </w:r>
@@ -11491,27 +10602,15 @@
         <w:textAlignment w:val="baseline"/>
         <w:rPr>
           <w:rFonts w:ascii="Times New Roman" w:eastAsia="Times New Roman" w:hAnsi="Times New Roman" w:cs="Times New Roman"/>
-        </w:rPr>
-      </w:pPr>
-      <w:r>
-        <w:rPr>
-          <w:rFonts w:ascii="Times New Roman" w:eastAsia="Times New Roman" w:hAnsi="Times New Roman" w:cs="Times New Roman"/>
-        </w:rPr>
-        <w:t xml:space="preserve">— He swore that </w:t>
-      </w:r>
-      <w:proofErr w:type="gramStart"/>
-      <w:r>
-        <w:rPr>
-          <w:rFonts w:ascii="Times New Roman" w:eastAsia="Times New Roman" w:hAnsi="Times New Roman" w:cs="Times New Roman"/>
-        </w:rPr>
-        <w:t>It</w:t>
-      </w:r>
-      <w:proofErr w:type="gramEnd"/>
-      <w:r>
-        <w:rPr>
-          <w:rFonts w:ascii="Times New Roman" w:eastAsia="Times New Roman" w:hAnsi="Times New Roman" w:cs="Times New Roman"/>
-        </w:rPr>
-        <w:t xml:space="preserve"> was —</w:t>
+          <w:color w:val="333333"/>
+        </w:rPr>
+      </w:pPr>
+      <w:r>
+        <w:rPr>
+          <w:rFonts w:ascii="Times New Roman" w:eastAsia="Times New Roman" w:hAnsi="Times New Roman" w:cs="Times New Roman"/>
+          <w:color w:val="333333"/>
+        </w:rPr>
+        <w:t>— He swore that It was —</w:t>
       </w:r>
     </w:p>
     <w:p>
@@ -11523,11 +10622,13 @@
         <w:textAlignment w:val="baseline"/>
         <w:rPr>
           <w:rFonts w:ascii="Times New Roman" w:eastAsia="Times New Roman" w:hAnsi="Times New Roman" w:cs="Times New Roman"/>
-        </w:rPr>
-      </w:pPr>
-      <w:r>
-        <w:rPr>
-          <w:rFonts w:ascii="Times New Roman" w:eastAsia="Times New Roman" w:hAnsi="Times New Roman" w:cs="Times New Roman"/>
+          <w:color w:val="333333"/>
+        </w:rPr>
+      </w:pPr>
+      <w:r>
+        <w:rPr>
+          <w:rFonts w:ascii="Times New Roman" w:eastAsia="Times New Roman" w:hAnsi="Times New Roman" w:cs="Times New Roman"/>
+          <w:color w:val="333333"/>
         </w:rPr>
         <w:t>but by December 21st</w:t>
       </w:r>
@@ -11541,12 +10642,15 @@
         <w:textAlignment w:val="baseline"/>
         <w:rPr>
           <w:rFonts w:ascii="Times New Roman" w:eastAsia="Times New Roman" w:hAnsi="Times New Roman" w:cs="Times New Roman"/>
-        </w:rPr>
-      </w:pPr>
-      <w:r>
-        <w:rPr>
-          <w:rFonts w:ascii="Times New Roman" w:eastAsia="Times New Roman" w:hAnsi="Times New Roman" w:cs="Times New Roman"/>
-        </w:rPr>
+          <w:color w:val="333333"/>
+        </w:rPr>
+      </w:pPr>
+      <w:r>
+        <w:rPr>
+          <w:rFonts w:ascii="Times New Roman" w:eastAsia="Times New Roman" w:hAnsi="Times New Roman" w:cs="Times New Roman"/>
+          <w:color w:val="333333"/>
+        </w:rPr>
+        <w:lastRenderedPageBreak/>
         <w:t>— after a very rocky fall —</w:t>
       </w:r>
     </w:p>
@@ -11559,11 +10663,13 @@
         <w:textAlignment w:val="baseline"/>
         <w:rPr>
           <w:rFonts w:ascii="Times New Roman" w:eastAsia="Times New Roman" w:hAnsi="Times New Roman" w:cs="Times New Roman"/>
-        </w:rPr>
-      </w:pPr>
-      <w:r>
-        <w:rPr>
-          <w:rFonts w:ascii="Times New Roman" w:eastAsia="Times New Roman" w:hAnsi="Times New Roman" w:cs="Times New Roman"/>
+          <w:color w:val="333333"/>
+        </w:rPr>
+      </w:pPr>
+      <w:r>
+        <w:rPr>
+          <w:rFonts w:ascii="Times New Roman" w:eastAsia="Times New Roman" w:hAnsi="Times New Roman" w:cs="Times New Roman"/>
+          <w:color w:val="333333"/>
         </w:rPr>
         <w:t>Dr. Blair was back at It —</w:t>
       </w:r>
@@ -11577,11 +10683,13 @@
         <w:textAlignment w:val="baseline"/>
         <w:rPr>
           <w:rFonts w:ascii="Times New Roman" w:eastAsia="Times New Roman" w:hAnsi="Times New Roman" w:cs="Times New Roman"/>
-        </w:rPr>
-      </w:pPr>
-      <w:r>
-        <w:rPr>
-          <w:rFonts w:ascii="Times New Roman" w:eastAsia="Times New Roman" w:hAnsi="Times New Roman" w:cs="Times New Roman"/>
+          <w:color w:val="333333"/>
+        </w:rPr>
+      </w:pPr>
+      <w:r>
+        <w:rPr>
+          <w:rFonts w:ascii="Times New Roman" w:eastAsia="Times New Roman" w:hAnsi="Times New Roman" w:cs="Times New Roman"/>
+          <w:color w:val="333333"/>
         </w:rPr>
         <w:t>He’s been with Her ever since</w:t>
       </w:r>
@@ -11595,11 +10703,13 @@
         <w:textAlignment w:val="baseline"/>
         <w:rPr>
           <w:rFonts w:ascii="Times New Roman" w:eastAsia="Times New Roman" w:hAnsi="Times New Roman" w:cs="Times New Roman"/>
-        </w:rPr>
-      </w:pPr>
-      <w:r>
-        <w:rPr>
-          <w:rFonts w:ascii="Times New Roman" w:eastAsia="Times New Roman" w:hAnsi="Times New Roman" w:cs="Times New Roman"/>
+          <w:color w:val="333333"/>
+        </w:rPr>
+      </w:pPr>
+      <w:r>
+        <w:rPr>
+          <w:rFonts w:ascii="Times New Roman" w:eastAsia="Times New Roman" w:hAnsi="Times New Roman" w:cs="Times New Roman"/>
+          <w:color w:val="333333"/>
         </w:rPr>
         <w:t>and Eye have been left</w:t>
       </w:r>
@@ -11613,11 +10723,13 @@
         <w:textAlignment w:val="baseline"/>
         <w:rPr>
           <w:rFonts w:ascii="Times New Roman" w:eastAsia="Times New Roman" w:hAnsi="Times New Roman" w:cs="Times New Roman"/>
-        </w:rPr>
-      </w:pPr>
-      <w:r>
-        <w:rPr>
-          <w:rFonts w:ascii="Times New Roman" w:eastAsia="Times New Roman" w:hAnsi="Times New Roman" w:cs="Times New Roman"/>
+          <w:color w:val="333333"/>
+        </w:rPr>
+      </w:pPr>
+      <w:r>
+        <w:rPr>
+          <w:rFonts w:ascii="Times New Roman" w:eastAsia="Times New Roman" w:hAnsi="Times New Roman" w:cs="Times New Roman"/>
+          <w:color w:val="333333"/>
         </w:rPr>
         <w:t>alone</w:t>
       </w:r>
@@ -11631,11 +10743,13 @@
         <w:textAlignment w:val="baseline"/>
         <w:rPr>
           <w:rFonts w:ascii="Times New Roman" w:eastAsia="Times New Roman" w:hAnsi="Times New Roman" w:cs="Times New Roman"/>
-        </w:rPr>
-      </w:pPr>
-      <w:r>
-        <w:rPr>
-          <w:rFonts w:ascii="Times New Roman" w:eastAsia="Times New Roman" w:hAnsi="Times New Roman" w:cs="Times New Roman"/>
+          <w:color w:val="333333"/>
+        </w:rPr>
+      </w:pPr>
+      <w:r>
+        <w:rPr>
+          <w:rFonts w:ascii="Times New Roman" w:eastAsia="Times New Roman" w:hAnsi="Times New Roman" w:cs="Times New Roman"/>
+          <w:color w:val="333333"/>
         </w:rPr>
         <w:t>still married</w:t>
       </w:r>
@@ -11649,11 +10763,13 @@
         <w:textAlignment w:val="baseline"/>
         <w:rPr>
           <w:rFonts w:ascii="Times New Roman" w:eastAsia="Times New Roman" w:hAnsi="Times New Roman" w:cs="Times New Roman"/>
-        </w:rPr>
-      </w:pPr>
-      <w:r>
-        <w:rPr>
-          <w:rFonts w:ascii="Times New Roman" w:eastAsia="Times New Roman" w:hAnsi="Times New Roman" w:cs="Times New Roman"/>
+          <w:color w:val="333333"/>
+        </w:rPr>
+      </w:pPr>
+      <w:r>
+        <w:rPr>
+          <w:rFonts w:ascii="Times New Roman" w:eastAsia="Times New Roman" w:hAnsi="Times New Roman" w:cs="Times New Roman"/>
+          <w:color w:val="333333"/>
         </w:rPr>
         <w:t>as this year’s June</w:t>
       </w:r>
@@ -11667,11 +10783,13 @@
         <w:textAlignment w:val="baseline"/>
         <w:rPr>
           <w:rFonts w:ascii="Times New Roman" w:eastAsia="Times New Roman" w:hAnsi="Times New Roman" w:cs="Times New Roman"/>
-        </w:rPr>
-      </w:pPr>
-      <w:r>
-        <w:rPr>
-          <w:rFonts w:ascii="Times New Roman" w:eastAsia="Times New Roman" w:hAnsi="Times New Roman" w:cs="Times New Roman"/>
+          <w:color w:val="333333"/>
+        </w:rPr>
+      </w:pPr>
+      <w:r>
+        <w:rPr>
+          <w:rFonts w:ascii="Times New Roman" w:eastAsia="Times New Roman" w:hAnsi="Times New Roman" w:cs="Times New Roman"/>
+          <w:color w:val="333333"/>
         </w:rPr>
         <w:t>approaches</w:t>
       </w:r>
@@ -11745,6 +10863,7 @@
         <w:rPr>
           <w:rFonts w:ascii="Times New Roman" w:eastAsia="Times New Roman" w:hAnsi="Times New Roman" w:cs="Times New Roman"/>
           <w:noProof/>
+          <w:color w:val="333333"/>
           <w:sz w:val="32"/>
           <w:szCs w:val="32"/>
         </w:rPr>
@@ -11963,287 +11082,241 @@
           <w:kern w:val="0"/>
           <w14:ligatures w14:val="none"/>
         </w:rPr>
+        <w:t>Spouse:</w:t>
+      </w:r>
+      <w:r>
+        <w:rPr>
+          <w:rFonts w:ascii="Times New Roman" w:eastAsia="Times New Roman" w:hAnsi="Times New Roman" w:cs="Times New Roman"/>
+          <w:kern w:val="0"/>
+          <w14:ligatures w14:val="none"/>
+        </w:rPr>
+        <w:t xml:space="preserve"> Abigail Wrenn (1936– ).</w:t>
+      </w:r>
+      <w:r>
+        <w:rPr>
+          <w:rFonts w:ascii="Times New Roman" w:eastAsia="Times New Roman" w:hAnsi="Times New Roman" w:cs="Times New Roman"/>
+          <w:kern w:val="0"/>
+          <w14:ligatures w14:val="none"/>
+        </w:rPr>
+        <w:br/>
+      </w:r>
+      <w:r>
+        <w:rPr>
+          <w:rFonts w:ascii="Times New Roman" w:eastAsia="Times New Roman" w:hAnsi="Times New Roman" w:cs="Times New Roman"/>
+          <w:b/>
+          <w:bCs/>
+          <w:kern w:val="0"/>
+          <w14:ligatures w14:val="none"/>
+        </w:rPr>
+        <w:t>Children:</w:t>
+      </w:r>
+      <w:r>
+        <w:rPr>
+          <w:rFonts w:ascii="Times New Roman" w:eastAsia="Times New Roman" w:hAnsi="Times New Roman" w:cs="Times New Roman"/>
+          <w:kern w:val="0"/>
+          <w14:ligatures w14:val="none"/>
+        </w:rPr>
+        <w:t xml:space="preserve"> Annette Tonetti Hyde (1956– ), Phillip Lawrence Hyde (1957– )</w:t>
+      </w:r>
+      <w:r>
+        <w:rPr>
+          <w:rFonts w:ascii="Times New Roman" w:eastAsia="Times New Roman" w:hAnsi="Times New Roman" w:cs="Times New Roman"/>
+          <w:kern w:val="0"/>
+          <w14:ligatures w14:val="none"/>
+        </w:rPr>
+        <w:t>, and Bartholemew Lawrence Hyde (1966–  ).</w:t>
+      </w:r>
+      <w:r>
+        <w:rPr>
+          <w:rFonts w:ascii="Times New Roman" w:eastAsia="Times New Roman" w:hAnsi="Times New Roman" w:cs="Times New Roman"/>
+          <w:kern w:val="0"/>
+          <w14:ligatures w14:val="none"/>
+        </w:rPr>
+        <w:br/>
+      </w:r>
+      <w:r>
+        <w:rPr>
+          <w:rFonts w:ascii="Times New Roman" w:eastAsia="Times New Roman" w:hAnsi="Times New Roman" w:cs="Times New Roman"/>
+          <w:b/>
+          <w:bCs/>
+          <w:kern w:val="0"/>
+          <w14:ligatures w14:val="none"/>
+        </w:rPr>
+        <w:t>Kinship:</w:t>
+      </w:r>
+      <w:r>
+        <w:rPr>
+          <w:rFonts w:ascii="Times New Roman" w:eastAsia="Times New Roman" w:hAnsi="Times New Roman" w:cs="Times New Roman"/>
+          <w:kern w:val="0"/>
+          <w14:ligatures w14:val="none"/>
+        </w:rPr>
+        <w:t xml:space="preserve"> Fifth cousin once removed of the post–World War II Smith generation.</w:t>
+      </w:r>
+    </w:p>
+    <w:p>
+      <w:pPr>
+        <w:spacing w:before="100" w:beforeAutospacing="1" w:after="100" w:afterAutospacing="1" w:line="240" w:lineRule="auto"/>
+        <w:contextualSpacing/>
+        <w:outlineLvl w:val="2"/>
+        <w:rPr>
+          <w:rFonts w:ascii="Times New Roman" w:eastAsia="Times New Roman" w:hAnsi="Times New Roman" w:cs="Times New Roman"/>
+          <w:b/>
+          <w:bCs/>
+          <w:kern w:val="0"/>
+          <w14:ligatures w14:val="none"/>
+        </w:rPr>
+      </w:pPr>
+      <w:r>
+        <w:rPr>
+          <w:rFonts w:ascii="Times New Roman" w:eastAsia="Times New Roman" w:hAnsi="Times New Roman" w:cs="Times New Roman"/>
+          <w:b/>
+          <w:bCs/>
+          <w:kern w:val="0"/>
+          <w14:ligatures w14:val="none"/>
+        </w:rPr>
+        <w:t>Early Life</w:t>
+      </w:r>
+    </w:p>
+    <w:p>
+      <w:pPr>
+        <w:spacing w:before="100" w:beforeAutospacing="1" w:after="100" w:afterAutospacing="1" w:line="240" w:lineRule="auto"/>
+        <w:contextualSpacing/>
+        <w:rPr>
+          <w:rFonts w:ascii="Times New Roman" w:eastAsia="Times New Roman" w:hAnsi="Times New Roman" w:cs="Times New Roman"/>
+          <w:kern w:val="0"/>
+          <w14:ligatures w14:val="none"/>
+        </w:rPr>
+      </w:pPr>
+      <w:r>
+        <w:rPr>
+          <w:rFonts w:ascii="Times New Roman" w:eastAsia="Times New Roman" w:hAnsi="Times New Roman" w:cs="Times New Roman"/>
+          <w:kern w:val="0"/>
+          <w14:ligatures w14:val="none"/>
+        </w:rPr>
+        <w:t>Joseph was born in Palisades in 1927, the middle child of Bobby Hyde and Lydia Lawrence Tonetti. His mother Lydia was the daughter of the sculptor Mary Lawrence Tonetti, the matriarch of Snedens Landing. His father, restless and unconventional, soon left the family and returned to California to marry his childhood sweetheart. The three Hyde children — Angy, Joe, and François — were largely raised in Snedens under the care of “Granny” Tonetti and her faithful butler James.</w:t>
+      </w:r>
+    </w:p>
+    <w:p>
+      <w:pPr>
+        <w:spacing w:before="100" w:beforeAutospacing="1" w:after="100" w:afterAutospacing="1" w:line="240" w:lineRule="auto"/>
+        <w:contextualSpacing/>
+        <w:rPr>
+          <w:rFonts w:ascii="Times New Roman" w:eastAsia="Times New Roman" w:hAnsi="Times New Roman" w:cs="Times New Roman"/>
+          <w:kern w:val="0"/>
+          <w14:ligatures w14:val="none"/>
+        </w:rPr>
+      </w:pPr>
+    </w:p>
+    <w:p>
+      <w:pPr>
+        <w:spacing w:before="100" w:beforeAutospacing="1" w:after="100" w:afterAutospacing="1" w:line="240" w:lineRule="auto"/>
+        <w:contextualSpacing/>
+        <w:outlineLvl w:val="2"/>
+        <w:rPr>
+          <w:rFonts w:ascii="Times New Roman" w:eastAsia="Times New Roman" w:hAnsi="Times New Roman" w:cs="Times New Roman"/>
+          <w:b/>
+          <w:bCs/>
+          <w:kern w:val="0"/>
+          <w14:ligatures w14:val="none"/>
+        </w:rPr>
+      </w:pPr>
+      <w:r>
+        <w:rPr>
+          <w:rFonts w:ascii="Times New Roman" w:eastAsia="Times New Roman" w:hAnsi="Times New Roman" w:cs="Times New Roman"/>
+          <w:b/>
+          <w:bCs/>
+          <w:kern w:val="0"/>
+          <w14:ligatures w14:val="none"/>
+        </w:rPr>
+        <w:t>Culinary Apprenticeship</w:t>
+      </w:r>
+    </w:p>
+    <w:p>
+      <w:pPr>
+        <w:spacing w:before="100" w:beforeAutospacing="1" w:after="100" w:afterAutospacing="1" w:line="240" w:lineRule="auto"/>
+        <w:contextualSpacing/>
+        <w:rPr>
+          <w:rFonts w:ascii="Times New Roman" w:eastAsia="Times New Roman" w:hAnsi="Times New Roman" w:cs="Times New Roman"/>
+          <w:kern w:val="0"/>
+          <w14:ligatures w14:val="none"/>
+        </w:rPr>
+      </w:pPr>
+      <w:r>
+        <w:rPr>
+          <w:rFonts w:ascii="Times New Roman" w:eastAsia="Times New Roman" w:hAnsi="Times New Roman" w:cs="Times New Roman"/>
+          <w:kern w:val="0"/>
+          <w14:ligatures w14:val="none"/>
+        </w:rPr>
+        <w:t xml:space="preserve">After graduating from Trinity College in Hartford in 1950, Joe briefly considered a conventional career in the hotel business. Instead, a stint in the kitchens of the Hotel Raleigh in Washington, D.C. awakened his true vocation: cooking. Drafted into the Army during the Korean War, he served as a company cook, armed with little more than a Betty Crocker cookbook and ingenuity. </w:t>
+      </w:r>
+      <w:r>
+        <w:rPr>
+          <w:rFonts w:ascii="Times New Roman" w:eastAsia="Times New Roman" w:hAnsi="Times New Roman" w:cs="Times New Roman"/>
+          <w:kern w:val="0"/>
+          <w14:ligatures w14:val="none"/>
+        </w:rPr>
         <w:lastRenderedPageBreak/>
-        <w:t>Spouse:</w:t>
-      </w:r>
-      <w:r>
-        <w:rPr>
-          <w:rFonts w:ascii="Times New Roman" w:eastAsia="Times New Roman" w:hAnsi="Times New Roman" w:cs="Times New Roman"/>
-          <w:kern w:val="0"/>
-          <w14:ligatures w14:val="none"/>
-        </w:rPr>
-        <w:t xml:space="preserve"> Abigail Wrenn (1936– ).</w:t>
-      </w:r>
-      <w:r>
-        <w:rPr>
-          <w:rFonts w:ascii="Times New Roman" w:eastAsia="Times New Roman" w:hAnsi="Times New Roman" w:cs="Times New Roman"/>
-          <w:kern w:val="0"/>
-          <w14:ligatures w14:val="none"/>
-        </w:rPr>
-        <w:br/>
-      </w:r>
-      <w:r>
-        <w:rPr>
-          <w:rFonts w:ascii="Times New Roman" w:eastAsia="Times New Roman" w:hAnsi="Times New Roman" w:cs="Times New Roman"/>
-          <w:b/>
-          <w:bCs/>
-          <w:kern w:val="0"/>
-          <w14:ligatures w14:val="none"/>
-        </w:rPr>
-        <w:t>Children:</w:t>
-      </w:r>
-      <w:r>
-        <w:rPr>
-          <w:rFonts w:ascii="Times New Roman" w:eastAsia="Times New Roman" w:hAnsi="Times New Roman" w:cs="Times New Roman"/>
-          <w:kern w:val="0"/>
-          <w14:ligatures w14:val="none"/>
-        </w:rPr>
-        <w:t xml:space="preserve"> Annette Tonetti Hyde (1956– ), Phillip Lawrence Hyde (1957– )</w:t>
-      </w:r>
-      <w:r>
-        <w:rPr>
-          <w:rFonts w:ascii="Times New Roman" w:eastAsia="Times New Roman" w:hAnsi="Times New Roman" w:cs="Times New Roman"/>
-          <w:kern w:val="0"/>
-          <w14:ligatures w14:val="none"/>
-        </w:rPr>
-        <w:t>, and Bartholemew Lawrence Hyde (1966–  ).</w:t>
-      </w:r>
-      <w:r>
-        <w:rPr>
-          <w:rFonts w:ascii="Times New Roman" w:eastAsia="Times New Roman" w:hAnsi="Times New Roman" w:cs="Times New Roman"/>
-          <w:kern w:val="0"/>
-          <w14:ligatures w14:val="none"/>
-        </w:rPr>
-        <w:br/>
-      </w:r>
-      <w:r>
-        <w:rPr>
-          <w:rFonts w:ascii="Times New Roman" w:eastAsia="Times New Roman" w:hAnsi="Times New Roman" w:cs="Times New Roman"/>
-          <w:b/>
-          <w:bCs/>
-          <w:kern w:val="0"/>
-          <w14:ligatures w14:val="none"/>
-        </w:rPr>
-        <w:t>Kinship:</w:t>
-      </w:r>
-      <w:r>
-        <w:rPr>
-          <w:rFonts w:ascii="Times New Roman" w:eastAsia="Times New Roman" w:hAnsi="Times New Roman" w:cs="Times New Roman"/>
-          <w:kern w:val="0"/>
-          <w14:ligatures w14:val="none"/>
-        </w:rPr>
-        <w:t xml:space="preserve"> Fifth cousin once removed of the post–World War II Smith generation.</w:t>
-      </w:r>
-    </w:p>
-    <w:p>
-      <w:pPr>
-        <w:spacing w:before="100" w:beforeAutospacing="1" w:after="100" w:afterAutospacing="1" w:line="240" w:lineRule="auto"/>
-        <w:contextualSpacing/>
-        <w:outlineLvl w:val="2"/>
-        <w:rPr>
-          <w:rFonts w:ascii="Times New Roman" w:eastAsia="Times New Roman" w:hAnsi="Times New Roman" w:cs="Times New Roman"/>
-          <w:b/>
-          <w:bCs/>
-          <w:kern w:val="0"/>
-          <w14:ligatures w14:val="none"/>
-        </w:rPr>
-      </w:pPr>
-      <w:r>
-        <w:rPr>
-          <w:rFonts w:ascii="Times New Roman" w:eastAsia="Times New Roman" w:hAnsi="Times New Roman" w:cs="Times New Roman"/>
-          <w:b/>
-          <w:bCs/>
-          <w:kern w:val="0"/>
-          <w14:ligatures w14:val="none"/>
-        </w:rPr>
-        <w:t>Early Life</w:t>
-      </w:r>
-    </w:p>
-    <w:p>
-      <w:pPr>
-        <w:spacing w:before="100" w:beforeAutospacing="1" w:after="100" w:afterAutospacing="1" w:line="240" w:lineRule="auto"/>
-        <w:contextualSpacing/>
-        <w:rPr>
-          <w:rFonts w:ascii="Times New Roman" w:eastAsia="Times New Roman" w:hAnsi="Times New Roman" w:cs="Times New Roman"/>
-          <w:kern w:val="0"/>
-          <w14:ligatures w14:val="none"/>
-        </w:rPr>
-      </w:pPr>
-      <w:r>
-        <w:rPr>
-          <w:rFonts w:ascii="Times New Roman" w:eastAsia="Times New Roman" w:hAnsi="Times New Roman" w:cs="Times New Roman"/>
-          <w:kern w:val="0"/>
-          <w14:ligatures w14:val="none"/>
-        </w:rPr>
-        <w:t>Joseph was born in Palisades in 1927, the middle child of Bobby Hyde and Lydia Lawrence Tonetti. His mother Lydia was the daughter of the sculptor Mary Lawrence Tonetti, the matriarch of Snedens Landing. His father, restless and unconventional, soon left the family and returned to California to marry his childhood sweetheart. The three Hyde children — Angy, Joe, and François — were largely raised in Snedens under the care of “Granny” Tonetti and her faithful butler James.</w:t>
-      </w:r>
-    </w:p>
-    <w:p>
-      <w:pPr>
-        <w:spacing w:before="100" w:beforeAutospacing="1" w:after="100" w:afterAutospacing="1" w:line="240" w:lineRule="auto"/>
-        <w:contextualSpacing/>
-        <w:rPr>
-          <w:rFonts w:ascii="Times New Roman" w:eastAsia="Times New Roman" w:hAnsi="Times New Roman" w:cs="Times New Roman"/>
-          <w:kern w:val="0"/>
-          <w14:ligatures w14:val="none"/>
-        </w:rPr>
-      </w:pPr>
-    </w:p>
-    <w:p>
-      <w:pPr>
-        <w:spacing w:before="100" w:beforeAutospacing="1" w:after="100" w:afterAutospacing="1" w:line="240" w:lineRule="auto"/>
-        <w:contextualSpacing/>
-        <w:outlineLvl w:val="2"/>
-        <w:rPr>
-          <w:rFonts w:ascii="Times New Roman" w:eastAsia="Times New Roman" w:hAnsi="Times New Roman" w:cs="Times New Roman"/>
-          <w:b/>
-          <w:bCs/>
-          <w:kern w:val="0"/>
-          <w14:ligatures w14:val="none"/>
-        </w:rPr>
-      </w:pPr>
-      <w:r>
-        <w:rPr>
-          <w:rFonts w:ascii="Times New Roman" w:eastAsia="Times New Roman" w:hAnsi="Times New Roman" w:cs="Times New Roman"/>
-          <w:b/>
-          <w:bCs/>
-          <w:kern w:val="0"/>
-          <w14:ligatures w14:val="none"/>
-        </w:rPr>
-        <w:t>Culinary Apprenticeship</w:t>
-      </w:r>
-    </w:p>
-    <w:p>
-      <w:pPr>
-        <w:spacing w:before="100" w:beforeAutospacing="1" w:after="100" w:afterAutospacing="1" w:line="240" w:lineRule="auto"/>
-        <w:contextualSpacing/>
-        <w:rPr>
-          <w:rFonts w:ascii="Times New Roman" w:eastAsia="Times New Roman" w:hAnsi="Times New Roman" w:cs="Times New Roman"/>
-          <w:kern w:val="0"/>
-          <w14:ligatures w14:val="none"/>
-        </w:rPr>
-      </w:pPr>
-      <w:r>
-        <w:rPr>
-          <w:rFonts w:ascii="Times New Roman" w:eastAsia="Times New Roman" w:hAnsi="Times New Roman" w:cs="Times New Roman"/>
-          <w:kern w:val="0"/>
-          <w14:ligatures w14:val="none"/>
-        </w:rPr>
-        <w:t>After graduating from Trinity College in Hartford in 1950, Joe briefly considered a conventional career in the hotel business. Instead, a stint in the kitchens of the Hotel Raleigh in Washington, D.C. awakened his true vocation: cooking. Drafted into the Army during the Korean War, he served as a company cook, armed with little more than a Betty Crocker cookbook and ingenuity. He recalled inventing hearty dishes like his famous macaroni-and-hamburger casserole, dubbed “Holy Mattress” by grateful soldiers.</w:t>
-      </w:r>
-    </w:p>
-    <w:p>
-      <w:pPr>
-        <w:spacing w:before="100" w:beforeAutospacing="1" w:after="100" w:afterAutospacing="1" w:line="240" w:lineRule="auto"/>
-        <w:contextualSpacing/>
-        <w:rPr>
-          <w:rFonts w:ascii="Times New Roman" w:eastAsia="Times New Roman" w:hAnsi="Times New Roman" w:cs="Times New Roman"/>
-          <w:kern w:val="0"/>
-          <w14:ligatures w14:val="none"/>
-        </w:rPr>
-      </w:pPr>
-    </w:p>
-    <w:p>
-      <w:pPr>
-        <w:spacing w:before="100" w:beforeAutospacing="1" w:after="100" w:afterAutospacing="1" w:line="240" w:lineRule="auto"/>
-        <w:contextualSpacing/>
-        <w:rPr>
-          <w:rFonts w:ascii="Times New Roman" w:eastAsia="Times New Roman" w:hAnsi="Times New Roman" w:cs="Times New Roman"/>
-          <w:kern w:val="0"/>
-          <w14:ligatures w14:val="none"/>
-        </w:rPr>
-      </w:pPr>
-      <w:r>
-        <w:rPr>
-          <w:rFonts w:ascii="Times New Roman" w:eastAsia="Times New Roman" w:hAnsi="Times New Roman" w:cs="Times New Roman"/>
-          <w:kern w:val="0"/>
-          <w14:ligatures w14:val="none"/>
-        </w:rPr>
-        <w:t xml:space="preserve">Returning to civilian life, Joe apprenticed in France through a UNESCO program. At Chez </w:t>
-      </w:r>
-      <w:proofErr w:type="spellStart"/>
-      <w:r>
-        <w:rPr>
-          <w:rFonts w:ascii="Times New Roman" w:eastAsia="Times New Roman" w:hAnsi="Times New Roman" w:cs="Times New Roman"/>
-          <w:kern w:val="0"/>
-          <w14:ligatures w14:val="none"/>
-        </w:rPr>
-        <w:t>Nandron</w:t>
-      </w:r>
-      <w:proofErr w:type="spellEnd"/>
-      <w:r>
-        <w:rPr>
-          <w:rFonts w:ascii="Times New Roman" w:eastAsia="Times New Roman" w:hAnsi="Times New Roman" w:cs="Times New Roman"/>
-          <w:kern w:val="0"/>
-          <w14:ligatures w14:val="none"/>
-        </w:rPr>
-        <w:t xml:space="preserve"> in Lyon, he endured the humiliation of being an older American novice in a kitchen of teenage apprentices. His size, accent, and clumsy French made him the “grossest thing that had ever happened to French cooking,” as he later joked. But perseverance paid off: he developed a taste for authentic French cuisine and moved on to the renowned </w:t>
-      </w:r>
-      <w:proofErr w:type="spellStart"/>
-      <w:r>
-        <w:rPr>
-          <w:rFonts w:ascii="Times New Roman" w:eastAsia="Times New Roman" w:hAnsi="Times New Roman" w:cs="Times New Roman"/>
-          <w:kern w:val="0"/>
-          <w14:ligatures w14:val="none"/>
-        </w:rPr>
-        <w:t>Pyramide</w:t>
-      </w:r>
-      <w:proofErr w:type="spellEnd"/>
-      <w:r>
-        <w:rPr>
-          <w:rFonts w:ascii="Times New Roman" w:eastAsia="Times New Roman" w:hAnsi="Times New Roman" w:cs="Times New Roman"/>
-          <w:kern w:val="0"/>
-          <w14:ligatures w14:val="none"/>
-        </w:rPr>
-        <w:t xml:space="preserve"> in Vienne, at that time one of the best restaurants in the world.</w:t>
-      </w:r>
-    </w:p>
-    <w:p>
-      <w:pPr>
-        <w:spacing w:before="100" w:beforeAutospacing="1" w:after="100" w:afterAutospacing="1" w:line="240" w:lineRule="auto"/>
-        <w:contextualSpacing/>
-        <w:rPr>
-          <w:rFonts w:ascii="Times New Roman" w:eastAsia="Times New Roman" w:hAnsi="Times New Roman" w:cs="Times New Roman"/>
-          <w:kern w:val="0"/>
-          <w14:ligatures w14:val="none"/>
-        </w:rPr>
-      </w:pPr>
-    </w:p>
-    <w:p>
-      <w:pPr>
-        <w:spacing w:before="100" w:beforeAutospacing="1" w:after="100" w:afterAutospacing="1" w:line="240" w:lineRule="auto"/>
-        <w:contextualSpacing/>
-        <w:rPr>
-          <w:rFonts w:ascii="Times New Roman" w:eastAsia="Times New Roman" w:hAnsi="Times New Roman" w:cs="Times New Roman"/>
-          <w:kern w:val="0"/>
-          <w14:ligatures w14:val="none"/>
-        </w:rPr>
-      </w:pPr>
-      <w:r>
-        <w:rPr>
-          <w:rFonts w:ascii="Times New Roman" w:eastAsia="Times New Roman" w:hAnsi="Times New Roman" w:cs="Times New Roman"/>
-          <w:kern w:val="0"/>
-          <w14:ligatures w14:val="none"/>
-        </w:rPr>
-        <w:t xml:space="preserve">Joe’s enthusiasm for both food and life </w:t>
-      </w:r>
-      <w:proofErr w:type="gramStart"/>
-      <w:r>
-        <w:rPr>
-          <w:rFonts w:ascii="Times New Roman" w:eastAsia="Times New Roman" w:hAnsi="Times New Roman" w:cs="Times New Roman"/>
-          <w:kern w:val="0"/>
-          <w14:ligatures w14:val="none"/>
-        </w:rPr>
-        <w:t>was</w:t>
-      </w:r>
-      <w:proofErr w:type="gramEnd"/>
-      <w:r>
-        <w:rPr>
-          <w:rFonts w:ascii="Times New Roman" w:eastAsia="Times New Roman" w:hAnsi="Times New Roman" w:cs="Times New Roman"/>
-          <w:kern w:val="0"/>
-          <w14:ligatures w14:val="none"/>
-        </w:rPr>
-        <w:t xml:space="preserve"> boundless. A lucky $1,000 win in the French off-track betting system was spent, by local custom, on a marathon feast with nearly two dozen friends. “It was a fantastic, endless meal,” he remembered — pheasants, towering spun-sugar desserts, and champagne served with dust still on the bottles.</w:t>
+        <w:t>He recalled inventing hearty dishes like his famous macaroni-and-hamburger casserole, dubbed “Holy Mattress” by grateful soldiers.</w:t>
+      </w:r>
+    </w:p>
+    <w:p>
+      <w:pPr>
+        <w:spacing w:before="100" w:beforeAutospacing="1" w:after="100" w:afterAutospacing="1" w:line="240" w:lineRule="auto"/>
+        <w:contextualSpacing/>
+        <w:rPr>
+          <w:rFonts w:ascii="Times New Roman" w:eastAsia="Times New Roman" w:hAnsi="Times New Roman" w:cs="Times New Roman"/>
+          <w:kern w:val="0"/>
+          <w14:ligatures w14:val="none"/>
+        </w:rPr>
+      </w:pPr>
+    </w:p>
+    <w:p>
+      <w:pPr>
+        <w:spacing w:before="100" w:beforeAutospacing="1" w:after="100" w:afterAutospacing="1" w:line="240" w:lineRule="auto"/>
+        <w:contextualSpacing/>
+        <w:rPr>
+          <w:rFonts w:ascii="Times New Roman" w:eastAsia="Times New Roman" w:hAnsi="Times New Roman" w:cs="Times New Roman"/>
+          <w:kern w:val="0"/>
+          <w14:ligatures w14:val="none"/>
+        </w:rPr>
+      </w:pPr>
+      <w:r>
+        <w:rPr>
+          <w:rFonts w:ascii="Times New Roman" w:eastAsia="Times New Roman" w:hAnsi="Times New Roman" w:cs="Times New Roman"/>
+          <w:kern w:val="0"/>
+          <w14:ligatures w14:val="none"/>
+        </w:rPr>
+        <w:t>Returning to civilian life, Joe apprenticed in France through a UNESCO program. At Chez Nandron in Lyon, he endured the humiliation of being an older American novice in a kitchen of teenage apprentices. His size, accent, and clumsy French made him the “grossest thing that had ever happened to French cooking,” as he later joked. But perseverance paid off: he developed a taste for authentic French cuisine and moved on to the renowned Pyramide in Vienne, at that time one of the best restaurants in the world.</w:t>
+      </w:r>
+    </w:p>
+    <w:p>
+      <w:pPr>
+        <w:spacing w:before="100" w:beforeAutospacing="1" w:after="100" w:afterAutospacing="1" w:line="240" w:lineRule="auto"/>
+        <w:contextualSpacing/>
+        <w:rPr>
+          <w:rFonts w:ascii="Times New Roman" w:eastAsia="Times New Roman" w:hAnsi="Times New Roman" w:cs="Times New Roman"/>
+          <w:kern w:val="0"/>
+          <w14:ligatures w14:val="none"/>
+        </w:rPr>
+      </w:pPr>
+    </w:p>
+    <w:p>
+      <w:pPr>
+        <w:spacing w:before="100" w:beforeAutospacing="1" w:after="100" w:afterAutospacing="1" w:line="240" w:lineRule="auto"/>
+        <w:contextualSpacing/>
+        <w:rPr>
+          <w:rFonts w:ascii="Times New Roman" w:eastAsia="Times New Roman" w:hAnsi="Times New Roman" w:cs="Times New Roman"/>
+          <w:kern w:val="0"/>
+          <w14:ligatures w14:val="none"/>
+        </w:rPr>
+      </w:pPr>
+      <w:r>
+        <w:rPr>
+          <w:rFonts w:ascii="Times New Roman" w:eastAsia="Times New Roman" w:hAnsi="Times New Roman" w:cs="Times New Roman"/>
+          <w:kern w:val="0"/>
+          <w14:ligatures w14:val="none"/>
+        </w:rPr>
+        <w:t>Joe’s enthusiasm for both food and life was boundless. A lucky $1,000 win in the French off-track betting system was spent, by local custom, on a marathon feast with nearly two dozen friends. “It was a fantastic, endless meal,” he remembered — pheasants, towering spun-sugar desserts, and champagne served with dust still on the bottles.</w:t>
       </w:r>
     </w:p>
     <w:p>
@@ -12406,7 +11479,6 @@
           <w:kern w:val="0"/>
           <w14:ligatures w14:val="none"/>
         </w:rPr>
-        <w:lastRenderedPageBreak/>
         <w:t xml:space="preserve">In 1971, Joe published </w:t>
       </w:r>
       <w:r>
@@ -12479,25 +11551,7 @@
           <w:kern w:val="0"/>
           <w14:ligatures w14:val="none"/>
         </w:rPr>
-        <w:t xml:space="preserve">In later years, Joe lived in Snedens, often in the stone house built by his sister </w:t>
-      </w:r>
-      <w:proofErr w:type="gramStart"/>
-      <w:r>
-        <w:rPr>
-          <w:rFonts w:ascii="Times New Roman" w:eastAsia="Times New Roman" w:hAnsi="Times New Roman" w:cs="Times New Roman"/>
-          <w:kern w:val="0"/>
-          <w14:ligatures w14:val="none"/>
-        </w:rPr>
-        <w:t>Angy, and</w:t>
-      </w:r>
-      <w:proofErr w:type="gramEnd"/>
-      <w:r>
-        <w:rPr>
-          <w:rFonts w:ascii="Times New Roman" w:eastAsia="Times New Roman" w:hAnsi="Times New Roman" w:cs="Times New Roman"/>
-          <w:kern w:val="0"/>
-          <w14:ligatures w14:val="none"/>
-        </w:rPr>
-        <w:t xml:space="preserve"> continued to cater and teach informally. At the senior living facility Dowling Gardens, he became a legend, transforming quiet bingo and poker nights into raucous affairs, to the dismay and delight of the Dominican sisters who scolded him as “young man.”</w:t>
+        <w:t>In later years, Joe lived in Snedens, often in the stone house built by his sister Angy, and continued to cater and teach informally. At the senior living facility Dowling Gardens, he became a legend, transforming quiet bingo and poker nights into raucous affairs, to the dismay and delight of the Dominican sisters who scolded him as “young man.”</w:t>
       </w:r>
     </w:p>
     <w:p>
@@ -12575,6 +11629,7 @@
           <w:kern w:val="0"/>
           <w14:ligatures w14:val="none"/>
         </w:rPr>
+        <w:lastRenderedPageBreak/>
         <w:pict w14:anchorId="137D1405">
           <v:rect id="_x0000_i1030" style="width:0;height:1.5pt" o:hralign="center" o:hrstd="t" o:hr="t" fillcolor="#a0a0a0" stroked="f"/>
         </w:pict>
@@ -13177,8 +12232,186 @@
           <w:kern w:val="0"/>
           <w14:ligatures w14:val="none"/>
         </w:rPr>
-        <w:t xml:space="preserve">helped shape Santa Barbara’s </w:t>
-      </w:r>
+        <w:t>helped shape Santa Barbara’s cultural identity, founding the Community Arts Association and guiding discussions that led to the opening of the new Lobero Theater in 1924. Bobby grew up in Santa Barbara but pursued an adventurous life of his own. After time in Europe, he returned to New York, where he began a career as a writer and became connected with the Lawrence–Tonetti artistic circle in Snedens Landing.</w:t>
+      </w:r>
+    </w:p>
+    <w:p>
+      <w:pPr>
+        <w:spacing w:before="100" w:beforeAutospacing="1" w:after="100" w:afterAutospacing="1" w:line="240" w:lineRule="auto"/>
+        <w:contextualSpacing/>
+        <w:rPr>
+          <w:rFonts w:ascii="Times New Roman" w:eastAsia="Times New Roman" w:hAnsi="Times New Roman" w:cs="Times New Roman"/>
+          <w:kern w:val="0"/>
+          <w14:ligatures w14:val="none"/>
+        </w:rPr>
+      </w:pPr>
+    </w:p>
+    <w:p>
+      <w:pPr>
+        <w:spacing w:before="100" w:beforeAutospacing="1" w:after="100" w:afterAutospacing="1" w:line="240" w:lineRule="auto"/>
+        <w:contextualSpacing/>
+        <w:outlineLvl w:val="2"/>
+        <w:rPr>
+          <w:rFonts w:ascii="Times New Roman" w:eastAsia="Times New Roman" w:hAnsi="Times New Roman" w:cs="Times New Roman"/>
+          <w:b/>
+          <w:bCs/>
+          <w:kern w:val="0"/>
+          <w14:ligatures w14:val="none"/>
+        </w:rPr>
+      </w:pPr>
+      <w:r>
+        <w:rPr>
+          <w:rFonts w:ascii="Times New Roman" w:eastAsia="Times New Roman" w:hAnsi="Times New Roman" w:cs="Times New Roman"/>
+          <w:b/>
+          <w:bCs/>
+          <w:kern w:val="0"/>
+          <w14:ligatures w14:val="none"/>
+        </w:rPr>
+        <w:t>Family and Domestic Life</w:t>
+      </w:r>
+    </w:p>
+    <w:p>
+      <w:pPr>
+        <w:spacing w:before="100" w:beforeAutospacing="1" w:after="100" w:afterAutospacing="1" w:line="240" w:lineRule="auto"/>
+        <w:contextualSpacing/>
+        <w:rPr>
+          <w:rFonts w:ascii="Times New Roman" w:eastAsia="Times New Roman" w:hAnsi="Times New Roman" w:cs="Times New Roman"/>
+          <w:kern w:val="0"/>
+          <w14:ligatures w14:val="none"/>
+        </w:rPr>
+      </w:pPr>
+      <w:r>
+        <w:rPr>
+          <w:rFonts w:ascii="Times New Roman" w:eastAsia="Times New Roman" w:hAnsi="Times New Roman" w:cs="Times New Roman"/>
+          <w:kern w:val="0"/>
+          <w14:ligatures w14:val="none"/>
+        </w:rPr>
+        <w:t>Bobby’s first marriage to Dorothy Borden Hamilton ended tragically when she died soon after the birth of their daughter, Susy. His second marriage, to Lydia Lawrence Tonetti, tied the Hydes into the Lawrence and Tonetti families of Snedens Landing, where the couple lived and raised their three children, Angy, Joe, and Francy. Summers were often spent on Martha’s Vineyard, where Bobby built a family camp on Lake Tashmoo in 1931.</w:t>
+      </w:r>
+    </w:p>
+    <w:p>
+      <w:pPr>
+        <w:spacing w:before="100" w:beforeAutospacing="1" w:after="100" w:afterAutospacing="1" w:line="240" w:lineRule="auto"/>
+        <w:contextualSpacing/>
+        <w:rPr>
+          <w:rFonts w:ascii="Times New Roman" w:eastAsia="Times New Roman" w:hAnsi="Times New Roman" w:cs="Times New Roman"/>
+          <w:kern w:val="0"/>
+          <w14:ligatures w14:val="none"/>
+        </w:rPr>
+      </w:pPr>
+    </w:p>
+    <w:p>
+      <w:pPr>
+        <w:spacing w:before="100" w:beforeAutospacing="1" w:after="100" w:afterAutospacing="1" w:line="240" w:lineRule="auto"/>
+        <w:contextualSpacing/>
+        <w:rPr>
+          <w:rFonts w:ascii="Times New Roman" w:eastAsia="Times New Roman" w:hAnsi="Times New Roman" w:cs="Times New Roman"/>
+          <w:kern w:val="0"/>
+          <w14:ligatures w14:val="none"/>
+        </w:rPr>
+      </w:pPr>
+      <w:r>
+        <w:rPr>
+          <w:rFonts w:ascii="Times New Roman" w:eastAsia="Times New Roman" w:hAnsi="Times New Roman" w:cs="Times New Roman"/>
+          <w:kern w:val="0"/>
+          <w14:ligatures w14:val="none"/>
+        </w:rPr>
+        <w:t xml:space="preserve">In 1932, after Lydia’s untimely death, Bobby reunited with his youthful love, Florence “Floppy” Tuckerman, whom he had first known in Santa Barbara, and returned to California with her. They married and later had a son, </w:t>
+      </w:r>
+      <w:r>
+        <w:rPr>
+          <w:rFonts w:ascii="Times New Roman" w:eastAsia="Times New Roman" w:hAnsi="Times New Roman" w:cs="Times New Roman"/>
+          <w:b/>
+          <w:bCs/>
+          <w:kern w:val="0"/>
+          <w14:ligatures w14:val="none"/>
+        </w:rPr>
+        <w:t>Gavin</w:t>
+      </w:r>
+      <w:r>
+        <w:rPr>
+          <w:rFonts w:ascii="Times New Roman" w:eastAsia="Times New Roman" w:hAnsi="Times New Roman" w:cs="Times New Roman"/>
+          <w:b/>
+          <w:bCs/>
+          <w:kern w:val="0"/>
+          <w14:ligatures w14:val="none"/>
+        </w:rPr>
+        <w:t xml:space="preserve"> Hyde (193</w:t>
+      </w:r>
+      <w:r>
+        <w:rPr>
+          <w:rFonts w:ascii="Times New Roman" w:eastAsia="Times New Roman" w:hAnsi="Times New Roman" w:cs="Times New Roman"/>
+          <w:b/>
+          <w:bCs/>
+          <w:kern w:val="0"/>
+          <w14:ligatures w14:val="none"/>
+        </w:rPr>
+        <w:t>0-2019</w:t>
+      </w:r>
+      <w:r>
+        <w:rPr>
+          <w:rFonts w:ascii="Times New Roman" w:eastAsia="Times New Roman" w:hAnsi="Times New Roman" w:cs="Times New Roman"/>
+          <w:b/>
+          <w:bCs/>
+          <w:kern w:val="0"/>
+          <w14:ligatures w14:val="none"/>
+        </w:rPr>
+        <w:t>)</w:t>
+      </w:r>
+      <w:r>
+        <w:rPr>
+          <w:rFonts w:ascii="Times New Roman" w:eastAsia="Times New Roman" w:hAnsi="Times New Roman" w:cs="Times New Roman"/>
+          <w:kern w:val="0"/>
+          <w14:ligatures w14:val="none"/>
+        </w:rPr>
+        <w:t>.</w:t>
+      </w:r>
+    </w:p>
+    <w:p>
+      <w:pPr>
+        <w:spacing w:before="100" w:beforeAutospacing="1" w:after="100" w:afterAutospacing="1" w:line="240" w:lineRule="auto"/>
+        <w:contextualSpacing/>
+        <w:rPr>
+          <w:rFonts w:ascii="Times New Roman" w:eastAsia="Times New Roman" w:hAnsi="Times New Roman" w:cs="Times New Roman"/>
+          <w:kern w:val="0"/>
+          <w14:ligatures w14:val="none"/>
+        </w:rPr>
+      </w:pPr>
+    </w:p>
+    <w:p>
+      <w:pPr>
+        <w:spacing w:before="100" w:beforeAutospacing="1" w:after="100" w:afterAutospacing="1" w:line="240" w:lineRule="auto"/>
+        <w:contextualSpacing/>
+        <w:outlineLvl w:val="2"/>
+        <w:rPr>
+          <w:rFonts w:ascii="Times New Roman" w:eastAsia="Times New Roman" w:hAnsi="Times New Roman" w:cs="Times New Roman"/>
+          <w:b/>
+          <w:bCs/>
+          <w:kern w:val="0"/>
+          <w14:ligatures w14:val="none"/>
+        </w:rPr>
+      </w:pPr>
+      <w:r>
+        <w:rPr>
+          <w:rFonts w:ascii="Times New Roman" w:eastAsia="Times New Roman" w:hAnsi="Times New Roman" w:cs="Times New Roman"/>
+          <w:b/>
+          <w:bCs/>
+          <w:kern w:val="0"/>
+          <w14:ligatures w14:val="none"/>
+        </w:rPr>
+        <w:t>Mountain Drive and the Bohemian Community</w:t>
+      </w:r>
+    </w:p>
+    <w:p>
+      <w:pPr>
+        <w:spacing w:before="100" w:beforeAutospacing="1" w:after="100" w:afterAutospacing="1" w:line="240" w:lineRule="auto"/>
+        <w:contextualSpacing/>
+        <w:rPr>
+          <w:rFonts w:ascii="Times New Roman" w:eastAsia="Times New Roman" w:hAnsi="Times New Roman" w:cs="Times New Roman"/>
+          <w:kern w:val="0"/>
+          <w14:ligatures w14:val="none"/>
+        </w:rPr>
+      </w:pPr>
       <w:r>
         <w:rPr>
           <w:rFonts w:ascii="Times New Roman" w:eastAsia="Times New Roman" w:hAnsi="Times New Roman" w:cs="Times New Roman"/>
@@ -13186,25 +12419,37 @@
           <w14:ligatures w14:val="none"/>
         </w:rPr>
         <w:lastRenderedPageBreak/>
-        <w:t xml:space="preserve">cultural identity, founding the Community Arts Association and guiding discussions that led to the opening of the new </w:t>
-      </w:r>
-      <w:proofErr w:type="spellStart"/>
-      <w:r>
-        <w:rPr>
-          <w:rFonts w:ascii="Times New Roman" w:eastAsia="Times New Roman" w:hAnsi="Times New Roman" w:cs="Times New Roman"/>
-          <w:kern w:val="0"/>
-          <w14:ligatures w14:val="none"/>
-        </w:rPr>
-        <w:t>Lobero</w:t>
-      </w:r>
-      <w:proofErr w:type="spellEnd"/>
-      <w:r>
-        <w:rPr>
-          <w:rFonts w:ascii="Times New Roman" w:eastAsia="Times New Roman" w:hAnsi="Times New Roman" w:cs="Times New Roman"/>
-          <w:kern w:val="0"/>
-          <w14:ligatures w14:val="none"/>
-        </w:rPr>
-        <w:t xml:space="preserve"> Theater in 1924. Bobby grew up in Santa Barbara but pursued an adventurous life of his own. After time in Europe, he returned to New York, where he began a career as a writer and became connected with the Lawrence–Tonetti artistic circle in Snedens Landing.</w:t>
+        <w:t>Bobby Hyde became a visionary community builder in Santa Barbara. Beginning in 1940, he purchased property in the Mountain Drive area above Montecito. After the Second World War, he began selling one-acre parcels to like-minded neighbors. Building codes were minimal, and residents constructed their homes from local stone, wood, and earth in highly individualistic styles. By the mid-1950s, some 20 families lived in the enclave, growing to 40 by the early 1960s.</w:t>
+      </w:r>
+    </w:p>
+    <w:p>
+      <w:pPr>
+        <w:spacing w:before="100" w:beforeAutospacing="1" w:after="100" w:afterAutospacing="1" w:line="240" w:lineRule="auto"/>
+        <w:contextualSpacing/>
+        <w:rPr>
+          <w:rFonts w:ascii="Times New Roman" w:eastAsia="Times New Roman" w:hAnsi="Times New Roman" w:cs="Times New Roman"/>
+          <w:kern w:val="0"/>
+          <w14:ligatures w14:val="none"/>
+        </w:rPr>
+      </w:pPr>
+    </w:p>
+    <w:p>
+      <w:pPr>
+        <w:spacing w:before="100" w:beforeAutospacing="1" w:after="100" w:afterAutospacing="1" w:line="240" w:lineRule="auto"/>
+        <w:contextualSpacing/>
+        <w:rPr>
+          <w:rFonts w:ascii="Times New Roman" w:eastAsia="Times New Roman" w:hAnsi="Times New Roman" w:cs="Times New Roman"/>
+          <w:kern w:val="0"/>
+          <w14:ligatures w14:val="none"/>
+        </w:rPr>
+      </w:pPr>
+      <w:r>
+        <w:rPr>
+          <w:rFonts w:ascii="Times New Roman" w:eastAsia="Times New Roman" w:hAnsi="Times New Roman" w:cs="Times New Roman"/>
+          <w:kern w:val="0"/>
+          <w14:ligatures w14:val="none"/>
+        </w:rPr>
+        <w:t>The community embodied a bohemian, “live-and-let-live” spirit. Its calendar filled with communal celebrations: the Wine Stomp (first held in 1952, when neighbors stomped the year’s harvest in a giant vat), Twelfth Night Revels, Halloween bonfires, Fourth of July picnics, Bastille Day festivities, and even a Robert Burns Night. The 1960s “Pot Wars,” in which local potters competed to sell wares roadside (often with wine as an extra enticement), laid the groundwork for the later Renaissance Pleasure Faire.</w:t>
       </w:r>
     </w:p>
     <w:p>
@@ -13225,258 +12470,6 @@
         <w:outlineLvl w:val="2"/>
         <w:rPr>
           <w:rFonts w:ascii="Times New Roman" w:eastAsia="Times New Roman" w:hAnsi="Times New Roman" w:cs="Times New Roman"/>
-          <w:b/>
-          <w:bCs/>
-          <w:kern w:val="0"/>
-          <w14:ligatures w14:val="none"/>
-        </w:rPr>
-      </w:pPr>
-      <w:r>
-        <w:rPr>
-          <w:rFonts w:ascii="Times New Roman" w:eastAsia="Times New Roman" w:hAnsi="Times New Roman" w:cs="Times New Roman"/>
-          <w:b/>
-          <w:bCs/>
-          <w:kern w:val="0"/>
-          <w14:ligatures w14:val="none"/>
-        </w:rPr>
-        <w:t>Family and Domestic Life</w:t>
-      </w:r>
-    </w:p>
-    <w:p>
-      <w:pPr>
-        <w:spacing w:before="100" w:beforeAutospacing="1" w:after="100" w:afterAutospacing="1" w:line="240" w:lineRule="auto"/>
-        <w:contextualSpacing/>
-        <w:rPr>
-          <w:rFonts w:ascii="Times New Roman" w:eastAsia="Times New Roman" w:hAnsi="Times New Roman" w:cs="Times New Roman"/>
-          <w:kern w:val="0"/>
-          <w14:ligatures w14:val="none"/>
-        </w:rPr>
-      </w:pPr>
-      <w:r>
-        <w:rPr>
-          <w:rFonts w:ascii="Times New Roman" w:eastAsia="Times New Roman" w:hAnsi="Times New Roman" w:cs="Times New Roman"/>
-          <w:kern w:val="0"/>
-          <w14:ligatures w14:val="none"/>
-        </w:rPr>
-        <w:t xml:space="preserve">Bobby’s first marriage to Dorothy Borden Hamilton ended tragically when she died soon after the birth of their daughter, Susy. His second marriage, to Lydia Lawrence Tonetti, tied the Hydes into the Lawrence and Tonetti families of Snedens Landing, where the couple lived and raised their three children, Angy, Joe, and Francy. Summers were often spent on Martha’s Vineyard, where Bobby built a family camp on Lake </w:t>
-      </w:r>
-      <w:proofErr w:type="spellStart"/>
-      <w:r>
-        <w:rPr>
-          <w:rFonts w:ascii="Times New Roman" w:eastAsia="Times New Roman" w:hAnsi="Times New Roman" w:cs="Times New Roman"/>
-          <w:kern w:val="0"/>
-          <w14:ligatures w14:val="none"/>
-        </w:rPr>
-        <w:t>Tashmoo</w:t>
-      </w:r>
-      <w:proofErr w:type="spellEnd"/>
-      <w:r>
-        <w:rPr>
-          <w:rFonts w:ascii="Times New Roman" w:eastAsia="Times New Roman" w:hAnsi="Times New Roman" w:cs="Times New Roman"/>
-          <w:kern w:val="0"/>
-          <w14:ligatures w14:val="none"/>
-        </w:rPr>
-        <w:t xml:space="preserve"> in 1931.</w:t>
-      </w:r>
-    </w:p>
-    <w:p>
-      <w:pPr>
-        <w:spacing w:before="100" w:beforeAutospacing="1" w:after="100" w:afterAutospacing="1" w:line="240" w:lineRule="auto"/>
-        <w:contextualSpacing/>
-        <w:rPr>
-          <w:rFonts w:ascii="Times New Roman" w:eastAsia="Times New Roman" w:hAnsi="Times New Roman" w:cs="Times New Roman"/>
-          <w:kern w:val="0"/>
-          <w14:ligatures w14:val="none"/>
-        </w:rPr>
-      </w:pPr>
-    </w:p>
-    <w:p>
-      <w:pPr>
-        <w:spacing w:before="100" w:beforeAutospacing="1" w:after="100" w:afterAutospacing="1" w:line="240" w:lineRule="auto"/>
-        <w:contextualSpacing/>
-        <w:rPr>
-          <w:rFonts w:ascii="Times New Roman" w:eastAsia="Times New Roman" w:hAnsi="Times New Roman" w:cs="Times New Roman"/>
-          <w:kern w:val="0"/>
-          <w14:ligatures w14:val="none"/>
-        </w:rPr>
-      </w:pPr>
-      <w:r>
-        <w:rPr>
-          <w:rFonts w:ascii="Times New Roman" w:eastAsia="Times New Roman" w:hAnsi="Times New Roman" w:cs="Times New Roman"/>
-          <w:kern w:val="0"/>
-          <w14:ligatures w14:val="none"/>
-        </w:rPr>
-        <w:t xml:space="preserve">In 1932, after Lydia’s untimely death, Bobby reunited with his youthful love, Florence “Floppy” Tuckerman, whom he had first known in Santa Barbara, and returned to California with her. They married and later had a son, </w:t>
-      </w:r>
-      <w:r>
-        <w:rPr>
-          <w:rFonts w:ascii="Times New Roman" w:eastAsia="Times New Roman" w:hAnsi="Times New Roman" w:cs="Times New Roman"/>
-          <w:b/>
-          <w:bCs/>
-          <w:kern w:val="0"/>
-          <w14:ligatures w14:val="none"/>
-        </w:rPr>
-        <w:t>Gavin</w:t>
-      </w:r>
-      <w:r>
-        <w:rPr>
-          <w:rFonts w:ascii="Times New Roman" w:eastAsia="Times New Roman" w:hAnsi="Times New Roman" w:cs="Times New Roman"/>
-          <w:b/>
-          <w:bCs/>
-          <w:kern w:val="0"/>
-          <w14:ligatures w14:val="none"/>
-        </w:rPr>
-        <w:t xml:space="preserve"> Hyde (193</w:t>
-      </w:r>
-      <w:r>
-        <w:rPr>
-          <w:rFonts w:ascii="Times New Roman" w:eastAsia="Times New Roman" w:hAnsi="Times New Roman" w:cs="Times New Roman"/>
-          <w:b/>
-          <w:bCs/>
-          <w:kern w:val="0"/>
-          <w14:ligatures w14:val="none"/>
-        </w:rPr>
-        <w:t>0-2019</w:t>
-      </w:r>
-      <w:r>
-        <w:rPr>
-          <w:rFonts w:ascii="Times New Roman" w:eastAsia="Times New Roman" w:hAnsi="Times New Roman" w:cs="Times New Roman"/>
-          <w:b/>
-          <w:bCs/>
-          <w:kern w:val="0"/>
-          <w14:ligatures w14:val="none"/>
-        </w:rPr>
-        <w:t>)</w:t>
-      </w:r>
-      <w:r>
-        <w:rPr>
-          <w:rFonts w:ascii="Times New Roman" w:eastAsia="Times New Roman" w:hAnsi="Times New Roman" w:cs="Times New Roman"/>
-          <w:kern w:val="0"/>
-          <w14:ligatures w14:val="none"/>
-        </w:rPr>
-        <w:t>.</w:t>
-      </w:r>
-    </w:p>
-    <w:p>
-      <w:pPr>
-        <w:spacing w:before="100" w:beforeAutospacing="1" w:after="100" w:afterAutospacing="1" w:line="240" w:lineRule="auto"/>
-        <w:contextualSpacing/>
-        <w:rPr>
-          <w:rFonts w:ascii="Times New Roman" w:eastAsia="Times New Roman" w:hAnsi="Times New Roman" w:cs="Times New Roman"/>
-          <w:kern w:val="0"/>
-          <w14:ligatures w14:val="none"/>
-        </w:rPr>
-      </w:pPr>
-    </w:p>
-    <w:p>
-      <w:pPr>
-        <w:spacing w:before="100" w:beforeAutospacing="1" w:after="100" w:afterAutospacing="1" w:line="240" w:lineRule="auto"/>
-        <w:contextualSpacing/>
-        <w:outlineLvl w:val="2"/>
-        <w:rPr>
-          <w:rFonts w:ascii="Times New Roman" w:eastAsia="Times New Roman" w:hAnsi="Times New Roman" w:cs="Times New Roman"/>
-          <w:b/>
-          <w:bCs/>
-          <w:kern w:val="0"/>
-          <w14:ligatures w14:val="none"/>
-        </w:rPr>
-      </w:pPr>
-      <w:r>
-        <w:rPr>
-          <w:rFonts w:ascii="Times New Roman" w:eastAsia="Times New Roman" w:hAnsi="Times New Roman" w:cs="Times New Roman"/>
-          <w:b/>
-          <w:bCs/>
-          <w:kern w:val="0"/>
-          <w14:ligatures w14:val="none"/>
-        </w:rPr>
-        <w:t>Mountain Drive and the Bohemian Community</w:t>
-      </w:r>
-    </w:p>
-    <w:p>
-      <w:pPr>
-        <w:spacing w:before="100" w:beforeAutospacing="1" w:after="100" w:afterAutospacing="1" w:line="240" w:lineRule="auto"/>
-        <w:contextualSpacing/>
-        <w:rPr>
-          <w:rFonts w:ascii="Times New Roman" w:eastAsia="Times New Roman" w:hAnsi="Times New Roman" w:cs="Times New Roman"/>
-          <w:kern w:val="0"/>
-          <w14:ligatures w14:val="none"/>
-        </w:rPr>
-      </w:pPr>
-      <w:r>
-        <w:rPr>
-          <w:rFonts w:ascii="Times New Roman" w:eastAsia="Times New Roman" w:hAnsi="Times New Roman" w:cs="Times New Roman"/>
-          <w:kern w:val="0"/>
-          <w14:ligatures w14:val="none"/>
-        </w:rPr>
-        <w:t xml:space="preserve">Bobby Hyde became a visionary community builder in Santa Barbara. Beginning in 1940, he purchased property in the Mountain Drive area above Montecito. After the Second World War, he began selling one-acre parcels to like-minded neighbors. Building codes were minimal, and residents constructed their homes from local stone, wood, and earth in highly individualistic styles. By the mid-1950s, some 20 families lived </w:t>
-      </w:r>
-      <w:proofErr w:type="gramStart"/>
-      <w:r>
-        <w:rPr>
-          <w:rFonts w:ascii="Times New Roman" w:eastAsia="Times New Roman" w:hAnsi="Times New Roman" w:cs="Times New Roman"/>
-          <w:kern w:val="0"/>
-          <w14:ligatures w14:val="none"/>
-        </w:rPr>
-        <w:t>in</w:t>
-      </w:r>
-      <w:proofErr w:type="gramEnd"/>
-      <w:r>
-        <w:rPr>
-          <w:rFonts w:ascii="Times New Roman" w:eastAsia="Times New Roman" w:hAnsi="Times New Roman" w:cs="Times New Roman"/>
-          <w:kern w:val="0"/>
-          <w14:ligatures w14:val="none"/>
-        </w:rPr>
-        <w:t xml:space="preserve"> the enclave, growing to 40 by the early 1960s.</w:t>
-      </w:r>
-    </w:p>
-    <w:p>
-      <w:pPr>
-        <w:spacing w:before="100" w:beforeAutospacing="1" w:after="100" w:afterAutospacing="1" w:line="240" w:lineRule="auto"/>
-        <w:contextualSpacing/>
-        <w:rPr>
-          <w:rFonts w:ascii="Times New Roman" w:eastAsia="Times New Roman" w:hAnsi="Times New Roman" w:cs="Times New Roman"/>
-          <w:kern w:val="0"/>
-          <w14:ligatures w14:val="none"/>
-        </w:rPr>
-      </w:pPr>
-    </w:p>
-    <w:p>
-      <w:pPr>
-        <w:spacing w:before="100" w:beforeAutospacing="1" w:after="100" w:afterAutospacing="1" w:line="240" w:lineRule="auto"/>
-        <w:contextualSpacing/>
-        <w:rPr>
-          <w:rFonts w:ascii="Times New Roman" w:eastAsia="Times New Roman" w:hAnsi="Times New Roman" w:cs="Times New Roman"/>
-          <w:kern w:val="0"/>
-          <w14:ligatures w14:val="none"/>
-        </w:rPr>
-      </w:pPr>
-      <w:r>
-        <w:rPr>
-          <w:rFonts w:ascii="Times New Roman" w:eastAsia="Times New Roman" w:hAnsi="Times New Roman" w:cs="Times New Roman"/>
-          <w:kern w:val="0"/>
-          <w14:ligatures w14:val="none"/>
-        </w:rPr>
-        <w:t>The community embodied a bohemian, “live-and-let-live” spirit. Its calendar filled with communal celebrations: the Wine Stomp (first held in 1952, when neighbors stomped the year’s harvest in a giant vat), Twelfth Night Revels, Halloween bonfires, Fourth of July picnics, Bastille Day festivities, and even a Robert Burns Night. The 1960s “Pot Wars,” in which local potters competed to sell wares roadside (often with wine as an extra enticement), laid the groundwork for the later Renaissance Pleasure Faire.</w:t>
-      </w:r>
-    </w:p>
-    <w:p>
-      <w:pPr>
-        <w:spacing w:before="100" w:beforeAutospacing="1" w:after="100" w:afterAutospacing="1" w:line="240" w:lineRule="auto"/>
-        <w:contextualSpacing/>
-        <w:rPr>
-          <w:rFonts w:ascii="Times New Roman" w:eastAsia="Times New Roman" w:hAnsi="Times New Roman" w:cs="Times New Roman"/>
-          <w:kern w:val="0"/>
-          <w14:ligatures w14:val="none"/>
-        </w:rPr>
-      </w:pPr>
-    </w:p>
-    <w:p>
-      <w:pPr>
-        <w:spacing w:before="100" w:beforeAutospacing="1" w:after="100" w:afterAutospacing="1" w:line="240" w:lineRule="auto"/>
-        <w:contextualSpacing/>
-        <w:outlineLvl w:val="2"/>
-        <w:rPr>
-          <w:rFonts w:ascii="Times New Roman" w:eastAsia="Times New Roman" w:hAnsi="Times New Roman" w:cs="Times New Roman"/>
           <w:kern w:val="0"/>
           <w14:ligatures w14:val="none"/>
         </w:rPr>
@@ -13508,25 +12501,7 @@
           <w:kern w:val="0"/>
           <w14:ligatures w14:val="none"/>
         </w:rPr>
-        <w:t xml:space="preserve">In 1964, disaster struck when the Coyote Fire swept through the Santa Ynez foothills. Fourteen houses were destroyed, including </w:t>
-      </w:r>
-      <w:proofErr w:type="gramStart"/>
-      <w:r>
-        <w:rPr>
-          <w:rFonts w:ascii="Times New Roman" w:eastAsia="Times New Roman" w:hAnsi="Times New Roman" w:cs="Times New Roman"/>
-          <w:kern w:val="0"/>
-          <w14:ligatures w14:val="none"/>
-        </w:rPr>
-        <w:t>the Hyde</w:t>
-      </w:r>
-      <w:proofErr w:type="gramEnd"/>
-      <w:r>
-        <w:rPr>
-          <w:rFonts w:ascii="Times New Roman" w:eastAsia="Times New Roman" w:hAnsi="Times New Roman" w:cs="Times New Roman"/>
-          <w:kern w:val="0"/>
-          <w14:ligatures w14:val="none"/>
-        </w:rPr>
-        <w:t xml:space="preserve"> home. The family moved back into town, but Bobby’s restless creativity continued. At his property in Painted Cave, he circumvented restrictive building codes by constructing a lake and floating upon it a houseboat–residence, which did not fall under county regulations.</w:t>
+        <w:t>In 1964, disaster struck when the Coyote Fire swept through the Santa Ynez foothills. Fourteen houses were destroyed, including the Hyde home. The family moved back into town, but Bobby’s restless creativity continued. At his property in Painted Cave, he circumvented restrictive building codes by constructing a lake and floating upon it a houseboat–residence, which did not fall under county regulations.</w:t>
       </w:r>
     </w:p>
     <w:p>
@@ -13652,7 +12627,6 @@
           <w:kern w:val="0"/>
           <w14:ligatures w14:val="none"/>
         </w:rPr>
-        <w:lastRenderedPageBreak/>
         <w:t>Bobby Hyde’s legacy was not only as father to a line of creative Hyde children and grandchildren, but as founder of a unique Santa Barbara enclave that embodied freedom, creativity, and community. His experiment in communal bohemian living, rooted in the arts and in shared celebration, became one of the most distinctive cultural stories of postwar California.</w:t>
       </w:r>
     </w:p>
@@ -13726,6 +12700,7 @@
           <w:rFonts w:ascii="Times New Roman" w:hAnsi="Times New Roman" w:cs="Times New Roman"/>
           <w:noProof/>
         </w:rPr>
+        <w:lastRenderedPageBreak/>
         <w:drawing>
           <wp:inline distT="0" distB="0" distL="0" distR="0" wp14:anchorId="35236954" wp14:editId="00A94838">
             <wp:extent cx="1710295" cy="2291938"/>
@@ -14033,73 +13008,37 @@
           <w:kern w:val="0"/>
           <w14:ligatures w14:val="none"/>
         </w:rPr>
-        <w:t xml:space="preserve">, New York, with her father, stepmother Lydia, and three siblings. Summers were spent on Martha’s Vineyard at a summer camp that her father built in 1931 on Lake </w:t>
-      </w:r>
-      <w:proofErr w:type="spellStart"/>
-      <w:r>
-        <w:rPr>
-          <w:rFonts w:ascii="Times New Roman" w:eastAsia="Times New Roman" w:hAnsi="Times New Roman" w:cs="Times New Roman"/>
-          <w:kern w:val="0"/>
-          <w14:ligatures w14:val="none"/>
-        </w:rPr>
-        <w:t>Tashmoo</w:t>
-      </w:r>
-      <w:proofErr w:type="spellEnd"/>
-      <w:r>
-        <w:rPr>
-          <w:rFonts w:ascii="Times New Roman" w:eastAsia="Times New Roman" w:hAnsi="Times New Roman" w:cs="Times New Roman"/>
-          <w:kern w:val="0"/>
-          <w14:ligatures w14:val="none"/>
-        </w:rPr>
-        <w:t>. One winter the family lived in Vineyard Haven, across from Owen Park, where Susy attended Tisbury Elementary School.</w:t>
-      </w:r>
-    </w:p>
-    <w:p>
-      <w:pPr>
-        <w:spacing w:before="100" w:beforeAutospacing="1" w:after="100" w:afterAutospacing="1" w:line="240" w:lineRule="auto"/>
-        <w:contextualSpacing/>
-        <w:rPr>
-          <w:rFonts w:ascii="Times New Roman" w:eastAsia="Times New Roman" w:hAnsi="Times New Roman" w:cs="Times New Roman"/>
-          <w:kern w:val="0"/>
-          <w14:ligatures w14:val="none"/>
-        </w:rPr>
-      </w:pPr>
-    </w:p>
-    <w:p>
-      <w:pPr>
-        <w:spacing w:before="100" w:beforeAutospacing="1" w:after="100" w:afterAutospacing="1" w:line="240" w:lineRule="auto"/>
-        <w:contextualSpacing/>
-        <w:rPr>
-          <w:rFonts w:ascii="Times New Roman" w:eastAsia="Times New Roman" w:hAnsi="Times New Roman" w:cs="Times New Roman"/>
-          <w:kern w:val="0"/>
-          <w14:ligatures w14:val="none"/>
-        </w:rPr>
-      </w:pPr>
-      <w:r>
-        <w:rPr>
-          <w:rFonts w:ascii="Times New Roman" w:eastAsia="Times New Roman" w:hAnsi="Times New Roman" w:cs="Times New Roman"/>
-          <w:kern w:val="0"/>
-          <w14:ligatures w14:val="none"/>
-        </w:rPr>
-        <w:t xml:space="preserve">At fourteen she returned to Santa Barbara to live with her father, who had remarried Florence “Floppy” Tuckerman Andrews. There, school officials discovered that her unconventional father had advanced her </w:t>
-      </w:r>
-      <w:proofErr w:type="gramStart"/>
-      <w:r>
-        <w:rPr>
-          <w:rFonts w:ascii="Times New Roman" w:eastAsia="Times New Roman" w:hAnsi="Times New Roman" w:cs="Times New Roman"/>
-          <w:kern w:val="0"/>
-          <w14:ligatures w14:val="none"/>
-        </w:rPr>
-        <w:t>a grade</w:t>
-      </w:r>
-      <w:proofErr w:type="gramEnd"/>
-      <w:r>
-        <w:rPr>
-          <w:rFonts w:ascii="Times New Roman" w:eastAsia="Times New Roman" w:hAnsi="Times New Roman" w:cs="Times New Roman"/>
-          <w:kern w:val="0"/>
-          <w14:ligatures w14:val="none"/>
-        </w:rPr>
-        <w:t>, but they could not dispute her performance when she graduated just after her seventeenth birthday.</w:t>
+        <w:t>, New York, with her father, stepmother Lydia, and three siblings. Summers were spent on Martha’s Vineyard at a summer camp that her father built in 1931 on Lake Tashmoo. One winter the family lived in Vineyard Haven, across from Owen Park, where Susy attended Tisbury Elementary School.</w:t>
+      </w:r>
+    </w:p>
+    <w:p>
+      <w:pPr>
+        <w:spacing w:before="100" w:beforeAutospacing="1" w:after="100" w:afterAutospacing="1" w:line="240" w:lineRule="auto"/>
+        <w:contextualSpacing/>
+        <w:rPr>
+          <w:rFonts w:ascii="Times New Roman" w:eastAsia="Times New Roman" w:hAnsi="Times New Roman" w:cs="Times New Roman"/>
+          <w:kern w:val="0"/>
+          <w14:ligatures w14:val="none"/>
+        </w:rPr>
+      </w:pPr>
+    </w:p>
+    <w:p>
+      <w:pPr>
+        <w:spacing w:before="100" w:beforeAutospacing="1" w:after="100" w:afterAutospacing="1" w:line="240" w:lineRule="auto"/>
+        <w:contextualSpacing/>
+        <w:rPr>
+          <w:rFonts w:ascii="Times New Roman" w:eastAsia="Times New Roman" w:hAnsi="Times New Roman" w:cs="Times New Roman"/>
+          <w:kern w:val="0"/>
+          <w14:ligatures w14:val="none"/>
+        </w:rPr>
+      </w:pPr>
+      <w:r>
+        <w:rPr>
+          <w:rFonts w:ascii="Times New Roman" w:eastAsia="Times New Roman" w:hAnsi="Times New Roman" w:cs="Times New Roman"/>
+          <w:kern w:val="0"/>
+          <w14:ligatures w14:val="none"/>
+        </w:rPr>
+        <w:t>At fourteen she returned to Santa Barbara to live with her father, who had remarried Florence “Floppy” Tuckerman Andrews. There, school officials discovered that her unconventional father had advanced her a grade, but they could not dispute her performance when she graduated just after her seventeenth birthday.</w:t>
       </w:r>
     </w:p>
     <w:p>
@@ -14153,26 +13092,73 @@
           <w:kern w:val="0"/>
           <w14:ligatures w14:val="none"/>
         </w:rPr>
-        <w:t xml:space="preserve">Susy maintained her ties to Snedens Landing and Martha’s Vineyard. At sixteen, while spending the summer at </w:t>
-      </w:r>
-      <w:proofErr w:type="spellStart"/>
-      <w:r>
-        <w:rPr>
-          <w:rFonts w:ascii="Times New Roman" w:eastAsia="Times New Roman" w:hAnsi="Times New Roman" w:cs="Times New Roman"/>
-          <w:kern w:val="0"/>
-          <w14:ligatures w14:val="none"/>
-        </w:rPr>
-        <w:t>Tashmoo</w:t>
-      </w:r>
-      <w:proofErr w:type="spellEnd"/>
-      <w:r>
-        <w:rPr>
-          <w:rFonts w:ascii="Times New Roman" w:eastAsia="Times New Roman" w:hAnsi="Times New Roman" w:cs="Times New Roman"/>
-          <w:kern w:val="0"/>
-          <w14:ligatures w14:val="none"/>
-        </w:rPr>
-        <w:t xml:space="preserve">, she met Eliot “Bud” Macy, whose family had a summer camp across </w:t>
-      </w:r>
+        <w:t>Susy maintained her ties to Snedens Landing and Martha’s Vineyard. At sixteen, while spending the summer at Tashmoo, she met Eliot “Bud” Macy, whose family had a summer camp across the lake. The two fell in love and were married on July 4, 1942, in a memorable outdoor ceremony beside the Hudson River in Snedens Landing. The bride and bridesmaids arrived by catboat, and the ceremony was performed by Bud’s father, a Congregational minister</w:t>
+      </w:r>
+      <w:r>
+        <w:rPr>
+          <w:rFonts w:ascii="Times New Roman" w:eastAsia="Times New Roman" w:hAnsi="Times New Roman" w:cs="Times New Roman"/>
+          <w:kern w:val="0"/>
+          <w14:ligatures w14:val="none"/>
+        </w:rPr>
+        <w:t>, on July 4, 1942, in a riverbank ceremony under Mary Lawrence Tonetti’s stone pergola.</w:t>
+      </w:r>
+    </w:p>
+    <w:p>
+      <w:pPr>
+        <w:spacing w:before="100" w:beforeAutospacing="1" w:after="100" w:afterAutospacing="1" w:line="240" w:lineRule="auto"/>
+        <w:contextualSpacing/>
+        <w:rPr>
+          <w:rFonts w:ascii="Times New Roman" w:eastAsia="Times New Roman" w:hAnsi="Times New Roman" w:cs="Times New Roman"/>
+          <w:kern w:val="0"/>
+          <w14:ligatures w14:val="none"/>
+        </w:rPr>
+      </w:pPr>
+    </w:p>
+    <w:p>
+      <w:pPr>
+        <w:spacing w:before="100" w:beforeAutospacing="1" w:after="100" w:afterAutospacing="1" w:line="240" w:lineRule="auto"/>
+        <w:contextualSpacing/>
+        <w:rPr>
+          <w:rFonts w:ascii="Times New Roman" w:eastAsia="Times New Roman" w:hAnsi="Times New Roman" w:cs="Times New Roman"/>
+          <w:kern w:val="0"/>
+          <w14:ligatures w14:val="none"/>
+        </w:rPr>
+      </w:pPr>
+    </w:p>
+    <w:p>
+      <w:pPr>
+        <w:spacing w:before="100" w:beforeAutospacing="1" w:after="100" w:afterAutospacing="1" w:line="240" w:lineRule="auto"/>
+        <w:contextualSpacing/>
+        <w:outlineLvl w:val="2"/>
+        <w:rPr>
+          <w:rFonts w:ascii="Times New Roman" w:eastAsia="Times New Roman" w:hAnsi="Times New Roman" w:cs="Times New Roman"/>
+          <w:b/>
+          <w:bCs/>
+          <w:kern w:val="0"/>
+          <w14:ligatures w14:val="none"/>
+        </w:rPr>
+      </w:pPr>
+      <w:r>
+        <w:rPr>
+          <w:rFonts w:ascii="Times New Roman" w:eastAsia="Times New Roman" w:hAnsi="Times New Roman" w:cs="Times New Roman"/>
+          <w:b/>
+          <w:bCs/>
+          <w:kern w:val="0"/>
+          <w14:ligatures w14:val="none"/>
+        </w:rPr>
+        <w:t>Life During and After World War II</w:t>
+      </w:r>
+    </w:p>
+    <w:p>
+      <w:pPr>
+        <w:spacing w:before="100" w:beforeAutospacing="1" w:after="100" w:afterAutospacing="1" w:line="240" w:lineRule="auto"/>
+        <w:contextualSpacing/>
+        <w:rPr>
+          <w:rFonts w:ascii="Times New Roman" w:eastAsia="Times New Roman" w:hAnsi="Times New Roman" w:cs="Times New Roman"/>
+          <w:kern w:val="0"/>
+          <w14:ligatures w14:val="none"/>
+        </w:rPr>
+      </w:pPr>
       <w:r>
         <w:rPr>
           <w:rFonts w:ascii="Times New Roman" w:eastAsia="Times New Roman" w:hAnsi="Times New Roman" w:cs="Times New Roman"/>
@@ -14180,97 +13166,6 @@
           <w14:ligatures w14:val="none"/>
         </w:rPr>
         <w:lastRenderedPageBreak/>
-        <w:t xml:space="preserve">the lake. The two fell in love and were married on July 4, 1942, </w:t>
-      </w:r>
-      <w:proofErr w:type="gramStart"/>
-      <w:r>
-        <w:rPr>
-          <w:rFonts w:ascii="Times New Roman" w:eastAsia="Times New Roman" w:hAnsi="Times New Roman" w:cs="Times New Roman"/>
-          <w:kern w:val="0"/>
-          <w14:ligatures w14:val="none"/>
-        </w:rPr>
-        <w:t>in</w:t>
-      </w:r>
-      <w:proofErr w:type="gramEnd"/>
-      <w:r>
-        <w:rPr>
-          <w:rFonts w:ascii="Times New Roman" w:eastAsia="Times New Roman" w:hAnsi="Times New Roman" w:cs="Times New Roman"/>
-          <w:kern w:val="0"/>
-          <w14:ligatures w14:val="none"/>
-        </w:rPr>
-        <w:t xml:space="preserve"> a memorable outdoor ceremony beside the Hudson River in Snedens Landing. The bride and bridesmaids arrived by catboat, and the ceremony was performed by Bud’s father, a Congregational minister</w:t>
-      </w:r>
-      <w:r>
-        <w:rPr>
-          <w:rFonts w:ascii="Times New Roman" w:eastAsia="Times New Roman" w:hAnsi="Times New Roman" w:cs="Times New Roman"/>
-          <w:kern w:val="0"/>
-          <w14:ligatures w14:val="none"/>
-        </w:rPr>
-        <w:t>, on July 4, 1942, in a riverbank ceremony under Mary Lawrence Tonetti’s stone pergola.</w:t>
-      </w:r>
-    </w:p>
-    <w:p>
-      <w:pPr>
-        <w:spacing w:before="100" w:beforeAutospacing="1" w:after="100" w:afterAutospacing="1" w:line="240" w:lineRule="auto"/>
-        <w:contextualSpacing/>
-        <w:rPr>
-          <w:rFonts w:ascii="Times New Roman" w:eastAsia="Times New Roman" w:hAnsi="Times New Roman" w:cs="Times New Roman"/>
-          <w:kern w:val="0"/>
-          <w14:ligatures w14:val="none"/>
-        </w:rPr>
-      </w:pPr>
-    </w:p>
-    <w:p>
-      <w:pPr>
-        <w:spacing w:before="100" w:beforeAutospacing="1" w:after="100" w:afterAutospacing="1" w:line="240" w:lineRule="auto"/>
-        <w:contextualSpacing/>
-        <w:rPr>
-          <w:rFonts w:ascii="Times New Roman" w:eastAsia="Times New Roman" w:hAnsi="Times New Roman" w:cs="Times New Roman"/>
-          <w:kern w:val="0"/>
-          <w14:ligatures w14:val="none"/>
-        </w:rPr>
-      </w:pPr>
-    </w:p>
-    <w:p>
-      <w:pPr>
-        <w:spacing w:before="100" w:beforeAutospacing="1" w:after="100" w:afterAutospacing="1" w:line="240" w:lineRule="auto"/>
-        <w:contextualSpacing/>
-        <w:outlineLvl w:val="2"/>
-        <w:rPr>
-          <w:rFonts w:ascii="Times New Roman" w:eastAsia="Times New Roman" w:hAnsi="Times New Roman" w:cs="Times New Roman"/>
-          <w:b/>
-          <w:bCs/>
-          <w:kern w:val="0"/>
-          <w14:ligatures w14:val="none"/>
-        </w:rPr>
-      </w:pPr>
-      <w:r>
-        <w:rPr>
-          <w:rFonts w:ascii="Times New Roman" w:eastAsia="Times New Roman" w:hAnsi="Times New Roman" w:cs="Times New Roman"/>
-          <w:b/>
-          <w:bCs/>
-          <w:kern w:val="0"/>
-          <w14:ligatures w14:val="none"/>
-        </w:rPr>
-        <w:t>Life During and After World War II</w:t>
-      </w:r>
-    </w:p>
-    <w:p>
-      <w:pPr>
-        <w:spacing w:before="100" w:beforeAutospacing="1" w:after="100" w:afterAutospacing="1" w:line="240" w:lineRule="auto"/>
-        <w:contextualSpacing/>
-        <w:rPr>
-          <w:rFonts w:ascii="Times New Roman" w:eastAsia="Times New Roman" w:hAnsi="Times New Roman" w:cs="Times New Roman"/>
-          <w:kern w:val="0"/>
-          <w14:ligatures w14:val="none"/>
-        </w:rPr>
-      </w:pPr>
-      <w:r>
-        <w:rPr>
-          <w:rFonts w:ascii="Times New Roman" w:eastAsia="Times New Roman" w:hAnsi="Times New Roman" w:cs="Times New Roman"/>
-          <w:kern w:val="0"/>
-          <w14:ligatures w14:val="none"/>
-        </w:rPr>
         <w:t>Bud was a conscientious objector during World War II and performed alternative service, while Susy briefly supported the war effort working for a defense contractor. She pursued higher education near Bud’s postings, attending classes while he worked in forestry in New York and later in a mental hospital in New Hampshire. She earned her bachelor’s degree in English from Boston University in 1945.</w:t>
       </w:r>
     </w:p>
@@ -14433,25 +13328,7 @@
           <w:kern w:val="0"/>
           <w14:ligatures w14:val="none"/>
         </w:rPr>
-        <w:t xml:space="preserve">In 1974 she became the first School Psychologist for </w:t>
-      </w:r>
-      <w:proofErr w:type="gramStart"/>
-      <w:r>
-        <w:rPr>
-          <w:rFonts w:ascii="Times New Roman" w:eastAsia="Times New Roman" w:hAnsi="Times New Roman" w:cs="Times New Roman"/>
-          <w:kern w:val="0"/>
-          <w14:ligatures w14:val="none"/>
-        </w:rPr>
-        <w:t>the Martha’s</w:t>
-      </w:r>
-      <w:proofErr w:type="gramEnd"/>
-      <w:r>
-        <w:rPr>
-          <w:rFonts w:ascii="Times New Roman" w:eastAsia="Times New Roman" w:hAnsi="Times New Roman" w:cs="Times New Roman"/>
-          <w:kern w:val="0"/>
-          <w14:ligatures w14:val="none"/>
-        </w:rPr>
-        <w:t xml:space="preserve"> Vineyard Regional School System, where she and Bud had summered for years. She continued in that role until her retirement in 1993, though she remained active as a consultant through 2000.</w:t>
+        <w:t>In 1974 she became the first School Psychologist for the Martha’s Vineyard Regional School System, where she and Bud had summered for years. She continued in that role until her retirement in 1993, though she remained active as a consultant through 2000.</w:t>
       </w:r>
     </w:p>
     <w:p>
@@ -14526,16 +13403,6 @@
         </w:rPr>
         <w:t>She and Bud enjoyed nearly sixty–nine years of marriage. After his death in 2011, she divided her time between the Vineyard and the homes of her children in New York. She died in 2016, remembered for her intelligence, independence, commitment to education, and deep devotion to her family.</w:t>
       </w:r>
-    </w:p>
-    <w:p>
-      <w:pPr>
-        <w:pBdr>
-          <w:bottom w:val="single" w:sz="12" w:space="1" w:color="auto"/>
-        </w:pBdr>
-        <w:rPr>
-          <w:rFonts w:ascii="Times New Roman" w:hAnsi="Times New Roman" w:cs="Times New Roman"/>
-        </w:rPr>
-      </w:pPr>
     </w:p>
     <w:p>
       <w:pPr>
@@ -14591,7 +13458,6 @@
         <w:docPartUnique/>
       </w:docPartObj>
     </w:sdtPr>
-    <w:sdtEndPr/>
     <w:sdtContent>
       <w:sdt>
         <w:sdtPr>
@@ -14601,7 +13467,6 @@
             <w:docPartUnique/>
           </w:docPartObj>
         </w:sdtPr>
-        <w:sdtEndPr/>
         <w:sdtContent>
           <w:p>
             <w:pPr>
@@ -14730,41 +13595,13 @@
       <w:pStyle w:val="Header"/>
       <w:rPr>
         <w:rFonts w:ascii="Times New Roman" w:hAnsi="Times New Roman" w:cs="Times New Roman"/>
-        <w:i/>
-        <w:iCs/>
-        <w:sz w:val="20"/>
-        <w:szCs w:val="20"/>
       </w:rPr>
     </w:pPr>
     <w:r>
       <w:rPr>
         <w:rFonts w:ascii="Times New Roman" w:hAnsi="Times New Roman" w:cs="Times New Roman"/>
-        <w:i/>
-        <w:iCs/>
-        <w:sz w:val="20"/>
-        <w:szCs w:val="20"/>
       </w:rPr>
-      <w:t xml:space="preserve">A Litany of Lawrences                         </w:t>
-    </w:r>
-    <w:r>
-      <w:rPr>
-        <w:rFonts w:ascii="Times New Roman" w:hAnsi="Times New Roman" w:cs="Times New Roman"/>
-        <w:i/>
-        <w:iCs/>
-        <w:sz w:val="20"/>
-        <w:szCs w:val="20"/>
-      </w:rPr>
-      <w:t xml:space="preserve">            H                             </w:t>
-    </w:r>
-    <w:r>
-      <w:rPr>
-        <w:rFonts w:ascii="Times New Roman" w:hAnsi="Times New Roman" w:cs="Times New Roman"/>
-        <w:i/>
-        <w:iCs/>
-        <w:sz w:val="20"/>
-        <w:szCs w:val="20"/>
-      </w:rPr>
-      <w:t xml:space="preserve">               An Encyclopedia of an American Family</w:t>
+      <w:t>A Litany of Lawrences                                                    An Encyclopedia of an American Family</w:t>
     </w:r>
   </w:p>
 </w:hdr>
